--- a/DOCUMENTACION/DOC E-COMMERCE (1).docx
+++ b/DOCUMENTACION/DOC E-COMMERCE (1).docx
@@ -360,24 +360,15 @@
           <w:sz w:val="24"/>
           <w:szCs w:val="24"/>
         </w:rPr>
-        <w:t xml:space="preserve">Soto Montaño </w:t>
-      </w:r>
-      <w:proofErr w:type="gramStart"/>
+        <w:t xml:space="preserve">Soto Montaño Gabriel  </w:t>
+      </w:r>
       <w:r>
         <w:rPr>
           <w:sz w:val="24"/>
           <w:szCs w:val="24"/>
         </w:rPr>
-        <w:t xml:space="preserve">Gabriel  </w:t>
-      </w:r>
-      <w:r>
-        <w:rPr>
-          <w:sz w:val="24"/>
-          <w:szCs w:val="24"/>
-        </w:rPr>
         <w:tab/>
       </w:r>
-      <w:proofErr w:type="gramEnd"/>
       <w:r>
         <w:rPr>
           <w:sz w:val="24"/>
@@ -559,6 +550,7 @@
           <w:docPartUnique/>
         </w:docPartObj>
       </w:sdtPr>
+      <w:sdtEndPr/>
       <w:sdtContent>
         <w:p>
           <w:pPr>
@@ -2616,12 +2608,10 @@
         <w:t xml:space="preserve"> de </w:t>
       </w:r>
       <w:proofErr w:type="spellStart"/>
-      <w:proofErr w:type="gramStart"/>
       <w:r>
         <w:t>Usuarios,Roles</w:t>
       </w:r>
       <w:proofErr w:type="spellEnd"/>
-      <w:proofErr w:type="gramEnd"/>
       <w:r>
         <w:t xml:space="preserve"> y Seguridad (RBAC)</w:t>
       </w:r>
@@ -3079,15 +3069,7 @@
         <w:pStyle w:val="Ttulo1"/>
       </w:pPr>
       <w:r>
-        <w:t xml:space="preserve">2 </w:t>
-      </w:r>
-      <w:proofErr w:type="gramStart"/>
-      <w:r>
-        <w:t>Parte</w:t>
-      </w:r>
-      <w:proofErr w:type="gramEnd"/>
-      <w:r>
-        <w:t xml:space="preserve"> I – Fundamentación Teórica </w:t>
+        <w:t xml:space="preserve">2 Parte I – Fundamentación Teórica </w:t>
       </w:r>
     </w:p>
     <w:p>
@@ -3132,12 +3114,10 @@
         <w:t xml:space="preserve">Como </w:t>
       </w:r>
       <w:proofErr w:type="spellStart"/>
-      <w:proofErr w:type="gramStart"/>
       <w:r>
         <w:t>usuario:Conocer</w:t>
       </w:r>
       <w:proofErr w:type="spellEnd"/>
-      <w:proofErr w:type="gramEnd"/>
       <w:r>
         <w:t xml:space="preserve"> detalladamente cómo funciona</w:t>
       </w:r>
@@ -3420,15 +3400,7 @@
     </w:p>
     <w:p>
       <w:r>
-        <w:t xml:space="preserve">Alibaba funciona como el principal ecosistema digital de comercio electrónico mayorista entre </w:t>
-      </w:r>
-      <w:proofErr w:type="gramStart"/>
-      <w:r>
-        <w:t>empresas ,</w:t>
-      </w:r>
-      <w:proofErr w:type="gramEnd"/>
-      <w:r>
-        <w:t xml:space="preserve"> diseñado para articular cadenas de suministro conectando directamente a fabricantes y distribuidores a gran escala con compradores comerciales y minoristas de todo el mundo. Su operativa se fundamenta en transacciones por volumen reguladas por la Cantidad Mínima de Pedido (</w:t>
+        <w:t>Alibaba funciona como el principal ecosistema digital de comercio electrónico mayorista entre empresas , diseñado para articular cadenas de suministro conectando directamente a fabricantes y distribuidores a gran escala con compradores comerciales y minoristas de todo el mundo. Su operativa se fundamenta en transacciones por volumen reguladas por la Cantidad Mínima de Pedido (</w:t>
       </w:r>
       <w:proofErr w:type="spellStart"/>
       <w:r>
@@ -3615,23 +3587,7 @@
     </w:p>
     <w:p>
       <w:r>
-        <w:t xml:space="preserve">Shopify opera como un servicio en la nube enfocado en la venta directa al </w:t>
-      </w:r>
-      <w:proofErr w:type="gramStart"/>
-      <w:r>
-        <w:t>consumidor ,</w:t>
-      </w:r>
-      <w:proofErr w:type="gramEnd"/>
-      <w:r>
-        <w:t xml:space="preserve"> permitiendo a las empresas crear y administrar sus propias tiendas virtuales independientes sin depender de un mercado centralizado. El recorrido del cliente comienza al ingresar a escaparates optimizados para computadoras y teléfonos móviles, donde puede explorar productos, revisar variantes de talla o color con inventario actualizado al instante y procesar la compra mediante una pasarela de pago rápido en un solo paso que cumple con los estándares internacionales de seguridad </w:t>
-      </w:r>
-      <w:proofErr w:type="gramStart"/>
-      <w:r>
-        <w:t>transaccional .</w:t>
-      </w:r>
-      <w:proofErr w:type="gramEnd"/>
-      <w:r>
-        <w:t xml:space="preserve"> Finalmente, la plataforma unifica las operaciones integrando las ventas físicas mediante su sistema de punto de venta y facilitando el rastreo del envío en tiempo real a través de su aplicación integrada.</w:t>
+        <w:t>Shopify opera como un servicio en la nube enfocado en la venta directa al consumidor , permitiendo a las empresas crear y administrar sus propias tiendas virtuales independientes sin depender de un mercado centralizado. El recorrido del cliente comienza al ingresar a escaparates optimizados para computadoras y teléfonos móviles, donde puede explorar productos, revisar variantes de talla o color con inventario actualizado al instante y procesar la compra mediante una pasarela de pago rápido en un solo paso que cumple con los estándares internacionales de seguridad transaccional . Finalmente, la plataforma unifica las operaciones integrando las ventas físicas mediante su sistema de punto de venta y facilitando el rastreo del envío en tiempo real a través de su aplicación integrada.</w:t>
       </w:r>
     </w:p>
     <w:p/>
@@ -4613,15 +4569,7 @@
       </w:pPr>
       <w:r>
         <w:lastRenderedPageBreak/>
-        <w:t xml:space="preserve">3 </w:t>
-      </w:r>
-      <w:proofErr w:type="gramStart"/>
-      <w:r>
-        <w:t>Parte</w:t>
-      </w:r>
-      <w:proofErr w:type="gramEnd"/>
-      <w:r>
-        <w:t xml:space="preserve"> II – Proceso de desarrollo</w:t>
+        <w:t>3 Parte II – Proceso de desarrollo</w:t>
       </w:r>
     </w:p>
     <w:p>
@@ -10737,25 +10685,7 @@
                 <w:sz w:val="18"/>
                 <w:szCs w:val="18"/>
               </w:rPr>
-              <w:t xml:space="preserve"> JSON </w:t>
-            </w:r>
-            <w:proofErr w:type="gramStart"/>
-            <w:r>
-              <w:rPr>
-                <w:rFonts w:ascii="Arial Unicode MS" w:eastAsia="Arial Unicode MS" w:hAnsi="Arial Unicode MS" w:cs="Arial Unicode MS"/>
-                <w:sz w:val="18"/>
-                <w:szCs w:val="18"/>
-              </w:rPr>
-              <w:t>{ "</w:t>
-            </w:r>
-            <w:proofErr w:type="gramEnd"/>
-            <w:r>
-              <w:rPr>
-                <w:rFonts w:ascii="Arial Unicode MS" w:eastAsia="Arial Unicode MS" w:hAnsi="Arial Unicode MS" w:cs="Arial Unicode MS"/>
-                <w:sz w:val="18"/>
-                <w:szCs w:val="18"/>
-              </w:rPr>
-              <w:t xml:space="preserve">email": </w:t>
+              <w:t xml:space="preserve"> JSON { "email": </w:t>
             </w:r>
             <w:proofErr w:type="spellStart"/>
             <w:r>
@@ -10845,25 +10775,7 @@
                 <w:sz w:val="18"/>
                 <w:szCs w:val="18"/>
               </w:rPr>
-              <w:t xml:space="preserve"> ejecuta la siguiente lógica: (a) busca el registro en la tabla usuarios WHERE email </w:t>
-            </w:r>
-            <w:proofErr w:type="gramStart"/>
-            <w:r>
-              <w:rPr>
-                <w:rFonts w:ascii="Arial Unicode MS" w:eastAsia="Arial Unicode MS" w:hAnsi="Arial Unicode MS" w:cs="Arial Unicode MS"/>
-                <w:sz w:val="18"/>
-                <w:szCs w:val="18"/>
-              </w:rPr>
-              <w:t>= :email</w:t>
-            </w:r>
-            <w:proofErr w:type="gramEnd"/>
-            <w:r>
-              <w:rPr>
-                <w:rFonts w:ascii="Arial Unicode MS" w:eastAsia="Arial Unicode MS" w:hAnsi="Arial Unicode MS" w:cs="Arial Unicode MS"/>
-                <w:sz w:val="18"/>
-                <w:szCs w:val="18"/>
-              </w:rPr>
-              <w:t xml:space="preserve"> y estado = 'Activo'; si no existe o estado ≠ 'Activo', retorna HTTP 401 con { "</w:t>
+              <w:t xml:space="preserve"> ejecuta la siguiente lógica: (a) busca el registro en la tabla usuarios WHERE email = :email y estado = 'Activo'; si no existe o estado ≠ 'Activo', retorna HTTP 401 con { "</w:t>
             </w:r>
             <w:proofErr w:type="spellStart"/>
             <w:r>
@@ -11811,23 +11723,13 @@
               <w:t xml:space="preserve"> en app-</w:t>
             </w:r>
             <w:proofErr w:type="spellStart"/>
-            <w:proofErr w:type="gramStart"/>
-            <w:r>
-              <w:rPr>
-                <w:rFonts w:ascii="Arial Unicode MS" w:eastAsia="Arial Unicode MS" w:hAnsi="Arial Unicode MS" w:cs="Arial Unicode MS"/>
-                <w:sz w:val="18"/>
-                <w:szCs w:val="18"/>
-              </w:rPr>
-              <w:t>routing.module</w:t>
-            </w:r>
-            <w:proofErr w:type="gramEnd"/>
-            <w:r>
-              <w:rPr>
-                <w:rFonts w:ascii="Arial Unicode MS" w:eastAsia="Arial Unicode MS" w:hAnsi="Arial Unicode MS" w:cs="Arial Unicode MS"/>
-                <w:sz w:val="18"/>
-                <w:szCs w:val="18"/>
-              </w:rPr>
-              <w:t>.ts</w:t>
+            <w:r>
+              <w:rPr>
+                <w:rFonts w:ascii="Arial Unicode MS" w:eastAsia="Arial Unicode MS" w:hAnsi="Arial Unicode MS" w:cs="Arial Unicode MS"/>
+                <w:sz w:val="18"/>
+                <w:szCs w:val="18"/>
+              </w:rPr>
+              <w:t>routing.module.ts</w:t>
             </w:r>
             <w:proofErr w:type="spellEnd"/>
             <w:r>
@@ -12018,7 +11920,6 @@
               <w:t xml:space="preserve">, </w:t>
             </w:r>
             <w:proofErr w:type="spellStart"/>
-            <w:proofErr w:type="gramStart"/>
             <w:r>
               <w:rPr>
                 <w:sz w:val="18"/>
@@ -12027,7 +11928,6 @@
               <w:t>usuarios.email</w:t>
             </w:r>
             <w:proofErr w:type="spellEnd"/>
-            <w:proofErr w:type="gramEnd"/>
             <w:r>
               <w:rPr>
                 <w:sz w:val="18"/>
@@ -12100,7 +12000,6 @@
               <w:t xml:space="preserve">) con estado = 'Activo'. - Si el usuario es un empleado nuevo registrado por CU07, debe haber completado CU06 (Establecer Primera Contraseña) previamente, lo que cambia </w:t>
             </w:r>
             <w:proofErr w:type="spellStart"/>
-            <w:proofErr w:type="gramStart"/>
             <w:r>
               <w:rPr>
                 <w:sz w:val="18"/>
@@ -12109,7 +12008,6 @@
               <w:t>usuarios.estado</w:t>
             </w:r>
             <w:proofErr w:type="spellEnd"/>
-            <w:proofErr w:type="gramEnd"/>
             <w:r>
               <w:rPr>
                 <w:sz w:val="18"/>
@@ -12134,21 +12032,12 @@
               <w:t xml:space="preserve">, </w:t>
             </w:r>
             <w:proofErr w:type="spellStart"/>
-            <w:proofErr w:type="gramStart"/>
-            <w:r>
-              <w:rPr>
-                <w:sz w:val="18"/>
-                <w:szCs w:val="18"/>
-              </w:rPr>
-              <w:t>roles.nombre</w:t>
-            </w:r>
-            <w:proofErr w:type="gramEnd"/>
-            <w:r>
-              <w:rPr>
-                <w:sz w:val="18"/>
-                <w:szCs w:val="18"/>
-              </w:rPr>
-              <w:t>_rol</w:t>
+            <w:r>
+              <w:rPr>
+                <w:sz w:val="18"/>
+                <w:szCs w:val="18"/>
+              </w:rPr>
+              <w:t>roles.nombre_rol</w:t>
             </w:r>
             <w:proofErr w:type="spellEnd"/>
             <w:r>
@@ -12212,23 +12101,7 @@
                 <w:sz w:val="18"/>
                 <w:szCs w:val="18"/>
               </w:rPr>
-              <w:t>usuarios_</w:t>
-            </w:r>
-            <w:proofErr w:type="gramStart"/>
-            <w:r>
-              <w:rPr>
-                <w:sz w:val="18"/>
-                <w:szCs w:val="18"/>
-              </w:rPr>
-              <w:t>empleados.sucursal</w:t>
-            </w:r>
-            <w:proofErr w:type="gramEnd"/>
-            <w:r>
-              <w:rPr>
-                <w:sz w:val="18"/>
-                <w:szCs w:val="18"/>
-              </w:rPr>
-              <w:t>_id</w:t>
+              <w:t>usuarios_empleados.sucursal_id</w:t>
             </w:r>
             <w:proofErr w:type="spellEnd"/>
             <w:r>
@@ -12331,25 +12204,7 @@
                 <w:sz w:val="18"/>
                 <w:szCs w:val="18"/>
               </w:rPr>
-              <w:t xml:space="preserve"> (móvil). 3. El formulario carga con campos vacíos y validación deshabilitada. 4. El usuario ingresa su correo electrónico en el campo email. El componente ejecuta validación en tiempo real: expresión regular /^[^\s@]+@[^\s@]+</w:t>
-            </w:r>
-            <w:proofErr w:type="gramStart"/>
-            <w:r>
-              <w:rPr>
-                <w:rFonts w:ascii="Arial Unicode MS" w:eastAsia="Arial Unicode MS" w:hAnsi="Arial Unicode MS" w:cs="Arial Unicode MS"/>
-                <w:sz w:val="18"/>
-                <w:szCs w:val="18"/>
-              </w:rPr>
-              <w:t>\.[</w:t>
-            </w:r>
-            <w:proofErr w:type="gramEnd"/>
-            <w:r>
-              <w:rPr>
-                <w:rFonts w:ascii="Arial Unicode MS" w:eastAsia="Arial Unicode MS" w:hAnsi="Arial Unicode MS" w:cs="Arial Unicode MS"/>
-                <w:sz w:val="18"/>
-                <w:szCs w:val="18"/>
-              </w:rPr>
-              <w:t xml:space="preserve">^\s@]+$/ — si no coincide, muestra borde rojo y mensaje "Ingresa un correo válido" debajo del campo. 5. El usuario ingresa su contraseña en el campo </w:t>
+              <w:t xml:space="preserve"> (móvil). 3. El formulario carga con campos vacíos y validación deshabilitada. 4. El usuario ingresa su correo electrónico en el campo email. El componente ejecuta validación en tiempo real: expresión regular /^[^\s@]+@[^\s@]+\.[^\s@]+$/ — si no coincide, muestra borde rojo y mensaje "Ingresa un correo válido" debajo del campo. 5. El usuario ingresa su contraseña en el campo </w:t>
             </w:r>
             <w:proofErr w:type="spellStart"/>
             <w:r>
@@ -12436,27 +12291,7 @@
                 <w:szCs w:val="18"/>
                 <w:lang w:val="en-US"/>
               </w:rPr>
-              <w:t xml:space="preserve">/v1/auth/login con body </w:t>
-            </w:r>
-            <w:proofErr w:type="gramStart"/>
-            <w:r>
-              <w:rPr>
-                <w:rFonts w:ascii="Arial Unicode MS" w:eastAsia="Arial Unicode MS" w:hAnsi="Arial Unicode MS" w:cs="Arial Unicode MS"/>
-                <w:sz w:val="18"/>
-                <w:szCs w:val="18"/>
-                <w:lang w:val="en-US"/>
-              </w:rPr>
-              <w:t>{ email</w:t>
-            </w:r>
-            <w:proofErr w:type="gramEnd"/>
-            <w:r>
-              <w:rPr>
-                <w:rFonts w:ascii="Arial Unicode MS" w:eastAsia="Arial Unicode MS" w:hAnsi="Arial Unicode MS" w:cs="Arial Unicode MS"/>
-                <w:sz w:val="18"/>
-                <w:szCs w:val="18"/>
-                <w:lang w:val="en-US"/>
-              </w:rPr>
-              <w:t xml:space="preserve">, password }. </w:t>
+              <w:t xml:space="preserve">/v1/auth/login con body { email, password }. </w:t>
             </w:r>
             <w:r>
               <w:rPr>
@@ -12482,44 +12317,16 @@
                 <w:sz w:val="18"/>
                 <w:szCs w:val="18"/>
               </w:rPr>
-              <w:t xml:space="preserve"> busca usuarios WHERE email </w:t>
-            </w:r>
-            <w:proofErr w:type="gramStart"/>
-            <w:r>
-              <w:rPr>
-                <w:rFonts w:ascii="Arial Unicode MS" w:eastAsia="Arial Unicode MS" w:hAnsi="Arial Unicode MS" w:cs="Arial Unicode MS"/>
-                <w:sz w:val="18"/>
-                <w:szCs w:val="18"/>
-              </w:rPr>
-              <w:t>= :email</w:t>
-            </w:r>
-            <w:proofErr w:type="gramEnd"/>
-            <w:r>
-              <w:rPr>
-                <w:rFonts w:ascii="Arial Unicode MS" w:eastAsia="Arial Unicode MS" w:hAnsi="Arial Unicode MS" w:cs="Arial Unicode MS"/>
-                <w:sz w:val="18"/>
-                <w:szCs w:val="18"/>
-              </w:rPr>
-              <w:t xml:space="preserve">. Si no existe → E1. Si estado = 'Inactivo' → E2. 9. Verifica </w:t>
-            </w:r>
-            <w:proofErr w:type="spellStart"/>
-            <w:proofErr w:type="gramStart"/>
-            <w:r>
-              <w:rPr>
-                <w:rFonts w:ascii="Arial Unicode MS" w:eastAsia="Arial Unicode MS" w:hAnsi="Arial Unicode MS" w:cs="Arial Unicode MS"/>
-                <w:sz w:val="18"/>
-                <w:szCs w:val="18"/>
-              </w:rPr>
-              <w:t>usuarios.intentos</w:t>
-            </w:r>
-            <w:proofErr w:type="gramEnd"/>
-            <w:r>
-              <w:rPr>
-                <w:rFonts w:ascii="Arial Unicode MS" w:eastAsia="Arial Unicode MS" w:hAnsi="Arial Unicode MS" w:cs="Arial Unicode MS"/>
-                <w:sz w:val="18"/>
-                <w:szCs w:val="18"/>
-              </w:rPr>
-              <w:t>_fallidos</w:t>
+              <w:t xml:space="preserve"> busca usuarios WHERE email = :email. Si no existe → E1. Si estado = 'Inactivo' → E2. 9. Verifica </w:t>
+            </w:r>
+            <w:proofErr w:type="spellStart"/>
+            <w:r>
+              <w:rPr>
+                <w:rFonts w:ascii="Arial Unicode MS" w:eastAsia="Arial Unicode MS" w:hAnsi="Arial Unicode MS" w:cs="Arial Unicode MS"/>
+                <w:sz w:val="18"/>
+                <w:szCs w:val="18"/>
+              </w:rPr>
+              <w:t>usuarios.intentos_fallidos</w:t>
             </w:r>
             <w:proofErr w:type="spellEnd"/>
             <w:r>
@@ -12531,7 +12338,6 @@
               <w:t xml:space="preserve"> &lt; 5. Si ≥ 5 → E3. 10. Verifica </w:t>
             </w:r>
             <w:proofErr w:type="spellStart"/>
-            <w:proofErr w:type="gramStart"/>
             <w:r>
               <w:rPr>
                 <w:rFonts w:ascii="Arial Unicode MS" w:eastAsia="Arial Unicode MS" w:hAnsi="Arial Unicode MS" w:cs="Arial Unicode MS"/>
@@ -12541,7 +12347,6 @@
               <w:t>bcrypt.verify</w:t>
             </w:r>
             <w:proofErr w:type="spellEnd"/>
-            <w:proofErr w:type="gramEnd"/>
             <w:r>
               <w:rPr>
                 <w:rFonts w:ascii="Arial Unicode MS" w:eastAsia="Arial Unicode MS" w:hAnsi="Arial Unicode MS" w:cs="Arial Unicode MS"/>
@@ -12847,21 +12652,12 @@
               <w:t xml:space="preserve">El usuario tiene una sesión activa con JWT válido (expira en 8 horas), puede navegar por las funcionalidades autorizadas según </w:t>
             </w:r>
             <w:proofErr w:type="spellStart"/>
-            <w:proofErr w:type="gramStart"/>
-            <w:r>
-              <w:rPr>
-                <w:sz w:val="18"/>
-                <w:szCs w:val="18"/>
-              </w:rPr>
-              <w:t>roles.permisos</w:t>
-            </w:r>
-            <w:proofErr w:type="gramEnd"/>
-            <w:r>
-              <w:rPr>
-                <w:sz w:val="18"/>
-                <w:szCs w:val="18"/>
-              </w:rPr>
-              <w:t>_json</w:t>
+            <w:r>
+              <w:rPr>
+                <w:sz w:val="18"/>
+                <w:szCs w:val="18"/>
+              </w:rPr>
+              <w:t>roles.permisos_json</w:t>
             </w:r>
             <w:proofErr w:type="spellEnd"/>
             <w:r>
@@ -12933,23 +12729,7 @@
                 <w:sz w:val="18"/>
                 <w:szCs w:val="18"/>
               </w:rPr>
-              <w:t xml:space="preserve"> = </w:t>
-            </w:r>
-            <w:proofErr w:type="gramStart"/>
-            <w:r>
-              <w:rPr>
-                <w:sz w:val="18"/>
-                <w:szCs w:val="18"/>
-              </w:rPr>
-              <w:t>NOW(</w:t>
-            </w:r>
-            <w:proofErr w:type="gramEnd"/>
-            <w:r>
-              <w:rPr>
-                <w:sz w:val="18"/>
-                <w:szCs w:val="18"/>
-              </w:rPr>
-              <w:t>).</w:t>
+              <w:t xml:space="preserve"> = NOW().</w:t>
             </w:r>
           </w:p>
         </w:tc>
@@ -12994,7 +12774,6 @@
               <w:t xml:space="preserve">- E1: Credenciales inválidas. Si </w:t>
             </w:r>
             <w:proofErr w:type="spellStart"/>
-            <w:proofErr w:type="gramStart"/>
             <w:r>
               <w:rPr>
                 <w:sz w:val="18"/>
@@ -13003,7 +12782,6 @@
               <w:t>usuarios.email</w:t>
             </w:r>
             <w:proofErr w:type="spellEnd"/>
-            <w:proofErr w:type="gramEnd"/>
             <w:r>
               <w:rPr>
                 <w:sz w:val="18"/>
@@ -13092,21 +12870,12 @@
               <w:t xml:space="preserve"> de error (color rojo, duración 5s) con el mensaje exacto. Se incrementa </w:t>
             </w:r>
             <w:proofErr w:type="spellStart"/>
-            <w:proofErr w:type="gramStart"/>
-            <w:r>
-              <w:rPr>
-                <w:sz w:val="18"/>
-                <w:szCs w:val="18"/>
-              </w:rPr>
-              <w:t>usuarios.intentos</w:t>
-            </w:r>
-            <w:proofErr w:type="gramEnd"/>
-            <w:r>
-              <w:rPr>
-                <w:sz w:val="18"/>
-                <w:szCs w:val="18"/>
-              </w:rPr>
-              <w:t>_fallidos</w:t>
+            <w:r>
+              <w:rPr>
+                <w:sz w:val="18"/>
+                <w:szCs w:val="18"/>
+              </w:rPr>
+              <w:t>usuarios.intentos_fallidos</w:t>
             </w:r>
             <w:proofErr w:type="spellEnd"/>
             <w:r>
@@ -13130,31 +12899,15 @@
                 <w:sz w:val="18"/>
                 <w:szCs w:val="18"/>
               </w:rPr>
-              <w:t xml:space="preserve">: </w:t>
-            </w:r>
-            <w:proofErr w:type="gramStart"/>
-            <w:r>
-              <w:rPr>
-                <w:sz w:val="18"/>
-                <w:szCs w:val="18"/>
-              </w:rPr>
-              <w:t xml:space="preserve">{ </w:t>
-            </w:r>
-            <w:proofErr w:type="spellStart"/>
-            <w:r>
-              <w:rPr>
-                <w:sz w:val="18"/>
-                <w:szCs w:val="18"/>
-              </w:rPr>
-              <w:t>accion</w:t>
-            </w:r>
-            <w:proofErr w:type="gramEnd"/>
-            <w:r>
-              <w:rPr>
-                <w:sz w:val="18"/>
-                <w:szCs w:val="18"/>
-              </w:rPr>
-              <w:t>_sql</w:t>
+              <w:t xml:space="preserve">: { </w:t>
+            </w:r>
+            <w:proofErr w:type="spellStart"/>
+            <w:r>
+              <w:rPr>
+                <w:sz w:val="18"/>
+                <w:szCs w:val="18"/>
+              </w:rPr>
+              <w:t>accion_sql</w:t>
             </w:r>
             <w:proofErr w:type="spellEnd"/>
             <w:r>
@@ -13245,7 +12998,6 @@
               <w:t xml:space="preserve">: 'Credenciales inválidas' } }. No se revela si el email existe o no (previene enumeración de usuarios). - E2: Cuenta deshabilitada. Si </w:t>
             </w:r>
             <w:proofErr w:type="spellStart"/>
-            <w:proofErr w:type="gramStart"/>
             <w:r>
               <w:rPr>
                 <w:sz w:val="18"/>
@@ -13254,7 +13006,6 @@
               <w:t>usuarios.estado</w:t>
             </w:r>
             <w:proofErr w:type="spellEnd"/>
-            <w:proofErr w:type="gramEnd"/>
             <w:r>
               <w:rPr>
                 <w:sz w:val="18"/>
@@ -13292,23 +13043,7 @@
                 <w:sz w:val="18"/>
                 <w:szCs w:val="18"/>
               </w:rPr>
-              <w:t>": "Tu cuenta está deshabilitada. Contacta al administrador de Tiendas Montaño.</w:t>
-            </w:r>
-            <w:proofErr w:type="gramStart"/>
-            <w:r>
-              <w:rPr>
-                <w:sz w:val="18"/>
-                <w:szCs w:val="18"/>
-              </w:rPr>
-              <w:t>" }</w:t>
-            </w:r>
-            <w:proofErr w:type="gramEnd"/>
-            <w:r>
-              <w:rPr>
-                <w:sz w:val="18"/>
-                <w:szCs w:val="18"/>
-              </w:rPr>
-              <w:t xml:space="preserve">. El </w:t>
+              <w:t xml:space="preserve">": "Tu cuenta está deshabilitada. Contacta al administrador de Tiendas Montaño." }. El </w:t>
             </w:r>
             <w:proofErr w:type="spellStart"/>
             <w:r>
@@ -13359,21 +13094,12 @@
               <w:t xml:space="preserve">. - E3: Cuenta bloqueada por intentos. Si </w:t>
             </w:r>
             <w:proofErr w:type="spellStart"/>
-            <w:proofErr w:type="gramStart"/>
-            <w:r>
-              <w:rPr>
-                <w:sz w:val="18"/>
-                <w:szCs w:val="18"/>
-              </w:rPr>
-              <w:t>usuarios.intentos</w:t>
-            </w:r>
-            <w:proofErr w:type="gramEnd"/>
-            <w:r>
-              <w:rPr>
-                <w:sz w:val="18"/>
-                <w:szCs w:val="18"/>
-              </w:rPr>
-              <w:t>_fallidos</w:t>
+            <w:r>
+              <w:rPr>
+                <w:sz w:val="18"/>
+                <w:szCs w:val="18"/>
+              </w:rPr>
+              <w:t>usuarios.intentos_fallidos</w:t>
             </w:r>
             <w:proofErr w:type="spellEnd"/>
             <w:r>
@@ -13445,18 +13171,9 @@
                 <w:sz w:val="18"/>
                 <w:szCs w:val="18"/>
               </w:rPr>
-              <w:t xml:space="preserve"> &gt; 0, retorna HTTP 429 con </w:t>
-            </w:r>
-            <w:proofErr w:type="gramStart"/>
-            <w:r>
-              <w:rPr>
-                <w:sz w:val="18"/>
-                <w:szCs w:val="18"/>
-              </w:rPr>
-              <w:t>{ "</w:t>
-            </w:r>
-            <w:proofErr w:type="spellStart"/>
-            <w:proofErr w:type="gramEnd"/>
+              <w:t xml:space="preserve"> &gt; 0, retorna HTTP 429 con { "</w:t>
+            </w:r>
+            <w:proofErr w:type="spellStart"/>
             <w:r>
               <w:rPr>
                 <w:sz w:val="18"/>
@@ -13470,23 +13187,7 @@
                 <w:sz w:val="18"/>
                 <w:szCs w:val="18"/>
               </w:rPr>
-              <w:t>": "Demasiados intentos fallidos. Tu cuenta está bloqueada temporalmente. Intenta de nuevo en X minutos.</w:t>
-            </w:r>
-            <w:proofErr w:type="gramStart"/>
-            <w:r>
-              <w:rPr>
-                <w:sz w:val="18"/>
-                <w:szCs w:val="18"/>
-              </w:rPr>
-              <w:t>" }</w:t>
-            </w:r>
-            <w:proofErr w:type="gramEnd"/>
-            <w:r>
-              <w:rPr>
-                <w:sz w:val="18"/>
-                <w:szCs w:val="18"/>
-              </w:rPr>
-              <w:t xml:space="preserve">. El </w:t>
+              <w:t xml:space="preserve">": "Demasiados intentos fallidos. Tu cuenta está bloqueada temporalmente. Intenta de nuevo en X minutos." }. El </w:t>
             </w:r>
             <w:proofErr w:type="spellStart"/>
             <w:r>
@@ -13550,23 +13251,7 @@
                 <w:sz w:val="18"/>
                 <w:szCs w:val="18"/>
               </w:rPr>
-              <w:t xml:space="preserve"> = 0 y permite el intento. - E4: Token JWT expirado (sesión previa). Si el usuario ya tenía un JWT </w:t>
-            </w:r>
-            <w:proofErr w:type="gramStart"/>
-            <w:r>
-              <w:rPr>
-                <w:sz w:val="18"/>
-                <w:szCs w:val="18"/>
-              </w:rPr>
-              <w:t>almacenado</w:t>
-            </w:r>
-            <w:proofErr w:type="gramEnd"/>
-            <w:r>
-              <w:rPr>
-                <w:sz w:val="18"/>
-                <w:szCs w:val="18"/>
-              </w:rPr>
-              <w:t xml:space="preserve"> pero expiró, el </w:t>
+              <w:t xml:space="preserve"> = 0 y permite el intento. - E4: Token JWT expirado (sesión previa). Si el usuario ya tenía un JWT almacenado pero expiró, el </w:t>
             </w:r>
             <w:proofErr w:type="spellStart"/>
             <w:r>
@@ -15147,23 +14832,7 @@
                 <w:sz w:val="18"/>
                 <w:szCs w:val="18"/>
               </w:rPr>
-              <w:t xml:space="preserve">1. El usuario presiona su avatar en la barra superior (web) o abre el </w:t>
-            </w:r>
-            <w:proofErr w:type="gramStart"/>
-            <w:r>
-              <w:rPr>
-                <w:sz w:val="18"/>
-                <w:szCs w:val="18"/>
-              </w:rPr>
-              <w:t>menú hamburguesa</w:t>
-            </w:r>
-            <w:proofErr w:type="gramEnd"/>
-            <w:r>
-              <w:rPr>
-                <w:sz w:val="18"/>
-                <w:szCs w:val="18"/>
-              </w:rPr>
-              <w:t xml:space="preserve"> (móvil). 2. El </w:t>
+              <w:t xml:space="preserve">1. El usuario presiona su avatar en la barra superior (web) o abre el menú hamburguesa (móvil). 2. El </w:t>
             </w:r>
             <w:proofErr w:type="spellStart"/>
             <w:r>
@@ -15328,23 +14997,7 @@
                 <w:sz w:val="18"/>
                 <w:szCs w:val="18"/>
               </w:rPr>
-              <w:t xml:space="preserve"> del JWT (sin verificar expiración — permite </w:t>
-            </w:r>
-            <w:proofErr w:type="gramStart"/>
-            <w:r>
-              <w:rPr>
-                <w:sz w:val="18"/>
-                <w:szCs w:val="18"/>
-              </w:rPr>
-              <w:t>cerrar</w:t>
-            </w:r>
-            <w:proofErr w:type="gramEnd"/>
-            <w:r>
-              <w:rPr>
-                <w:sz w:val="18"/>
-                <w:szCs w:val="18"/>
-              </w:rPr>
-              <w:t xml:space="preserve"> aunque el token esté por expirar). </w:t>
+              <w:t xml:space="preserve"> del JWT (sin verificar expiración — permite cerrar aunque el token esté por expirar). </w:t>
             </w:r>
             <w:r>
               <w:rPr>
@@ -15406,34 +15059,78 @@
                 <w:szCs w:val="18"/>
                 <w:lang w:val="en-US"/>
               </w:rPr>
+              <w:t xml:space="preserve">: { </w:t>
+            </w:r>
+            <w:proofErr w:type="spellStart"/>
+            <w:r>
+              <w:rPr>
+                <w:sz w:val="18"/>
+                <w:szCs w:val="18"/>
+                <w:lang w:val="en-US"/>
+              </w:rPr>
+              <w:t>jti</w:t>
+            </w:r>
+            <w:proofErr w:type="spellEnd"/>
+            <w:r>
+              <w:rPr>
+                <w:sz w:val="18"/>
+                <w:szCs w:val="18"/>
+                <w:lang w:val="en-US"/>
+              </w:rPr>
               <w:t xml:space="preserve">: </w:t>
             </w:r>
-            <w:proofErr w:type="gramStart"/>
+            <w:proofErr w:type="spellStart"/>
             <w:r>
               <w:rPr>
                 <w:sz w:val="18"/>
                 <w:szCs w:val="18"/>
                 <w:lang w:val="en-US"/>
               </w:rPr>
-              <w:t xml:space="preserve">{ </w:t>
-            </w:r>
-            <w:proofErr w:type="spellStart"/>
+              <w:t>payload.jti</w:t>
+            </w:r>
+            <w:proofErr w:type="spellEnd"/>
             <w:r>
               <w:rPr>
                 <w:sz w:val="18"/>
                 <w:szCs w:val="18"/>
                 <w:lang w:val="en-US"/>
               </w:rPr>
-              <w:t>jti</w:t>
-            </w:r>
-            <w:proofErr w:type="spellEnd"/>
-            <w:proofErr w:type="gramEnd"/>
+              <w:t xml:space="preserve">, </w:t>
+            </w:r>
+            <w:proofErr w:type="spellStart"/>
             <w:r>
               <w:rPr>
                 <w:sz w:val="18"/>
                 <w:szCs w:val="18"/>
                 <w:lang w:val="en-US"/>
               </w:rPr>
+              <w:t>token_type</w:t>
+            </w:r>
+            <w:proofErr w:type="spellEnd"/>
+            <w:r>
+              <w:rPr>
+                <w:sz w:val="18"/>
+                <w:szCs w:val="18"/>
+                <w:lang w:val="en-US"/>
+              </w:rPr>
+              <w:t xml:space="preserve">: 'access', </w:t>
+            </w:r>
+            <w:proofErr w:type="spellStart"/>
+            <w:r>
+              <w:rPr>
+                <w:sz w:val="18"/>
+                <w:szCs w:val="18"/>
+                <w:lang w:val="en-US"/>
+              </w:rPr>
+              <w:t>expires_at</w:t>
+            </w:r>
+            <w:proofErr w:type="spellEnd"/>
+            <w:r>
+              <w:rPr>
+                <w:sz w:val="18"/>
+                <w:szCs w:val="18"/>
+                <w:lang w:val="en-US"/>
+              </w:rPr>
               <w:t xml:space="preserve">: </w:t>
             </w:r>
             <w:proofErr w:type="spellStart"/>
@@ -15443,7 +15140,7 @@
                 <w:szCs w:val="18"/>
                 <w:lang w:val="en-US"/>
               </w:rPr>
-              <w:t>payload.jti</w:t>
+              <w:t>payload.exp</w:t>
             </w:r>
             <w:proofErr w:type="spellEnd"/>
             <w:r>
@@ -15461,7 +15158,7 @@
                 <w:szCs w:val="18"/>
                 <w:lang w:val="en-US"/>
               </w:rPr>
-              <w:t>token_type</w:t>
+              <w:t>usuario_id</w:t>
             </w:r>
             <w:proofErr w:type="spellEnd"/>
             <w:r>
@@ -15470,7 +15167,7 @@
                 <w:szCs w:val="18"/>
                 <w:lang w:val="en-US"/>
               </w:rPr>
-              <w:t xml:space="preserve">: 'access', </w:t>
+              <w:t xml:space="preserve">: </w:t>
             </w:r>
             <w:proofErr w:type="spellStart"/>
             <w:r>
@@ -15479,7 +15176,7 @@
                 <w:szCs w:val="18"/>
                 <w:lang w:val="en-US"/>
               </w:rPr>
-              <w:t>expires_at</w:t>
+              <w:t>payload.sub</w:t>
             </w:r>
             <w:proofErr w:type="spellEnd"/>
             <w:r>
@@ -15488,7 +15185,7 @@
                 <w:szCs w:val="18"/>
                 <w:lang w:val="en-US"/>
               </w:rPr>
-              <w:t xml:space="preserve">: </w:t>
+              <w:t xml:space="preserve">, </w:t>
             </w:r>
             <w:proofErr w:type="spellStart"/>
             <w:r>
@@ -15497,7 +15194,7 @@
                 <w:szCs w:val="18"/>
                 <w:lang w:val="en-US"/>
               </w:rPr>
-              <w:t>payload.exp</w:t>
+              <w:t>created_at</w:t>
             </w:r>
             <w:proofErr w:type="spellEnd"/>
             <w:r>
@@ -15506,60 +15203,6 @@
                 <w:szCs w:val="18"/>
                 <w:lang w:val="en-US"/>
               </w:rPr>
-              <w:t xml:space="preserve">, </w:t>
-            </w:r>
-            <w:proofErr w:type="spellStart"/>
-            <w:r>
-              <w:rPr>
-                <w:sz w:val="18"/>
-                <w:szCs w:val="18"/>
-                <w:lang w:val="en-US"/>
-              </w:rPr>
-              <w:t>usuario_id</w:t>
-            </w:r>
-            <w:proofErr w:type="spellEnd"/>
-            <w:r>
-              <w:rPr>
-                <w:sz w:val="18"/>
-                <w:szCs w:val="18"/>
-                <w:lang w:val="en-US"/>
-              </w:rPr>
-              <w:t xml:space="preserve">: </w:t>
-            </w:r>
-            <w:proofErr w:type="spellStart"/>
-            <w:r>
-              <w:rPr>
-                <w:sz w:val="18"/>
-                <w:szCs w:val="18"/>
-                <w:lang w:val="en-US"/>
-              </w:rPr>
-              <w:t>payload.sub</w:t>
-            </w:r>
-            <w:proofErr w:type="spellEnd"/>
-            <w:r>
-              <w:rPr>
-                <w:sz w:val="18"/>
-                <w:szCs w:val="18"/>
-                <w:lang w:val="en-US"/>
-              </w:rPr>
-              <w:t xml:space="preserve">, </w:t>
-            </w:r>
-            <w:proofErr w:type="spellStart"/>
-            <w:r>
-              <w:rPr>
-                <w:sz w:val="18"/>
-                <w:szCs w:val="18"/>
-                <w:lang w:val="en-US"/>
-              </w:rPr>
-              <w:t>created_at</w:t>
-            </w:r>
-            <w:proofErr w:type="spellEnd"/>
-            <w:r>
-              <w:rPr>
-                <w:sz w:val="18"/>
-                <w:szCs w:val="18"/>
-                <w:lang w:val="en-US"/>
-              </w:rPr>
               <w:t xml:space="preserve">: NOW() }. 9. </w:t>
             </w:r>
             <w:r>
@@ -15599,31 +15242,15 @@
                 <w:sz w:val="18"/>
                 <w:szCs w:val="18"/>
               </w:rPr>
-              <w:t xml:space="preserve">: </w:t>
-            </w:r>
-            <w:proofErr w:type="gramStart"/>
-            <w:r>
-              <w:rPr>
-                <w:sz w:val="18"/>
-                <w:szCs w:val="18"/>
-              </w:rPr>
-              <w:t xml:space="preserve">{ </w:t>
-            </w:r>
-            <w:proofErr w:type="spellStart"/>
-            <w:r>
-              <w:rPr>
-                <w:sz w:val="18"/>
-                <w:szCs w:val="18"/>
-              </w:rPr>
-              <w:t>accion</w:t>
-            </w:r>
-            <w:proofErr w:type="gramEnd"/>
-            <w:r>
-              <w:rPr>
-                <w:sz w:val="18"/>
-                <w:szCs w:val="18"/>
-              </w:rPr>
-              <w:t>_sql</w:t>
+              <w:t xml:space="preserve">: { </w:t>
+            </w:r>
+            <w:proofErr w:type="spellStart"/>
+            <w:r>
+              <w:rPr>
+                <w:sz w:val="18"/>
+                <w:szCs w:val="18"/>
+              </w:rPr>
+              <w:t>accion_sql</w:t>
             </w:r>
             <w:proofErr w:type="spellEnd"/>
             <w:r>
@@ -16895,23 +16522,7 @@
                 <w:sz w:val="18"/>
                 <w:szCs w:val="18"/>
               </w:rPr>
-              <w:t xml:space="preserve"> </w:t>
-            </w:r>
-            <w:proofErr w:type="gramStart"/>
-            <w:r>
-              <w:rPr>
-                <w:sz w:val="18"/>
-                <w:szCs w:val="18"/>
-              </w:rPr>
-              <w:t>{ "</w:t>
-            </w:r>
-            <w:proofErr w:type="gramEnd"/>
-            <w:r>
-              <w:rPr>
-                <w:sz w:val="18"/>
-                <w:szCs w:val="18"/>
-              </w:rPr>
-              <w:t xml:space="preserve">nombre": </w:t>
+              <w:t xml:space="preserve"> { "nombre": </w:t>
             </w:r>
             <w:proofErr w:type="spellStart"/>
             <w:r>
@@ -17438,7 +17049,6 @@
               <w:t>- No debe existir un registro en la tabla usuarios con el mismo email (</w:t>
             </w:r>
             <w:proofErr w:type="spellStart"/>
-            <w:proofErr w:type="gramStart"/>
             <w:r>
               <w:rPr>
                 <w:rFonts w:ascii="Arial Unicode MS" w:eastAsia="Arial Unicode MS" w:hAnsi="Arial Unicode MS" w:cs="Arial Unicode MS"/>
@@ -17448,7 +17058,6 @@
               <w:t>usuarios.email</w:t>
             </w:r>
             <w:proofErr w:type="spellEnd"/>
-            <w:proofErr w:type="gramEnd"/>
             <w:r>
               <w:rPr>
                 <w:rFonts w:ascii="Arial Unicode MS" w:eastAsia="Arial Unicode MS" w:hAnsi="Arial Unicode MS" w:cs="Arial Unicode MS"/>
@@ -17837,17 +17446,81 @@
                 <w:sz w:val="18"/>
                 <w:szCs w:val="18"/>
               </w:rPr>
-              <w:t xml:space="preserve"> INSERT en usuarios: </w:t>
-            </w:r>
-            <w:proofErr w:type="gramStart"/>
-            <w:r>
-              <w:rPr>
-                <w:sz w:val="18"/>
-                <w:szCs w:val="18"/>
-              </w:rPr>
-              <w:t>{ email</w:t>
-            </w:r>
-            <w:proofErr w:type="gramEnd"/>
+              <w:t xml:space="preserve"> INSERT en usuarios: { email, </w:t>
+            </w:r>
+            <w:proofErr w:type="spellStart"/>
+            <w:r>
+              <w:rPr>
+                <w:sz w:val="18"/>
+                <w:szCs w:val="18"/>
+              </w:rPr>
+              <w:t>password_hash</w:t>
+            </w:r>
+            <w:proofErr w:type="spellEnd"/>
+            <w:r>
+              <w:rPr>
+                <w:sz w:val="18"/>
+                <w:szCs w:val="18"/>
+              </w:rPr>
+              <w:t xml:space="preserve">, nombre, rol: 'Cliente', estado: 'Activo', </w:t>
+            </w:r>
+            <w:proofErr w:type="spellStart"/>
+            <w:r>
+              <w:rPr>
+                <w:sz w:val="18"/>
+                <w:szCs w:val="18"/>
+              </w:rPr>
+              <w:t>fecha_creacion</w:t>
+            </w:r>
+            <w:proofErr w:type="spellEnd"/>
+            <w:r>
+              <w:rPr>
+                <w:sz w:val="18"/>
+                <w:szCs w:val="18"/>
+              </w:rPr>
+              <w:t xml:space="preserve">: NOW() }. 15. </w:t>
+            </w:r>
+            <w:proofErr w:type="spellStart"/>
+            <w:r>
+              <w:rPr>
+                <w:sz w:val="18"/>
+                <w:szCs w:val="18"/>
+              </w:rPr>
+              <w:t>Backend</w:t>
+            </w:r>
+            <w:proofErr w:type="spellEnd"/>
+            <w:r>
+              <w:rPr>
+                <w:sz w:val="18"/>
+                <w:szCs w:val="18"/>
+              </w:rPr>
+              <w:t xml:space="preserve"> INSERT en clientes: { </w:t>
+            </w:r>
+            <w:proofErr w:type="spellStart"/>
+            <w:r>
+              <w:rPr>
+                <w:sz w:val="18"/>
+                <w:szCs w:val="18"/>
+              </w:rPr>
+              <w:t>usuario_id</w:t>
+            </w:r>
+            <w:proofErr w:type="spellEnd"/>
+            <w:r>
+              <w:rPr>
+                <w:sz w:val="18"/>
+                <w:szCs w:val="18"/>
+              </w:rPr>
+              <w:t xml:space="preserve">, nombre, email, </w:t>
+            </w:r>
+            <w:proofErr w:type="spellStart"/>
+            <w:r>
+              <w:rPr>
+                <w:sz w:val="18"/>
+                <w:szCs w:val="18"/>
+              </w:rPr>
+              <w:t>telefono</w:t>
+            </w:r>
+            <w:proofErr w:type="spellEnd"/>
             <w:r>
               <w:rPr>
                 <w:sz w:val="18"/>
@@ -17861,31 +17534,118 @@
                 <w:sz w:val="18"/>
                 <w:szCs w:val="18"/>
               </w:rPr>
-              <w:t>password_hash</w:t>
-            </w:r>
-            <w:proofErr w:type="spellEnd"/>
-            <w:r>
-              <w:rPr>
-                <w:sz w:val="18"/>
-                <w:szCs w:val="18"/>
-              </w:rPr>
-              <w:t xml:space="preserve">, nombre, rol: 'Cliente', estado: 'Activo', </w:t>
-            </w:r>
-            <w:proofErr w:type="spellStart"/>
-            <w:r>
-              <w:rPr>
-                <w:sz w:val="18"/>
-                <w:szCs w:val="18"/>
-              </w:rPr>
-              <w:t>fecha_creacion</w:t>
-            </w:r>
-            <w:proofErr w:type="spellEnd"/>
-            <w:r>
-              <w:rPr>
-                <w:sz w:val="18"/>
-                <w:szCs w:val="18"/>
-              </w:rPr>
-              <w:t xml:space="preserve">: NOW() }. 15. </w:t>
+              <w:t>fecha_registro</w:t>
+            </w:r>
+            <w:proofErr w:type="spellEnd"/>
+            <w:r>
+              <w:rPr>
+                <w:sz w:val="18"/>
+                <w:szCs w:val="18"/>
+              </w:rPr>
+              <w:t xml:space="preserve">: NOW(), </w:t>
+            </w:r>
+            <w:proofErr w:type="spellStart"/>
+            <w:r>
+              <w:rPr>
+                <w:sz w:val="18"/>
+                <w:szCs w:val="18"/>
+              </w:rPr>
+              <w:t>preferencias_json</w:t>
+            </w:r>
+            <w:proofErr w:type="spellEnd"/>
+            <w:r>
+              <w:rPr>
+                <w:sz w:val="18"/>
+                <w:szCs w:val="18"/>
+              </w:rPr>
+              <w:t xml:space="preserve">: "{}" }. </w:t>
+            </w:r>
+            <w:r>
+              <w:rPr>
+                <w:sz w:val="18"/>
+                <w:szCs w:val="18"/>
+                <w:lang w:val="en-US"/>
+              </w:rPr>
+              <w:t xml:space="preserve">16. Backend INSERT </w:t>
+            </w:r>
+            <w:proofErr w:type="spellStart"/>
+            <w:r>
+              <w:rPr>
+                <w:sz w:val="18"/>
+                <w:szCs w:val="18"/>
+                <w:lang w:val="en-US"/>
+              </w:rPr>
+              <w:t>en</w:t>
+            </w:r>
+            <w:proofErr w:type="spellEnd"/>
+            <w:r>
+              <w:rPr>
+                <w:sz w:val="18"/>
+                <w:szCs w:val="18"/>
+                <w:lang w:val="en-US"/>
+              </w:rPr>
+              <w:t xml:space="preserve"> </w:t>
+            </w:r>
+            <w:proofErr w:type="spellStart"/>
+            <w:r>
+              <w:rPr>
+                <w:sz w:val="18"/>
+                <w:szCs w:val="18"/>
+                <w:lang w:val="en-US"/>
+              </w:rPr>
+              <w:t>email_confirmations</w:t>
+            </w:r>
+            <w:proofErr w:type="spellEnd"/>
+            <w:r>
+              <w:rPr>
+                <w:sz w:val="18"/>
+                <w:szCs w:val="18"/>
+                <w:lang w:val="en-US"/>
+              </w:rPr>
+              <w:t xml:space="preserve">: { </w:t>
+            </w:r>
+            <w:proofErr w:type="spellStart"/>
+            <w:r>
+              <w:rPr>
+                <w:sz w:val="18"/>
+                <w:szCs w:val="18"/>
+                <w:lang w:val="en-US"/>
+              </w:rPr>
+              <w:t>usuario_id</w:t>
+            </w:r>
+            <w:proofErr w:type="spellEnd"/>
+            <w:r>
+              <w:rPr>
+                <w:sz w:val="18"/>
+                <w:szCs w:val="18"/>
+                <w:lang w:val="en-US"/>
+              </w:rPr>
+              <w:t xml:space="preserve">, token: UUID, </w:t>
+            </w:r>
+            <w:proofErr w:type="spellStart"/>
+            <w:r>
+              <w:rPr>
+                <w:sz w:val="18"/>
+                <w:szCs w:val="18"/>
+                <w:lang w:val="en-US"/>
+              </w:rPr>
+              <w:t>expires_at</w:t>
+            </w:r>
+            <w:proofErr w:type="spellEnd"/>
+            <w:r>
+              <w:rPr>
+                <w:sz w:val="18"/>
+                <w:szCs w:val="18"/>
+                <w:lang w:val="en-US"/>
+              </w:rPr>
+              <w:t xml:space="preserve">: NOW()+24h, used: false }. </w:t>
+            </w:r>
+            <w:r>
+              <w:rPr>
+                <w:sz w:val="18"/>
+                <w:szCs w:val="18"/>
+              </w:rPr>
+              <w:t xml:space="preserve">17. </w:t>
             </w:r>
             <w:proofErr w:type="spellStart"/>
             <w:r>
@@ -17901,192 +17661,7 @@
                 <w:sz w:val="18"/>
                 <w:szCs w:val="18"/>
               </w:rPr>
-              <w:t xml:space="preserve"> INSERT en clientes: </w:t>
-            </w:r>
-            <w:proofErr w:type="gramStart"/>
-            <w:r>
-              <w:rPr>
-                <w:sz w:val="18"/>
-                <w:szCs w:val="18"/>
-              </w:rPr>
-              <w:t xml:space="preserve">{ </w:t>
-            </w:r>
-            <w:proofErr w:type="spellStart"/>
-            <w:r>
-              <w:rPr>
-                <w:sz w:val="18"/>
-                <w:szCs w:val="18"/>
-              </w:rPr>
-              <w:t>usuario</w:t>
-            </w:r>
-            <w:proofErr w:type="gramEnd"/>
-            <w:r>
-              <w:rPr>
-                <w:sz w:val="18"/>
-                <w:szCs w:val="18"/>
-              </w:rPr>
-              <w:t>_id</w:t>
-            </w:r>
-            <w:proofErr w:type="spellEnd"/>
-            <w:r>
-              <w:rPr>
-                <w:sz w:val="18"/>
-                <w:szCs w:val="18"/>
-              </w:rPr>
-              <w:t xml:space="preserve">, nombre, email, </w:t>
-            </w:r>
-            <w:proofErr w:type="spellStart"/>
-            <w:r>
-              <w:rPr>
-                <w:sz w:val="18"/>
-                <w:szCs w:val="18"/>
-              </w:rPr>
-              <w:t>telefono</w:t>
-            </w:r>
-            <w:proofErr w:type="spellEnd"/>
-            <w:r>
-              <w:rPr>
-                <w:sz w:val="18"/>
-                <w:szCs w:val="18"/>
-              </w:rPr>
-              <w:t xml:space="preserve">, </w:t>
-            </w:r>
-            <w:proofErr w:type="spellStart"/>
-            <w:r>
-              <w:rPr>
-                <w:sz w:val="18"/>
-                <w:szCs w:val="18"/>
-              </w:rPr>
-              <w:t>fecha_registro</w:t>
-            </w:r>
-            <w:proofErr w:type="spellEnd"/>
-            <w:r>
-              <w:rPr>
-                <w:sz w:val="18"/>
-                <w:szCs w:val="18"/>
-              </w:rPr>
-              <w:t xml:space="preserve">: NOW(), </w:t>
-            </w:r>
-            <w:proofErr w:type="spellStart"/>
-            <w:r>
-              <w:rPr>
-                <w:sz w:val="18"/>
-                <w:szCs w:val="18"/>
-              </w:rPr>
-              <w:t>preferencias_json</w:t>
-            </w:r>
-            <w:proofErr w:type="spellEnd"/>
-            <w:r>
-              <w:rPr>
-                <w:sz w:val="18"/>
-                <w:szCs w:val="18"/>
-              </w:rPr>
-              <w:t xml:space="preserve">: "{}" }. </w:t>
-            </w:r>
-            <w:r>
-              <w:rPr>
-                <w:sz w:val="18"/>
-                <w:szCs w:val="18"/>
-                <w:lang w:val="en-US"/>
-              </w:rPr>
-              <w:t xml:space="preserve">16. Backend INSERT </w:t>
-            </w:r>
-            <w:proofErr w:type="spellStart"/>
-            <w:r>
-              <w:rPr>
-                <w:sz w:val="18"/>
-                <w:szCs w:val="18"/>
-                <w:lang w:val="en-US"/>
-              </w:rPr>
-              <w:t>en</w:t>
-            </w:r>
-            <w:proofErr w:type="spellEnd"/>
-            <w:r>
-              <w:rPr>
-                <w:sz w:val="18"/>
-                <w:szCs w:val="18"/>
-                <w:lang w:val="en-US"/>
-              </w:rPr>
-              <w:t xml:space="preserve"> </w:t>
-            </w:r>
-            <w:proofErr w:type="spellStart"/>
-            <w:r>
-              <w:rPr>
-                <w:sz w:val="18"/>
-                <w:szCs w:val="18"/>
-                <w:lang w:val="en-US"/>
-              </w:rPr>
-              <w:t>email_confirmations</w:t>
-            </w:r>
-            <w:proofErr w:type="spellEnd"/>
-            <w:r>
-              <w:rPr>
-                <w:sz w:val="18"/>
-                <w:szCs w:val="18"/>
-                <w:lang w:val="en-US"/>
-              </w:rPr>
-              <w:t xml:space="preserve">: </w:t>
-            </w:r>
-            <w:proofErr w:type="gramStart"/>
-            <w:r>
-              <w:rPr>
-                <w:sz w:val="18"/>
-                <w:szCs w:val="18"/>
-                <w:lang w:val="en-US"/>
-              </w:rPr>
-              <w:t xml:space="preserve">{ </w:t>
-            </w:r>
-            <w:proofErr w:type="spellStart"/>
-            <w:r>
-              <w:rPr>
-                <w:sz w:val="18"/>
-                <w:szCs w:val="18"/>
-                <w:lang w:val="en-US"/>
-              </w:rPr>
-              <w:t>usuario</w:t>
-            </w:r>
-            <w:proofErr w:type="gramEnd"/>
-            <w:r>
-              <w:rPr>
-                <w:sz w:val="18"/>
-                <w:szCs w:val="18"/>
-                <w:lang w:val="en-US"/>
-              </w:rPr>
-              <w:t>_id</w:t>
-            </w:r>
-            <w:proofErr w:type="spellEnd"/>
-            <w:r>
-              <w:rPr>
-                <w:sz w:val="18"/>
-                <w:szCs w:val="18"/>
-                <w:lang w:val="en-US"/>
-              </w:rPr>
-              <w:t xml:space="preserve">, token: UUID, </w:t>
-            </w:r>
-            <w:proofErr w:type="spellStart"/>
-            <w:r>
-              <w:rPr>
-                <w:sz w:val="18"/>
-                <w:szCs w:val="18"/>
-                <w:lang w:val="en-US"/>
-              </w:rPr>
-              <w:t>expires_at</w:t>
-            </w:r>
-            <w:proofErr w:type="spellEnd"/>
-            <w:r>
-              <w:rPr>
-                <w:sz w:val="18"/>
-                <w:szCs w:val="18"/>
-                <w:lang w:val="en-US"/>
-              </w:rPr>
-              <w:t xml:space="preserve">: NOW()+24h, used: false }. </w:t>
-            </w:r>
-            <w:r>
-              <w:rPr>
-                <w:sz w:val="18"/>
-                <w:szCs w:val="18"/>
-              </w:rPr>
-              <w:t xml:space="preserve">17. </w:t>
+              <w:t xml:space="preserve"> envía email de bienvenida. 18. </w:t>
             </w:r>
             <w:proofErr w:type="spellStart"/>
             <w:r>
@@ -18102,22 +17677,6 @@
                 <w:sz w:val="18"/>
                 <w:szCs w:val="18"/>
               </w:rPr>
-              <w:t xml:space="preserve"> envía email de bienvenida. 18. </w:t>
-            </w:r>
-            <w:proofErr w:type="spellStart"/>
-            <w:r>
-              <w:rPr>
-                <w:sz w:val="18"/>
-                <w:szCs w:val="18"/>
-              </w:rPr>
-              <w:t>Backend</w:t>
-            </w:r>
-            <w:proofErr w:type="spellEnd"/>
-            <w:r>
-              <w:rPr>
-                <w:sz w:val="18"/>
-                <w:szCs w:val="18"/>
-              </w:rPr>
               <w:t xml:space="preserve"> INSERT en </w:t>
             </w:r>
             <w:proofErr w:type="spellStart"/>
@@ -18134,31 +17693,15 @@
                 <w:sz w:val="18"/>
                 <w:szCs w:val="18"/>
               </w:rPr>
-              <w:t xml:space="preserve">: </w:t>
-            </w:r>
-            <w:proofErr w:type="gramStart"/>
-            <w:r>
-              <w:rPr>
-                <w:sz w:val="18"/>
-                <w:szCs w:val="18"/>
-              </w:rPr>
-              <w:t xml:space="preserve">{ </w:t>
-            </w:r>
-            <w:proofErr w:type="spellStart"/>
-            <w:r>
-              <w:rPr>
-                <w:sz w:val="18"/>
-                <w:szCs w:val="18"/>
-              </w:rPr>
-              <w:t>accion</w:t>
-            </w:r>
-            <w:proofErr w:type="gramEnd"/>
-            <w:r>
-              <w:rPr>
-                <w:sz w:val="18"/>
-                <w:szCs w:val="18"/>
-              </w:rPr>
-              <w:t>_sql</w:t>
+              <w:t xml:space="preserve">: { </w:t>
+            </w:r>
+            <w:proofErr w:type="spellStart"/>
+            <w:r>
+              <w:rPr>
+                <w:sz w:val="18"/>
+                <w:szCs w:val="18"/>
+              </w:rPr>
+              <w:t>accion_sql</w:t>
             </w:r>
             <w:proofErr w:type="spellEnd"/>
             <w:r>
@@ -18295,21 +17838,12 @@
               <w:t xml:space="preserve">Existe un registro activo en la tabla usuarios (rol='Cliente', estado='Activo') y un registro vinculado en la tabla clientes. El usuario puede iniciar sesión (CU01), acceder al catálogo (CU16), hacer reservas (CU28), comprar (CU34, CU35) y usar el vestidor virtual (CU32). Las preferencias se inicializan vacías en </w:t>
             </w:r>
             <w:proofErr w:type="spellStart"/>
-            <w:proofErr w:type="gramStart"/>
-            <w:r>
-              <w:rPr>
-                <w:sz w:val="18"/>
-                <w:szCs w:val="18"/>
-              </w:rPr>
-              <w:t>clientes.preferencias</w:t>
-            </w:r>
-            <w:proofErr w:type="gramEnd"/>
-            <w:r>
-              <w:rPr>
-                <w:sz w:val="18"/>
-                <w:szCs w:val="18"/>
-              </w:rPr>
-              <w:t>_json</w:t>
+            <w:r>
+              <w:rPr>
+                <w:sz w:val="18"/>
+                <w:szCs w:val="18"/>
+              </w:rPr>
+              <w:t>clientes.preferencias_json</w:t>
             </w:r>
             <w:proofErr w:type="spellEnd"/>
             <w:r>
@@ -18363,39 +17897,7 @@
                 <w:sz w:val="18"/>
                 <w:szCs w:val="18"/>
               </w:rPr>
-              <w:t xml:space="preserve">- E1: Email ya registrado. HTTP 409 "Ya existe una cuenta con este correo electrónico." Foco y borde rojo en email. - E2: Contraseña débil. "La contraseña debe tener al menos 8 caracteres, una mayúscula, una minúscula, un número y un carácter especial </w:t>
-            </w:r>
-            <w:proofErr w:type="gramStart"/>
-            <w:r>
-              <w:rPr>
-                <w:sz w:val="18"/>
-                <w:szCs w:val="18"/>
-              </w:rPr>
-              <w:t>(!@</w:t>
-            </w:r>
-            <w:proofErr w:type="gramEnd"/>
-            <w:r>
-              <w:rPr>
-                <w:sz w:val="18"/>
-                <w:szCs w:val="18"/>
-              </w:rPr>
-              <w:t xml:space="preserve">#$%^&amp;*)." Botón deshabilitado. - E3: Contraseñas no coinciden. "Las contraseñas no coinciden." - E4: Nombre muy corto. "El nombre debe tener al menos 2 caracteres." - E5: Email en formato inválido. "Ingresa un correo electrónico válido." - E6: Términos no aceptados. Botón deshabilitado. - E7: Error de servidor (HTTP 500). "Error al crear la cuenta. Intenta de nuevo en unos momentos." - E8: Error de envío de email. El cliente se registra </w:t>
-            </w:r>
-            <w:proofErr w:type="gramStart"/>
-            <w:r>
-              <w:rPr>
-                <w:sz w:val="18"/>
-                <w:szCs w:val="18"/>
-              </w:rPr>
-              <w:t>igualmente</w:t>
-            </w:r>
-            <w:proofErr w:type="gramEnd"/>
-            <w:r>
-              <w:rPr>
-                <w:sz w:val="18"/>
-                <w:szCs w:val="18"/>
-              </w:rPr>
-              <w:t xml:space="preserve"> pero se alerta al Administrador.</w:t>
+              <w:t>- E1: Email ya registrado. HTTP 409 "Ya existe una cuenta con este correo electrónico." Foco y borde rojo en email. - E2: Contraseña débil. "La contraseña debe tener al menos 8 caracteres, una mayúscula, una minúscula, un número y un carácter especial (!@#$%^&amp;*)." Botón deshabilitado. - E3: Contraseñas no coinciden. "Las contraseñas no coinciden." - E4: Nombre muy corto. "El nombre debe tener al menos 2 caracteres." - E5: Email en formato inválido. "Ingresa un correo electrónico válido." - E6: Términos no aceptados. Botón deshabilitado. - E7: Error de servidor (HTTP 500). "Error al crear la cuenta. Intenta de nuevo en unos momentos." - E8: Error de envío de email. El cliente se registra igualmente pero se alerta al Administrador.</w:t>
             </w:r>
           </w:p>
         </w:tc>
@@ -18763,19 +18265,9 @@
                 <w:sz w:val="18"/>
                 <w:szCs w:val="18"/>
               </w:rPr>
-              <w:t xml:space="preserve"> </w:t>
-            </w:r>
-            <w:proofErr w:type="gramStart"/>
-            <w:r>
-              <w:rPr>
-                <w:rFonts w:ascii="Arial Unicode MS" w:eastAsia="Arial Unicode MS" w:hAnsi="Arial Unicode MS" w:cs="Arial Unicode MS"/>
-                <w:sz w:val="18"/>
-                <w:szCs w:val="18"/>
-              </w:rPr>
-              <w:t>{ "</w:t>
-            </w:r>
-            <w:proofErr w:type="spellStart"/>
-            <w:proofErr w:type="gramEnd"/>
+              <w:t xml:space="preserve"> { "</w:t>
+            </w:r>
+            <w:proofErr w:type="spellStart"/>
             <w:r>
               <w:rPr>
                 <w:rFonts w:ascii="Arial Unicode MS" w:eastAsia="Arial Unicode MS" w:hAnsi="Arial Unicode MS" w:cs="Arial Unicode MS"/>
@@ -18884,7 +18376,6 @@
               <w:t xml:space="preserve">; (b) consulta usuarios; (c) </w:t>
             </w:r>
             <w:proofErr w:type="spellStart"/>
-            <w:proofErr w:type="gramStart"/>
             <w:r>
               <w:rPr>
                 <w:rFonts w:ascii="Arial Unicode MS" w:eastAsia="Arial Unicode MS" w:hAnsi="Arial Unicode MS" w:cs="Arial Unicode MS"/>
@@ -18894,7 +18385,6 @@
               <w:t>bcrypt.verify</w:t>
             </w:r>
             <w:proofErr w:type="spellEnd"/>
-            <w:proofErr w:type="gramEnd"/>
             <w:r>
               <w:rPr>
                 <w:rFonts w:ascii="Arial Unicode MS" w:eastAsia="Arial Unicode MS" w:hAnsi="Arial Unicode MS" w:cs="Arial Unicode MS"/>
@@ -19366,21 +18856,12 @@
               <w:t xml:space="preserve">Contraseña actualizada en </w:t>
             </w:r>
             <w:proofErr w:type="spellStart"/>
-            <w:proofErr w:type="gramStart"/>
-            <w:r>
-              <w:rPr>
-                <w:sz w:val="18"/>
-                <w:szCs w:val="18"/>
-              </w:rPr>
-              <w:t>usuarios.password</w:t>
-            </w:r>
-            <w:proofErr w:type="gramEnd"/>
-            <w:r>
-              <w:rPr>
-                <w:sz w:val="18"/>
-                <w:szCs w:val="18"/>
-              </w:rPr>
-              <w:t>_hash</w:t>
+            <w:r>
+              <w:rPr>
+                <w:sz w:val="18"/>
+                <w:szCs w:val="18"/>
+              </w:rPr>
+              <w:t>usuarios.password_hash</w:t>
             </w:r>
             <w:proofErr w:type="spellEnd"/>
             <w:r>
@@ -19816,25 +19297,7 @@
                 <w:sz w:val="18"/>
                 <w:szCs w:val="18"/>
               </w:rPr>
-              <w:t xml:space="preserve"> = </w:t>
-            </w:r>
-            <w:proofErr w:type="gramStart"/>
-            <w:r>
-              <w:rPr>
-                <w:rFonts w:ascii="Arial Unicode MS" w:eastAsia="Arial Unicode MS" w:hAnsi="Arial Unicode MS" w:cs="Arial Unicode MS"/>
-                <w:sz w:val="18"/>
-                <w:szCs w:val="18"/>
-              </w:rPr>
-              <w:t>NOW(</w:t>
-            </w:r>
-            <w:proofErr w:type="gramEnd"/>
-            <w:r>
-              <w:rPr>
-                <w:rFonts w:ascii="Arial Unicode MS" w:eastAsia="Arial Unicode MS" w:hAnsi="Arial Unicode MS" w:cs="Arial Unicode MS"/>
-                <w:sz w:val="18"/>
-                <w:szCs w:val="18"/>
-              </w:rPr>
-              <w:t xml:space="preserve">)+30min, </w:t>
+              <w:t xml:space="preserve"> = NOW()+30min, </w:t>
             </w:r>
             <w:proofErr w:type="spellStart"/>
             <w:r>
@@ -20232,25 +19695,25 @@
                 <w:szCs w:val="18"/>
                 <w:lang w:val="en-US"/>
               </w:rPr>
-              <w:t xml:space="preserve">/v1/auth/forgot-password con </w:t>
-            </w:r>
-            <w:proofErr w:type="gramStart"/>
+              <w:t xml:space="preserve">/v1/auth/forgot-password con { email }. 4. Backend </w:t>
+            </w:r>
+            <w:proofErr w:type="spellStart"/>
             <w:r>
               <w:rPr>
                 <w:sz w:val="18"/>
                 <w:szCs w:val="18"/>
                 <w:lang w:val="en-US"/>
               </w:rPr>
-              <w:t>{ email</w:t>
-            </w:r>
-            <w:proofErr w:type="gramEnd"/>
+              <w:t>busca</w:t>
+            </w:r>
+            <w:proofErr w:type="spellEnd"/>
             <w:r>
               <w:rPr>
                 <w:sz w:val="18"/>
                 <w:szCs w:val="18"/>
                 <w:lang w:val="en-US"/>
               </w:rPr>
-              <w:t xml:space="preserve"> }. 4. Backend </w:t>
+              <w:t xml:space="preserve"> WHERE email AND </w:t>
             </w:r>
             <w:proofErr w:type="spellStart"/>
             <w:r>
@@ -20259,7 +19722,7 @@
                 <w:szCs w:val="18"/>
                 <w:lang w:val="en-US"/>
               </w:rPr>
-              <w:t>busca</w:t>
+              <w:t>estado</w:t>
             </w:r>
             <w:proofErr w:type="spellEnd"/>
             <w:r>
@@ -20268,7 +19731,7 @@
                 <w:szCs w:val="18"/>
                 <w:lang w:val="en-US"/>
               </w:rPr>
-              <w:t xml:space="preserve"> WHERE email AND </w:t>
+              <w:t>='</w:t>
             </w:r>
             <w:proofErr w:type="spellStart"/>
             <w:r>
@@ -20277,7 +19740,7 @@
                 <w:szCs w:val="18"/>
                 <w:lang w:val="en-US"/>
               </w:rPr>
-              <w:t>estado</w:t>
+              <w:t>Activo</w:t>
             </w:r>
             <w:proofErr w:type="spellEnd"/>
             <w:r>
@@ -20286,7 +19749,7 @@
                 <w:szCs w:val="18"/>
                 <w:lang w:val="en-US"/>
               </w:rPr>
-              <w:t>='</w:t>
+              <w:t xml:space="preserve">'. 5. Si </w:t>
             </w:r>
             <w:proofErr w:type="spellStart"/>
             <w:r>
@@ -20295,7 +19758,7 @@
                 <w:szCs w:val="18"/>
                 <w:lang w:val="en-US"/>
               </w:rPr>
-              <w:t>Activo</w:t>
+              <w:t>existe</w:t>
             </w:r>
             <w:proofErr w:type="spellEnd"/>
             <w:r>
@@ -20304,7 +19767,7 @@
                 <w:szCs w:val="18"/>
                 <w:lang w:val="en-US"/>
               </w:rPr>
-              <w:t xml:space="preserve">'. 5. Si </w:t>
+              <w:t xml:space="preserve">: INSERT </w:t>
             </w:r>
             <w:proofErr w:type="spellStart"/>
             <w:r>
@@ -20313,7 +19776,7 @@
                 <w:szCs w:val="18"/>
                 <w:lang w:val="en-US"/>
               </w:rPr>
-              <w:t>existe</w:t>
+              <w:t>password_resets</w:t>
             </w:r>
             <w:proofErr w:type="spellEnd"/>
             <w:r>
@@ -20322,7 +19785,7 @@
                 <w:szCs w:val="18"/>
                 <w:lang w:val="en-US"/>
               </w:rPr>
-              <w:t xml:space="preserve">: INSERT </w:t>
+              <w:t xml:space="preserve"> con token UUID y </w:t>
             </w:r>
             <w:proofErr w:type="spellStart"/>
             <w:r>
@@ -20331,7 +19794,7 @@
                 <w:szCs w:val="18"/>
                 <w:lang w:val="en-US"/>
               </w:rPr>
-              <w:t>password_resets</w:t>
+              <w:t>expires_at</w:t>
             </w:r>
             <w:proofErr w:type="spellEnd"/>
             <w:r>
@@ -20340,43 +19803,7 @@
                 <w:szCs w:val="18"/>
                 <w:lang w:val="en-US"/>
               </w:rPr>
-              <w:t xml:space="preserve"> con token UUID y </w:t>
-            </w:r>
-            <w:proofErr w:type="spellStart"/>
-            <w:r>
-              <w:rPr>
-                <w:sz w:val="18"/>
-                <w:szCs w:val="18"/>
-                <w:lang w:val="en-US"/>
-              </w:rPr>
-              <w:t>expires_at</w:t>
-            </w:r>
-            <w:proofErr w:type="spellEnd"/>
-            <w:r>
-              <w:rPr>
-                <w:sz w:val="18"/>
-                <w:szCs w:val="18"/>
-                <w:lang w:val="en-US"/>
-              </w:rPr>
-              <w:t xml:space="preserve"> </w:t>
-            </w:r>
-            <w:proofErr w:type="gramStart"/>
-            <w:r>
-              <w:rPr>
-                <w:sz w:val="18"/>
-                <w:szCs w:val="18"/>
-                <w:lang w:val="en-US"/>
-              </w:rPr>
-              <w:t>NOW(</w:t>
-            </w:r>
-            <w:proofErr w:type="gramEnd"/>
-            <w:r>
-              <w:rPr>
-                <w:sz w:val="18"/>
-                <w:szCs w:val="18"/>
-                <w:lang w:val="en-US"/>
-              </w:rPr>
-              <w:t xml:space="preserve">)+30min. </w:t>
+              <w:t xml:space="preserve"> NOW()+30min. </w:t>
             </w:r>
             <w:r>
               <w:rPr>
@@ -20467,25 +19894,7 @@
                 <w:szCs w:val="18"/>
                 <w:lang w:val="es-BO"/>
               </w:rPr>
-              <w:t xml:space="preserve"> con </w:t>
-            </w:r>
-            <w:proofErr w:type="gramStart"/>
-            <w:r>
-              <w:rPr>
-                <w:sz w:val="18"/>
-                <w:szCs w:val="18"/>
-                <w:lang w:val="es-BO"/>
-              </w:rPr>
-              <w:t>{ token</w:t>
-            </w:r>
-            <w:proofErr w:type="gramEnd"/>
-            <w:r>
-              <w:rPr>
-                <w:sz w:val="18"/>
-                <w:szCs w:val="18"/>
-                <w:lang w:val="es-BO"/>
-              </w:rPr>
-              <w:t xml:space="preserve">, </w:t>
+              <w:t xml:space="preserve"> con { token, </w:t>
             </w:r>
             <w:proofErr w:type="spellStart"/>
             <w:r>
@@ -20692,21 +20101,12 @@
               <w:t xml:space="preserve">Contraseña actualizada en </w:t>
             </w:r>
             <w:proofErr w:type="spellStart"/>
-            <w:proofErr w:type="gramStart"/>
-            <w:r>
-              <w:rPr>
-                <w:sz w:val="18"/>
-                <w:szCs w:val="18"/>
-              </w:rPr>
-              <w:t>usuarios.password</w:t>
-            </w:r>
-            <w:proofErr w:type="gramEnd"/>
-            <w:r>
-              <w:rPr>
-                <w:sz w:val="18"/>
-                <w:szCs w:val="18"/>
-              </w:rPr>
-              <w:t>_hash</w:t>
+            <w:r>
+              <w:rPr>
+                <w:sz w:val="18"/>
+                <w:szCs w:val="18"/>
+              </w:rPr>
+              <w:t>usuarios.password_hash</w:t>
             </w:r>
             <w:proofErr w:type="spellEnd"/>
             <w:r>
@@ -21105,23 +20505,7 @@
                 <w:sz w:val="18"/>
                 <w:szCs w:val="18"/>
               </w:rPr>
-              <w:t>=</w:t>
-            </w:r>
-            <w:proofErr w:type="gramStart"/>
-            <w:r>
-              <w:rPr>
-                <w:sz w:val="18"/>
-                <w:szCs w:val="18"/>
-              </w:rPr>
-              <w:t>NOW(</w:t>
-            </w:r>
-            <w:proofErr w:type="gramEnd"/>
-            <w:r>
-              <w:rPr>
-                <w:sz w:val="18"/>
-                <w:szCs w:val="18"/>
-              </w:rPr>
-              <w:t xml:space="preserve">); (d) UPDATE </w:t>
+              <w:t xml:space="preserve">=NOW(); (d) UPDATE </w:t>
             </w:r>
             <w:proofErr w:type="spellStart"/>
             <w:r>
@@ -21344,23 +20728,7 @@
                 <w:sz w:val="18"/>
                 <w:szCs w:val="18"/>
               </w:rPr>
-              <w:t xml:space="preserve"> (NOW</w:t>
-            </w:r>
-            <w:proofErr w:type="gramStart"/>
-            <w:r>
-              <w:rPr>
-                <w:sz w:val="18"/>
-                <w:szCs w:val="18"/>
-              </w:rPr>
-              <w:t>()+</w:t>
-            </w:r>
-            <w:proofErr w:type="gramEnd"/>
-            <w:r>
-              <w:rPr>
-                <w:sz w:val="18"/>
-                <w:szCs w:val="18"/>
-              </w:rPr>
-              <w:t xml:space="preserve">24h), </w:t>
+              <w:t xml:space="preserve"> (NOW()+24h), </w:t>
             </w:r>
             <w:proofErr w:type="spellStart"/>
             <w:r>
@@ -21578,25 +20946,7 @@
                 <w:szCs w:val="18"/>
                 <w:lang w:val="en-US"/>
               </w:rPr>
-              <w:t xml:space="preserve">/v1/auth/first-password con </w:t>
-            </w:r>
-            <w:proofErr w:type="gramStart"/>
-            <w:r>
-              <w:rPr>
-                <w:sz w:val="18"/>
-                <w:szCs w:val="18"/>
-                <w:lang w:val="en-US"/>
-              </w:rPr>
-              <w:t>{ token</w:t>
-            </w:r>
-            <w:proofErr w:type="gramEnd"/>
-            <w:r>
-              <w:rPr>
-                <w:sz w:val="18"/>
-                <w:szCs w:val="18"/>
-                <w:lang w:val="en-US"/>
-              </w:rPr>
-              <w:t xml:space="preserve">, password }. 10. </w:t>
+              <w:t xml:space="preserve">/v1/auth/first-password con { token, password }. 10. </w:t>
             </w:r>
             <w:proofErr w:type="spellStart"/>
             <w:r>
@@ -22392,21 +21742,12 @@
               <w:t xml:space="preserve">' en </w:t>
             </w:r>
             <w:proofErr w:type="spellStart"/>
-            <w:proofErr w:type="gramStart"/>
-            <w:r>
-              <w:rPr>
-                <w:sz w:val="18"/>
-                <w:szCs w:val="18"/>
-              </w:rPr>
-              <w:t>roles.permisos</w:t>
-            </w:r>
-            <w:proofErr w:type="gramEnd"/>
-            <w:r>
-              <w:rPr>
-                <w:sz w:val="18"/>
-                <w:szCs w:val="18"/>
-              </w:rPr>
-              <w:t>_json</w:t>
+            <w:r>
+              <w:rPr>
+                <w:sz w:val="18"/>
+                <w:szCs w:val="18"/>
+              </w:rPr>
+              <w:t>roles.permisos_json</w:t>
             </w:r>
             <w:proofErr w:type="spellEnd"/>
             <w:r>
@@ -23370,15 +22711,7 @@
                 <w:sz w:val="20"/>
                 <w:szCs w:val="20"/>
               </w:rPr>
-              <w:t>/roles</w:t>
-            </w:r>
-            <w:proofErr w:type="gramStart"/>
-            <w:r>
-              <w:rPr>
-                <w:sz w:val="20"/>
-                <w:szCs w:val="20"/>
-              </w:rPr>
-              <w:t>/:</w:t>
+              <w:t>/roles/:</w:t>
             </w:r>
             <w:proofErr w:type="spellStart"/>
             <w:r>
@@ -23389,7 +22722,6 @@
               <w:t>rolId</w:t>
             </w:r>
             <w:proofErr w:type="spellEnd"/>
-            <w:proofErr w:type="gramEnd"/>
             <w:r>
               <w:rPr>
                 <w:sz w:val="20"/>
@@ -23510,21 +22842,12 @@
               <w:t xml:space="preserve"> valida los permisos contra el catálogo, protege el rol Administrador, actualiza </w:t>
             </w:r>
             <w:proofErr w:type="spellStart"/>
-            <w:proofErr w:type="gramStart"/>
-            <w:r>
-              <w:rPr>
-                <w:sz w:val="20"/>
-                <w:szCs w:val="20"/>
-              </w:rPr>
-              <w:t>roles.permisos</w:t>
-            </w:r>
-            <w:proofErr w:type="gramEnd"/>
-            <w:r>
-              <w:rPr>
-                <w:sz w:val="20"/>
-                <w:szCs w:val="20"/>
-              </w:rPr>
-              <w:t>_json</w:t>
+            <w:r>
+              <w:rPr>
+                <w:sz w:val="20"/>
+                <w:szCs w:val="20"/>
+              </w:rPr>
+              <w:t>roles.permisos_json</w:t>
             </w:r>
             <w:proofErr w:type="spellEnd"/>
             <w:r>
@@ -23741,21 +23064,12 @@
               <w:t xml:space="preserve"> en </w:t>
             </w:r>
             <w:proofErr w:type="spellStart"/>
-            <w:proofErr w:type="gramStart"/>
-            <w:r>
-              <w:rPr>
-                <w:sz w:val="20"/>
-                <w:szCs w:val="20"/>
-              </w:rPr>
-              <w:t>roles.permisos</w:t>
-            </w:r>
-            <w:proofErr w:type="gramEnd"/>
-            <w:r>
-              <w:rPr>
-                <w:sz w:val="20"/>
-                <w:szCs w:val="20"/>
-              </w:rPr>
-              <w:t>_json</w:t>
+            <w:r>
+              <w:rPr>
+                <w:sz w:val="20"/>
+                <w:szCs w:val="20"/>
+              </w:rPr>
+              <w:t>roles.permisos_json</w:t>
             </w:r>
             <w:proofErr w:type="spellEnd"/>
             <w:r>
@@ -24001,7 +23315,6 @@
               <w:t xml:space="preserve"> con </w:t>
             </w:r>
             <w:proofErr w:type="spellStart"/>
-            <w:proofErr w:type="gramStart"/>
             <w:r>
               <w:rPr>
                 <w:sz w:val="20"/>
@@ -24010,7 +23323,6 @@
               <w:t>usuario.permisos</w:t>
             </w:r>
             <w:proofErr w:type="spellEnd"/>
-            <w:proofErr w:type="gramEnd"/>
             <w:r>
               <w:rPr>
                 <w:sz w:val="20"/>
@@ -24067,7 +23379,6 @@
               <w:t xml:space="preserve"> verifica `</w:t>
             </w:r>
             <w:proofErr w:type="spellStart"/>
-            <w:proofErr w:type="gramStart"/>
             <w:r>
               <w:rPr>
                 <w:sz w:val="20"/>
@@ -24076,7 +23387,6 @@
               <w:t>permisos.includes</w:t>
             </w:r>
             <w:proofErr w:type="spellEnd"/>
-            <w:proofErr w:type="gramEnd"/>
             <w:r>
               <w:rPr>
                 <w:sz w:val="20"/>
@@ -24127,21 +23437,12 @@
               <w:t xml:space="preserve">Los permisos del rol quedan actualizados en </w:t>
             </w:r>
             <w:proofErr w:type="spellStart"/>
-            <w:proofErr w:type="gramStart"/>
-            <w:r>
-              <w:rPr>
-                <w:sz w:val="20"/>
-                <w:szCs w:val="20"/>
-              </w:rPr>
-              <w:t>roles.permisos</w:t>
-            </w:r>
-            <w:proofErr w:type="gramEnd"/>
-            <w:r>
-              <w:rPr>
-                <w:sz w:val="20"/>
-                <w:szCs w:val="20"/>
-              </w:rPr>
-              <w:t>_json</w:t>
+            <w:r>
+              <w:rPr>
+                <w:sz w:val="20"/>
+                <w:szCs w:val="20"/>
+              </w:rPr>
+              <w:t>roles.permisos_json</w:t>
             </w:r>
             <w:proofErr w:type="spellEnd"/>
             <w:r>
@@ -24255,15 +23556,7 @@
                 <w:sz w:val="20"/>
                 <w:szCs w:val="20"/>
               </w:rPr>
-              <w:t xml:space="preserve"> fuera del catálogo → HTTP 422 </w:t>
-            </w:r>
-            <w:proofErr w:type="gramStart"/>
-            <w:r>
-              <w:rPr>
-                <w:sz w:val="20"/>
-                <w:szCs w:val="20"/>
-              </w:rPr>
-              <w:t xml:space="preserve">{ </w:t>
+              <w:t xml:space="preserve"> fuera del catálogo → HTTP 422 { </w:t>
             </w:r>
             <w:proofErr w:type="spellStart"/>
             <w:r>
@@ -24274,21 +23567,12 @@
               <w:t>message</w:t>
             </w:r>
             <w:proofErr w:type="spellEnd"/>
-            <w:proofErr w:type="gramEnd"/>
-            <w:r>
-              <w:rPr>
-                <w:sz w:val="20"/>
-                <w:szCs w:val="20"/>
-              </w:rPr>
-              <w:t xml:space="preserve">: "Permiso no reconocido: {nombres}." }; el modal muestra el error y no se guarda. - E2: Formato inválido. Si permisos no es un array → HTTP 400 </w:t>
-            </w:r>
-            <w:proofErr w:type="gramStart"/>
-            <w:r>
-              <w:rPr>
-                <w:sz w:val="20"/>
-                <w:szCs w:val="20"/>
-              </w:rPr>
-              <w:t xml:space="preserve">{ </w:t>
+            <w:r>
+              <w:rPr>
+                <w:sz w:val="20"/>
+                <w:szCs w:val="20"/>
+              </w:rPr>
+              <w:t xml:space="preserve">: "Permiso no reconocido: {nombres}." }; el modal muestra el error y no se guarda. - E2: Formato inválido. Si permisos no es un array → HTTP 400 { </w:t>
             </w:r>
             <w:proofErr w:type="spellStart"/>
             <w:r>
@@ -24299,7 +23583,6 @@
               <w:t>message</w:t>
             </w:r>
             <w:proofErr w:type="spellEnd"/>
-            <w:proofErr w:type="gramEnd"/>
             <w:r>
               <w:rPr>
                 <w:sz w:val="20"/>
@@ -24321,15 +23604,7 @@
                 <w:sz w:val="20"/>
                 <w:szCs w:val="20"/>
               </w:rPr>
-              <w:t xml:space="preserve"> &gt; 0 → HTTP 409 </w:t>
-            </w:r>
-            <w:proofErr w:type="gramStart"/>
-            <w:r>
-              <w:rPr>
-                <w:sz w:val="20"/>
-                <w:szCs w:val="20"/>
-              </w:rPr>
-              <w:t xml:space="preserve">{ </w:t>
+              <w:t xml:space="preserve"> &gt; 0 → HTTP 409 { </w:t>
             </w:r>
             <w:proofErr w:type="spellStart"/>
             <w:r>
@@ -24340,21 +23615,12 @@
               <w:t>message</w:t>
             </w:r>
             <w:proofErr w:type="spellEnd"/>
-            <w:proofErr w:type="gramEnd"/>
-            <w:r>
-              <w:rPr>
-                <w:sz w:val="20"/>
-                <w:szCs w:val="20"/>
-              </w:rPr>
-              <w:t xml:space="preserve">: "No se puede eliminar un rol con usuarios asignados." }. - E4: Rol inexistente → HTTP 404 </w:t>
-            </w:r>
-            <w:proofErr w:type="gramStart"/>
-            <w:r>
-              <w:rPr>
-                <w:sz w:val="20"/>
-                <w:szCs w:val="20"/>
-              </w:rPr>
-              <w:t xml:space="preserve">{ </w:t>
+            <w:r>
+              <w:rPr>
+                <w:sz w:val="20"/>
+                <w:szCs w:val="20"/>
+              </w:rPr>
+              <w:t xml:space="preserve">: "No se puede eliminar un rol con usuarios asignados." }. - E4: Rol inexistente → HTTP 404 { </w:t>
             </w:r>
             <w:proofErr w:type="spellStart"/>
             <w:r>
@@ -24365,7 +23631,6 @@
               <w:t>message</w:t>
             </w:r>
             <w:proofErr w:type="spellEnd"/>
-            <w:proofErr w:type="gramEnd"/>
             <w:r>
               <w:rPr>
                 <w:sz w:val="20"/>
@@ -24387,15 +23652,7 @@
                 <w:sz w:val="20"/>
                 <w:szCs w:val="20"/>
               </w:rPr>
-              <w:t xml:space="preserve"> → 403 "El rol Administrador debe conservar el permiso de gestión de roles.". - E6: Nombre de rol duplicado → HTTP 409 </w:t>
-            </w:r>
-            <w:proofErr w:type="gramStart"/>
-            <w:r>
-              <w:rPr>
-                <w:sz w:val="20"/>
-                <w:szCs w:val="20"/>
-              </w:rPr>
-              <w:t xml:space="preserve">{ </w:t>
+              <w:t xml:space="preserve"> → 403 "El rol Administrador debe conservar el permiso de gestión de roles.". - E6: Nombre de rol duplicado → HTTP 409 { </w:t>
             </w:r>
             <w:proofErr w:type="spellStart"/>
             <w:r>
@@ -24406,7 +23663,6 @@
               <w:t>message</w:t>
             </w:r>
             <w:proofErr w:type="spellEnd"/>
-            <w:proofErr w:type="gramEnd"/>
             <w:r>
               <w:rPr>
                 <w:sz w:val="20"/>
@@ -24879,19 +24135,11 @@
             </w:r>
             <w:proofErr w:type="spellStart"/>
             <w:r>
-              <w:t>id_</w:t>
-            </w:r>
-            <w:proofErr w:type="gramStart"/>
-            <w:r>
-              <w:t>usuario</w:t>
-            </w:r>
-            <w:proofErr w:type="spellEnd"/>
-            <w:r>
-              <w:t>}/</w:t>
-            </w:r>
-            <w:proofErr w:type="gramEnd"/>
-            <w:r>
-              <w:t xml:space="preserve">deshabilitar con </w:t>
+              <w:t>id_usuario</w:t>
+            </w:r>
+            <w:proofErr w:type="spellEnd"/>
+            <w:r>
+              <w:t xml:space="preserve">}/deshabilitar con </w:t>
             </w:r>
             <w:proofErr w:type="spellStart"/>
             <w:r>
@@ -25238,13 +24486,8 @@
               <w:t xml:space="preserve"> en </w:t>
             </w:r>
             <w:proofErr w:type="spellStart"/>
-            <w:proofErr w:type="gramStart"/>
-            <w:r>
-              <w:t>roles.permisos</w:t>
-            </w:r>
-            <w:proofErr w:type="gramEnd"/>
-            <w:r>
-              <w:t>_json</w:t>
+            <w:r>
+              <w:t>roles.permisos_json</w:t>
             </w:r>
             <w:proofErr w:type="spellEnd"/>
             <w:r>
@@ -25366,19 +24609,11 @@
             </w:r>
             <w:proofErr w:type="spellStart"/>
             <w:r>
-              <w:t>id_</w:t>
-            </w:r>
-            <w:proofErr w:type="gramStart"/>
-            <w:r>
-              <w:t>usuario</w:t>
-            </w:r>
-            <w:proofErr w:type="spellEnd"/>
-            <w:r>
-              <w:t>}/</w:t>
-            </w:r>
-            <w:proofErr w:type="gramEnd"/>
-            <w:r>
-              <w:t xml:space="preserve">deshabilitar con </w:t>
+              <w:t>id_usuario</w:t>
+            </w:r>
+            <w:proofErr w:type="spellEnd"/>
+            <w:r>
+              <w:t xml:space="preserve">}/deshabilitar con </w:t>
             </w:r>
             <w:proofErr w:type="spellStart"/>
             <w:r>
@@ -25434,15 +24669,7 @@
             </w:r>
             <w:proofErr w:type="spellEnd"/>
             <w:r>
-              <w:t>=</w:t>
-            </w:r>
-            <w:proofErr w:type="gramStart"/>
-            <w:r>
-              <w:t>NOW(</w:t>
-            </w:r>
-            <w:proofErr w:type="gramEnd"/>
-            <w:r>
-              <w:t xml:space="preserve">) WHERE </w:t>
+              <w:t xml:space="preserve">=NOW() WHERE </w:t>
             </w:r>
             <w:proofErr w:type="spellStart"/>
             <w:r>
@@ -25514,21 +24741,7 @@
               <w:rPr>
                 <w:lang w:val="en-US"/>
               </w:rPr>
-              <w:t xml:space="preserve">). 11. HTTP 200 </w:t>
-            </w:r>
-            <w:proofErr w:type="gramStart"/>
-            <w:r>
-              <w:rPr>
-                <w:lang w:val="en-US"/>
-              </w:rPr>
-              <w:t>{ detail</w:t>
-            </w:r>
-            <w:proofErr w:type="gramEnd"/>
-            <w:r>
-              <w:rPr>
-                <w:lang w:val="en-US"/>
-              </w:rPr>
-              <w:t>: "</w:t>
+              <w:t>). 11. HTTP 200 { detail: "</w:t>
             </w:r>
             <w:proofErr w:type="spellStart"/>
             <w:r>
@@ -25951,19 +25164,11 @@
             </w:r>
             <w:proofErr w:type="spellStart"/>
             <w:r>
-              <w:t>id_</w:t>
-            </w:r>
-            <w:proofErr w:type="gramStart"/>
-            <w:r>
-              <w:t>usuario</w:t>
-            </w:r>
-            <w:proofErr w:type="spellEnd"/>
-            <w:r>
-              <w:t>}/</w:t>
-            </w:r>
-            <w:proofErr w:type="gramEnd"/>
-            <w:r>
-              <w:t xml:space="preserve">rehabilitar con </w:t>
+              <w:t>id_usuario</w:t>
+            </w:r>
+            <w:proofErr w:type="spellEnd"/>
+            <w:r>
+              <w:t xml:space="preserve">}/rehabilitar con </w:t>
             </w:r>
             <w:proofErr w:type="spellStart"/>
             <w:r>
@@ -26278,13 +25483,8 @@
               <w:t xml:space="preserve"> en </w:t>
             </w:r>
             <w:proofErr w:type="spellStart"/>
-            <w:proofErr w:type="gramStart"/>
-            <w:r>
-              <w:t>roles.permisos</w:t>
-            </w:r>
-            <w:proofErr w:type="gramEnd"/>
-            <w:r>
-              <w:t>_json</w:t>
+            <w:r>
+              <w:t>roles.permisos_json</w:t>
             </w:r>
             <w:proofErr w:type="spellEnd"/>
             <w:r>
@@ -26398,19 +25598,11 @@
             </w:r>
             <w:proofErr w:type="spellStart"/>
             <w:r>
-              <w:t>id_</w:t>
-            </w:r>
-            <w:proofErr w:type="gramStart"/>
-            <w:r>
-              <w:t>usuario</w:t>
-            </w:r>
-            <w:proofErr w:type="spellEnd"/>
-            <w:r>
-              <w:t>}/</w:t>
-            </w:r>
-            <w:proofErr w:type="gramEnd"/>
-            <w:r>
-              <w:t xml:space="preserve">rehabilitar con </w:t>
+              <w:t>id_usuario</w:t>
+            </w:r>
+            <w:proofErr w:type="spellEnd"/>
+            <w:r>
+              <w:t xml:space="preserve">}/rehabilitar con </w:t>
             </w:r>
             <w:proofErr w:type="spellStart"/>
             <w:r>
@@ -26514,18 +25706,13 @@
             </w:r>
             <w:proofErr w:type="spellEnd"/>
             <w:r>
-              <w:t xml:space="preserve">). 11. HTTP 200 </w:t>
-            </w:r>
-            <w:proofErr w:type="gramStart"/>
-            <w:r>
-              <w:t xml:space="preserve">{ </w:t>
+              <w:t xml:space="preserve">). 11. HTTP 200 { </w:t>
             </w:r>
             <w:proofErr w:type="spellStart"/>
             <w:r>
               <w:t>detail</w:t>
             </w:r>
             <w:proofErr w:type="spellEnd"/>
-            <w:proofErr w:type="gramEnd"/>
             <w:r>
               <w:t xml:space="preserve">: "Empleado rehabilitado." }. 12. </w:t>
             </w:r>
@@ -27791,21 +26978,12 @@
               <w:t xml:space="preserve">' en </w:t>
             </w:r>
             <w:proofErr w:type="spellStart"/>
-            <w:proofErr w:type="gramStart"/>
-            <w:r>
-              <w:rPr>
-                <w:sz w:val="18"/>
-                <w:szCs w:val="18"/>
-              </w:rPr>
-              <w:t>roles.permisos</w:t>
-            </w:r>
-            <w:proofErr w:type="gramEnd"/>
-            <w:r>
-              <w:rPr>
-                <w:sz w:val="18"/>
-                <w:szCs w:val="18"/>
-              </w:rPr>
-              <w:t>_json</w:t>
+            <w:r>
+              <w:rPr>
+                <w:sz w:val="18"/>
+                <w:szCs w:val="18"/>
+              </w:rPr>
+              <w:t>roles.permisos_json</w:t>
             </w:r>
             <w:proofErr w:type="spellEnd"/>
             <w:r>
@@ -28464,15 +27642,7 @@
             </w:r>
             <w:proofErr w:type="spellEnd"/>
             <w:r>
-              <w:t xml:space="preserve">/ciudades </w:t>
-            </w:r>
-            <w:proofErr w:type="gramStart"/>
-            <w:r>
-              <w:t>{ nombre</w:t>
-            </w:r>
-            <w:proofErr w:type="gramEnd"/>
-            <w:r>
-              <w:t>, departamento } → INSERT INTO ciudades (nombre, departamento, estado) VALUES (…,'Activa') + bitácora (</w:t>
+              <w:t>/ciudades { nombre, departamento } → INSERT INTO ciudades (nombre, departamento, estado) VALUES (…,'Activa') + bitácora (</w:t>
             </w:r>
             <w:proofErr w:type="spellStart"/>
             <w:r>
@@ -28547,15 +27717,7 @@
             </w:r>
             <w:proofErr w:type="spellEnd"/>
             <w:r>
-              <w:t xml:space="preserve">/ciudades/:id/estado </w:t>
-            </w:r>
-            <w:proofErr w:type="gramStart"/>
-            <w:r>
-              <w:t>{ estado</w:t>
-            </w:r>
-            <w:proofErr w:type="gramEnd"/>
-            <w:r>
-              <w:t xml:space="preserve"> }. (2) Sucursales: tabla con Nombre, Ciudad (</w:t>
+              <w:t>/ciudades/:id/estado { estado }. (2) Sucursales: tabla con Nombre, Ciudad (</w:t>
             </w:r>
             <w:proofErr w:type="spellStart"/>
             <w:r>
@@ -28595,19 +27757,19 @@
             </w:r>
             <w:proofErr w:type="spellEnd"/>
             <w:r>
-              <w:t xml:space="preserve">/sucursales </w:t>
-            </w:r>
-            <w:proofErr w:type="gramStart"/>
-            <w:r>
-              <w:t>{ nombre</w:t>
-            </w:r>
-            <w:proofErr w:type="gramEnd"/>
+              <w:t xml:space="preserve">/sucursales { nombre, </w:t>
+            </w:r>
+            <w:proofErr w:type="spellStart"/>
+            <w:r>
+              <w:t>id_ciudad</w:t>
+            </w:r>
+            <w:proofErr w:type="spellEnd"/>
             <w:r>
               <w:t xml:space="preserve">, </w:t>
             </w:r>
             <w:proofErr w:type="spellStart"/>
             <w:r>
-              <w:t>id_ciudad</w:t>
+              <w:t>direccion</w:t>
             </w:r>
             <w:proofErr w:type="spellEnd"/>
             <w:r>
@@ -28615,14 +27777,6 @@
             </w:r>
             <w:proofErr w:type="spellStart"/>
             <w:r>
-              <w:t>direccion</w:t>
-            </w:r>
-            <w:proofErr w:type="spellEnd"/>
-            <w:r>
-              <w:t xml:space="preserve">, </w:t>
-            </w:r>
-            <w:proofErr w:type="spellStart"/>
-            <w:r>
               <w:t>telefono</w:t>
             </w:r>
             <w:proofErr w:type="spellEnd"/>
@@ -28694,19 +27848,11 @@
             </w:r>
             <w:proofErr w:type="spellEnd"/>
             <w:r>
-              <w:t xml:space="preserve">/sucursales/:id/estado </w:t>
-            </w:r>
-            <w:proofErr w:type="gramStart"/>
-            <w:r>
-              <w:t xml:space="preserve">{ </w:t>
-            </w:r>
-            <w:proofErr w:type="spellStart"/>
-            <w:r>
-              <w:t>estado</w:t>
-            </w:r>
-            <w:proofErr w:type="gramEnd"/>
-            <w:r>
-              <w:t>:'Inactiva</w:t>
+              <w:t xml:space="preserve">/sucursales/:id/estado { </w:t>
+            </w:r>
+            <w:proofErr w:type="spellStart"/>
+            <w:r>
+              <w:t>estado:'Inactiva</w:t>
             </w:r>
             <w:proofErr w:type="spellEnd"/>
             <w:r>
@@ -28769,17 +27915,12 @@
               <w:t xml:space="preserve"> en cada operación. Adaptación de esquema: ciudades ganó la columna departamento </w:t>
             </w:r>
             <w:proofErr w:type="spellStart"/>
-            <w:proofErr w:type="gramStart"/>
             <w:r>
               <w:t>varchar</w:t>
             </w:r>
             <w:proofErr w:type="spellEnd"/>
             <w:r>
-              <w:t>(</w:t>
-            </w:r>
-            <w:proofErr w:type="gramEnd"/>
-            <w:r>
-              <w:t xml:space="preserve">60) (se añade por migración); </w:t>
+              <w:t xml:space="preserve">(60) (se añade por migración); </w:t>
             </w:r>
             <w:proofErr w:type="spellStart"/>
             <w:r>
@@ -28909,13 +28050,8 @@
               <w:t xml:space="preserve"> (leído de </w:t>
             </w:r>
             <w:proofErr w:type="spellStart"/>
-            <w:proofErr w:type="gramStart"/>
-            <w:r>
-              <w:t>roles.permisos</w:t>
-            </w:r>
-            <w:proofErr w:type="gramEnd"/>
-            <w:r>
-              <w:t>_json</w:t>
+            <w:r>
+              <w:t>roles.permisos_json</w:t>
             </w:r>
             <w:proofErr w:type="spellEnd"/>
             <w:r>
@@ -29001,26 +28137,13 @@
             </w:r>
             <w:proofErr w:type="spellEnd"/>
             <w:r>
-              <w:t xml:space="preserve">/ciudades → </w:t>
-            </w:r>
-            <w:proofErr w:type="gramStart"/>
-            <w:r>
-              <w:t>valida duplicado</w:t>
-            </w:r>
-            <w:proofErr w:type="gramEnd"/>
-            <w:r>
-              <w:t xml:space="preserve"> (409 E1). 6. INSERT ciudades + bitácora. 7. HTTP 201 </w:t>
-            </w:r>
-            <w:proofErr w:type="gramStart"/>
-            <w:r>
-              <w:t xml:space="preserve">{ </w:t>
+              <w:t xml:space="preserve">/ciudades → valida duplicado (409 E1). 6. INSERT ciudades + bitácora. 7. HTTP 201 { </w:t>
             </w:r>
             <w:proofErr w:type="spellStart"/>
             <w:r>
               <w:t>detail</w:t>
             </w:r>
             <w:proofErr w:type="spellEnd"/>
-            <w:proofErr w:type="gramEnd"/>
             <w:r>
               <w:t xml:space="preserve">, </w:t>
             </w:r>
@@ -29499,19 +28622,19 @@
             </w:r>
             <w:proofErr w:type="spellEnd"/>
             <w:r>
-              <w:t xml:space="preserve"> </w:t>
-            </w:r>
-            <w:proofErr w:type="gramStart"/>
-            <w:r>
-              <w:t>{ nombre</w:t>
-            </w:r>
-            <w:proofErr w:type="gramEnd"/>
+              <w:t xml:space="preserve"> { nombre, </w:t>
+            </w:r>
+            <w:proofErr w:type="spellStart"/>
+            <w:r>
+              <w:t>descripcion</w:t>
+            </w:r>
+            <w:proofErr w:type="spellEnd"/>
             <w:r>
               <w:t xml:space="preserve">, </w:t>
             </w:r>
             <w:proofErr w:type="spellStart"/>
             <w:r>
-              <w:t>descripcion</w:t>
+              <w:t>id_categoria</w:t>
             </w:r>
             <w:proofErr w:type="spellEnd"/>
             <w:r>
@@ -29519,7 +28642,7 @@
             </w:r>
             <w:proofErr w:type="spellStart"/>
             <w:r>
-              <w:t>id_categoria</w:t>
+              <w:t>id_temporada</w:t>
             </w:r>
             <w:proofErr w:type="spellEnd"/>
             <w:r>
@@ -29527,14 +28650,6 @@
             </w:r>
             <w:proofErr w:type="spellStart"/>
             <w:r>
-              <w:t>id_temporada</w:t>
-            </w:r>
-            <w:proofErr w:type="spellEnd"/>
-            <w:r>
-              <w:t xml:space="preserve">, </w:t>
-            </w:r>
-            <w:proofErr w:type="spellStart"/>
-            <w:r>
               <w:t>precio_base</w:t>
             </w:r>
             <w:proofErr w:type="spellEnd"/>
@@ -29595,15 +28710,7 @@
             </w:r>
             <w:proofErr w:type="spellEnd"/>
             <w:r>
-              <w:t>=</w:t>
-            </w:r>
-            <w:proofErr w:type="gramStart"/>
-            <w:r>
-              <w:t>NOW(</w:t>
-            </w:r>
-            <w:proofErr w:type="gramEnd"/>
-            <w:r>
-              <w:t xml:space="preserve">); (f) genera las N×M combinaciones en </w:t>
+              <w:t xml:space="preserve">=NOW(); (f) genera las N×M combinaciones en </w:t>
             </w:r>
             <w:proofErr w:type="spellStart"/>
             <w:r>
@@ -29774,15 +28881,7 @@
             </w:r>
             <w:proofErr w:type="spellEnd"/>
             <w:r>
-              <w:t>. Existir categorías, tallas, colores (ya hay 8/6/8) y temporadas (hoy hay 0 → se sembrará una demo "Primavera-</w:t>
-            </w:r>
-            <w:proofErr w:type="gramStart"/>
-            <w:r>
-              <w:t>Verano</w:t>
-            </w:r>
-            <w:proofErr w:type="gramEnd"/>
-            <w:r>
-              <w:t xml:space="preserve"> 2026" como dato semilla). Existe sucursal activa para asociar stock después.</w:t>
+              <w:t>. Existir categorías, tallas, colores (ya hay 8/6/8) y temporadas (hoy hay 0 → se sembrará una demo "Primavera-Verano 2026" como dato semilla). Existe sucursal activa para asociar stock después.</w:t>
             </w:r>
           </w:p>
         </w:tc>
@@ -30462,25 +29561,7 @@
                 <w:sz w:val="18"/>
                 <w:szCs w:val="18"/>
               </w:rPr>
-              <w:t xml:space="preserve">/tallas </w:t>
-            </w:r>
-            <w:proofErr w:type="gramStart"/>
-            <w:r>
-              <w:rPr>
-                <w:rFonts w:ascii="Arial Unicode MS" w:eastAsia="Arial Unicode MS" w:hAnsi="Arial Unicode MS" w:cs="Arial Unicode MS"/>
-                <w:sz w:val="18"/>
-                <w:szCs w:val="18"/>
-              </w:rPr>
-              <w:t>{ nombre</w:t>
-            </w:r>
-            <w:proofErr w:type="gramEnd"/>
-            <w:r>
-              <w:rPr>
-                <w:rFonts w:ascii="Arial Unicode MS" w:eastAsia="Arial Unicode MS" w:hAnsi="Arial Unicode MS" w:cs="Arial Unicode MS"/>
-                <w:sz w:val="18"/>
-                <w:szCs w:val="18"/>
-              </w:rPr>
-              <w:t xml:space="preserve">, </w:t>
+              <w:t xml:space="preserve">/tallas { nombre, </w:t>
             </w:r>
             <w:proofErr w:type="spellStart"/>
             <w:r>
@@ -30534,25 +29615,7 @@
                 <w:sz w:val="18"/>
                 <w:szCs w:val="18"/>
               </w:rPr>
-              <w:t xml:space="preserve">/colores </w:t>
-            </w:r>
-            <w:proofErr w:type="gramStart"/>
-            <w:r>
-              <w:rPr>
-                <w:rFonts w:ascii="Arial Unicode MS" w:eastAsia="Arial Unicode MS" w:hAnsi="Arial Unicode MS" w:cs="Arial Unicode MS"/>
-                <w:sz w:val="18"/>
-                <w:szCs w:val="18"/>
-              </w:rPr>
-              <w:t>{ nombre</w:t>
-            </w:r>
-            <w:proofErr w:type="gramEnd"/>
-            <w:r>
-              <w:rPr>
-                <w:rFonts w:ascii="Arial Unicode MS" w:eastAsia="Arial Unicode MS" w:hAnsi="Arial Unicode MS" w:cs="Arial Unicode MS"/>
-                <w:sz w:val="18"/>
-                <w:szCs w:val="18"/>
-              </w:rPr>
-              <w:t xml:space="preserve">, </w:t>
+              <w:t xml:space="preserve">/colores { nombre, </w:t>
             </w:r>
             <w:proofErr w:type="spellStart"/>
             <w:r>
@@ -30660,25 +29723,7 @@
                 <w:sz w:val="18"/>
                 <w:szCs w:val="18"/>
               </w:rPr>
-              <w:t xml:space="preserve"> </w:t>
-            </w:r>
-            <w:proofErr w:type="gramStart"/>
-            <w:r>
-              <w:rPr>
-                <w:rFonts w:ascii="Arial Unicode MS" w:eastAsia="Arial Unicode MS" w:hAnsi="Arial Unicode MS" w:cs="Arial Unicode MS"/>
-                <w:sz w:val="18"/>
-                <w:szCs w:val="18"/>
-              </w:rPr>
-              <w:t>{ nombre</w:t>
-            </w:r>
-            <w:proofErr w:type="gramEnd"/>
-            <w:r>
-              <w:rPr>
-                <w:rFonts w:ascii="Arial Unicode MS" w:eastAsia="Arial Unicode MS" w:hAnsi="Arial Unicode MS" w:cs="Arial Unicode MS"/>
-                <w:sz w:val="18"/>
-                <w:szCs w:val="18"/>
-              </w:rPr>
-              <w:t xml:space="preserve">, </w:t>
+              <w:t xml:space="preserve"> { nombre, </w:t>
             </w:r>
             <w:proofErr w:type="spellStart"/>
             <w:r>
@@ -31039,21 +30084,12 @@
               <w:t xml:space="preserve">' en </w:t>
             </w:r>
             <w:proofErr w:type="spellStart"/>
-            <w:proofErr w:type="gramStart"/>
-            <w:r>
-              <w:rPr>
-                <w:sz w:val="18"/>
-                <w:szCs w:val="18"/>
-              </w:rPr>
-              <w:t>roles.permisos</w:t>
-            </w:r>
-            <w:proofErr w:type="gramEnd"/>
-            <w:r>
-              <w:rPr>
-                <w:sz w:val="18"/>
-                <w:szCs w:val="18"/>
-              </w:rPr>
-              <w:t>_json</w:t>
+            <w:r>
+              <w:rPr>
+                <w:sz w:val="18"/>
+                <w:szCs w:val="18"/>
+              </w:rPr>
+              <w:t>roles.permisos_json</w:t>
             </w:r>
             <w:proofErr w:type="spellEnd"/>
             <w:r>
@@ -31650,15 +30686,7 @@
               </w:rPr>
             </w:pPr>
             <w:r>
-              <w:t>Permitir al Administrador General crear y gestionar temporadas (</w:t>
-            </w:r>
-            <w:proofErr w:type="gramStart"/>
-            <w:r>
-              <w:t>Primavera</w:t>
-            </w:r>
-            <w:proofErr w:type="gramEnd"/>
-            <w:r>
-              <w:t>-Verano, Otoño-Invierno, etc.) y colecciones para organizar el catálogo y facilitar precios/promociones por temporada.</w:t>
+              <w:t>Permitir al Administrador General crear y gestionar temporadas (Primavera-Verano, Otoño-Invierno, etc.) y colecciones para organizar el catálogo y facilitar precios/promociones por temporada.</w:t>
             </w:r>
           </w:p>
         </w:tc>
@@ -31756,46 +30784,38 @@
             </w:r>
             <w:proofErr w:type="spellEnd"/>
             <w:r>
-              <w:t xml:space="preserve">/temporadas </w:t>
-            </w:r>
-            <w:proofErr w:type="gramStart"/>
-            <w:r>
-              <w:t>{ nombre</w:t>
-            </w:r>
-            <w:proofErr w:type="gramEnd"/>
+              <w:t xml:space="preserve">/temporadas { nombre*, </w:t>
+            </w:r>
+            <w:proofErr w:type="spellStart"/>
+            <w:r>
+              <w:t>fecha_inicio</w:t>
+            </w:r>
+            <w:proofErr w:type="spellEnd"/>
             <w:r>
               <w:t xml:space="preserve">*, </w:t>
             </w:r>
             <w:proofErr w:type="spellStart"/>
             <w:r>
+              <w:t>fecha_fin</w:t>
+            </w:r>
+            <w:proofErr w:type="spellEnd"/>
+            <w:r>
+              <w:t xml:space="preserve">*, estado } → INSERT temporadas; valida </w:t>
+            </w:r>
+            <w:proofErr w:type="spellStart"/>
+            <w:r>
+              <w:t>fecha_fin</w:t>
+            </w:r>
+            <w:proofErr w:type="spellEnd"/>
+            <w:r>
+              <w:t xml:space="preserve"> &gt; </w:t>
+            </w:r>
+            <w:proofErr w:type="spellStart"/>
+            <w:r>
               <w:t>fecha_inicio</w:t>
             </w:r>
             <w:proofErr w:type="spellEnd"/>
             <w:r>
-              <w:t xml:space="preserve">*, </w:t>
-            </w:r>
-            <w:proofErr w:type="spellStart"/>
-            <w:r>
-              <w:t>fecha_fin</w:t>
-            </w:r>
-            <w:proofErr w:type="spellEnd"/>
-            <w:r>
-              <w:t xml:space="preserve">*, estado } → INSERT temporadas; valida </w:t>
-            </w:r>
-            <w:proofErr w:type="spellStart"/>
-            <w:r>
-              <w:t>fecha_fin</w:t>
-            </w:r>
-            <w:proofErr w:type="spellEnd"/>
-            <w:r>
-              <w:t xml:space="preserve"> &gt; </w:t>
-            </w:r>
-            <w:proofErr w:type="spellStart"/>
-            <w:r>
-              <w:t>fecha_inicio</w:t>
-            </w:r>
-            <w:proofErr w:type="spellEnd"/>
-            <w:r>
               <w:t xml:space="preserve">; INSERT </w:t>
             </w:r>
             <w:proofErr w:type="spellStart"/>
@@ -31812,15 +30832,7 @@
             </w:r>
             <w:proofErr w:type="spellEnd"/>
             <w:r>
-              <w:t xml:space="preserve">/colecciones </w:t>
-            </w:r>
-            <w:proofErr w:type="gramStart"/>
-            <w:r>
-              <w:t>{ nombre</w:t>
-            </w:r>
-            <w:proofErr w:type="gramEnd"/>
-            <w:r>
-              <w:t xml:space="preserve">*, </w:t>
+              <w:t xml:space="preserve">/colecciones { nombre*, </w:t>
             </w:r>
             <w:proofErr w:type="spellStart"/>
             <w:r>
@@ -31917,15 +30929,7 @@
             </w:r>
             <w:proofErr w:type="spellEnd"/>
             <w:r>
-              <w:t xml:space="preserve">/temporadas/:id </w:t>
-            </w:r>
-            <w:proofErr w:type="gramStart"/>
-            <w:r>
-              <w:t>{ estado</w:t>
-            </w:r>
-            <w:proofErr w:type="gramEnd"/>
-            <w:r>
-              <w:t xml:space="preserve">: </w:t>
+              <w:t xml:space="preserve">/temporadas/:id { estado: </w:t>
             </w:r>
             <w:r>
               <w:lastRenderedPageBreak/>
@@ -32091,13 +31095,8 @@
               <w:t xml:space="preserve"> en </w:t>
             </w:r>
             <w:proofErr w:type="spellStart"/>
-            <w:proofErr w:type="gramStart"/>
-            <w:r>
-              <w:t>roles.permisos</w:t>
-            </w:r>
-            <w:proofErr w:type="gramEnd"/>
-            <w:r>
-              <w:t>_json</w:t>
+            <w:r>
+              <w:t>roles.permisos_json</w:t>
             </w:r>
             <w:proofErr w:type="spellEnd"/>
             <w:r>
@@ -32559,12 +31558,10 @@
               <w:t xml:space="preserve"> </w:t>
             </w:r>
             <w:proofErr w:type="spellStart"/>
-            <w:proofErr w:type="gramStart"/>
             <w:r>
               <w:t>catalogo.publico</w:t>
             </w:r>
             <w:proofErr w:type="spellEnd"/>
-            <w:proofErr w:type="gramEnd"/>
             <w:r>
               <w:t xml:space="preserve">: (a) construye </w:t>
             </w:r>
@@ -32577,12 +31574,10 @@
               <w:t xml:space="preserve"> que solo trae productos activos con stock &gt; 0 en alguna sucursal. Adaptado al esquema real: </w:t>
             </w:r>
             <w:proofErr w:type="spellStart"/>
-            <w:proofErr w:type="gramStart"/>
             <w:r>
               <w:t>p.activo</w:t>
             </w:r>
             <w:proofErr w:type="spellEnd"/>
-            <w:proofErr w:type="gramEnd"/>
             <w:r>
               <w:t xml:space="preserve"> → LOWER(</w:t>
             </w:r>
@@ -33533,18 +32528,13 @@
             </w:r>
             <w:proofErr w:type="spellEnd"/>
             <w:r>
-              <w:t xml:space="preserve"> catalogo nuevo (público, sin JWT). Desde la página GET /productos</w:t>
-            </w:r>
-            <w:proofErr w:type="gramStart"/>
-            <w:r>
-              <w:t>/:</w:t>
+              <w:t xml:space="preserve"> catalogo nuevo (público, sin JWT). Desde la página GET /productos/:</w:t>
             </w:r>
             <w:proofErr w:type="spellStart"/>
             <w:r>
               <w:t>codigo</w:t>
             </w:r>
             <w:proofErr w:type="spellEnd"/>
-            <w:proofErr w:type="gramEnd"/>
             <w:r>
               <w:t xml:space="preserve"> (nueva, en </w:t>
             </w:r>
@@ -33886,15 +32876,7 @@
             </w:r>
             <w:proofErr w:type="spellEnd"/>
             <w:r>
-              <w:t>/</w:t>
-            </w:r>
-            <w:proofErr w:type="gramStart"/>
-            <w:r>
-              <w:t>tabla agrupadas</w:t>
-            </w:r>
-            <w:proofErr w:type="gramEnd"/>
-            <w:r>
-              <w:t xml:space="preserve"> por sucursal con </w:t>
+              <w:t xml:space="preserve">/tabla agrupadas por sucursal con </w:t>
             </w:r>
             <w:proofErr w:type="spellStart"/>
             <w:r>
@@ -34049,15 +33031,7 @@
             </w:r>
             <w:proofErr w:type="spellStart"/>
             <w:r>
-              <w:t>inventario_</w:t>
-            </w:r>
-            <w:proofErr w:type="gramStart"/>
-            <w:r>
-              <w:t>stock.cantidad</w:t>
-            </w:r>
-            <w:proofErr w:type="gramEnd"/>
-            <w:r>
-              <w:t>_disponible</w:t>
+              <w:t>inventario_stock.cantidad_disponible</w:t>
             </w:r>
             <w:proofErr w:type="spellEnd"/>
             <w:r>
@@ -34095,18 +33069,13 @@
               </w:rPr>
             </w:pPr>
             <w:r>
-              <w:t>1. El visitante abre /productos</w:t>
-            </w:r>
-            <w:proofErr w:type="gramStart"/>
-            <w:r>
-              <w:t>/:</w:t>
+              <w:t>1. El visitante abre /productos/:</w:t>
             </w:r>
             <w:proofErr w:type="spellStart"/>
             <w:r>
               <w:t>codigo</w:t>
             </w:r>
             <w:proofErr w:type="spellEnd"/>
-            <w:proofErr w:type="gramEnd"/>
             <w:r>
               <w:t xml:space="preserve"> (desde el Home "Ver catálogo" o pega la URL). 2. </w:t>
             </w:r>
@@ -34116,18 +33085,13 @@
             </w:r>
             <w:proofErr w:type="spellEnd"/>
             <w:r>
-              <w:t xml:space="preserve"> carga GET .../catalogo/publico</w:t>
-            </w:r>
-            <w:proofErr w:type="gramStart"/>
-            <w:r>
-              <w:t>/:</w:t>
+              <w:t xml:space="preserve"> carga GET .../catalogo/publico/:</w:t>
             </w:r>
             <w:proofErr w:type="spellStart"/>
             <w:r>
               <w:t>codigo</w:t>
             </w:r>
             <w:proofErr w:type="spellEnd"/>
-            <w:proofErr w:type="gramEnd"/>
             <w:r>
               <w:t xml:space="preserve">/disponibilidad. 3. </w:t>
             </w:r>
@@ -34541,15 +33505,287 @@
             </w:r>
             <w:proofErr w:type="spellEnd"/>
             <w:r>
+              <w:t xml:space="preserve"> VARCHAR(20) UNIQUE; ADD COLUMN </w:t>
+            </w:r>
+            <w:proofErr w:type="spellStart"/>
+            <w:r>
+              <w:t>id_ciudad</w:t>
+            </w:r>
+            <w:proofErr w:type="spellEnd"/>
+            <w:r>
+              <w:t xml:space="preserve"> INTEGER REFERENCES ciudades(</w:t>
+            </w:r>
+            <w:proofErr w:type="spellStart"/>
+            <w:r>
+              <w:t>id_ciudad</w:t>
+            </w:r>
+            <w:proofErr w:type="spellEnd"/>
+            <w:r>
+              <w:t xml:space="preserve">); ADD COLUMN </w:t>
+            </w:r>
+            <w:proofErr w:type="spellStart"/>
+            <w:r>
+              <w:t>condiciones_comerciales</w:t>
+            </w:r>
+            <w:proofErr w:type="spellEnd"/>
+            <w:r>
+              <w:t xml:space="preserve"> TEXT;. Mapeo: </w:t>
+            </w:r>
+            <w:proofErr w:type="spellStart"/>
+            <w:r>
+              <w:t>nombre→nombre_empresa</w:t>
+            </w:r>
+            <w:proofErr w:type="spellEnd"/>
+            <w:r>
+              <w:t xml:space="preserve">, </w:t>
+            </w:r>
+            <w:proofErr w:type="spellStart"/>
+            <w:r>
+              <w:t>correo→email</w:t>
+            </w:r>
+            <w:proofErr w:type="spellEnd"/>
+            <w:r>
+              <w:t xml:space="preserve">, </w:t>
+            </w:r>
+            <w:proofErr w:type="spellStart"/>
+            <w:r>
+              <w:t>condiciones_comerciales→observaciones</w:t>
+            </w:r>
+            <w:proofErr w:type="spellEnd"/>
+            <w:r>
+              <w:t xml:space="preserve">, </w:t>
+            </w:r>
+            <w:proofErr w:type="spellStart"/>
+            <w:r>
+              <w:t>estado→estado_riesgo</w:t>
+            </w:r>
+            <w:proofErr w:type="spellEnd"/>
+            <w:r>
+              <w:t xml:space="preserve"> (valores Activo/Inactivo/Bloqueado; </w:t>
+            </w:r>
+            <w:proofErr w:type="spellStart"/>
+            <w:r>
+              <w:t>calidad_score</w:t>
+            </w:r>
+            <w:proofErr w:type="spellEnd"/>
+            <w:r>
+              <w:t xml:space="preserve"> se reserva para CU20). Desde /</w:t>
+            </w:r>
+            <w:proofErr w:type="spellStart"/>
+            <w:r>
+              <w:t>admin</w:t>
+            </w:r>
+            <w:proofErr w:type="spellEnd"/>
+            <w:r>
+              <w:t>/proveedores (</w:t>
+            </w:r>
+            <w:proofErr w:type="spellStart"/>
+            <w:r>
+              <w:t>React</w:t>
+            </w:r>
+            <w:proofErr w:type="spellEnd"/>
+            <w:r>
+              <w:t xml:space="preserve">, </w:t>
+            </w:r>
+            <w:proofErr w:type="spellStart"/>
+            <w:r>
+              <w:t>AdminProveedores</w:t>
+            </w:r>
+            <w:proofErr w:type="spellEnd"/>
+            <w:r>
+              <w:t>), el Administrador ve tabla con Nombre, NIT/RUC, Teléfono, Correo, Ciudad, Estado (</w:t>
+            </w:r>
+            <w:proofErr w:type="spellStart"/>
+            <w:r>
+              <w:t>badge</w:t>
+            </w:r>
+            <w:proofErr w:type="spellEnd"/>
+            <w:r>
+              <w:t xml:space="preserve">: Activo=verde, Inactivo=rojo, Bloqueado=rojo) y Score (columna </w:t>
+            </w:r>
+            <w:proofErr w:type="spellStart"/>
+            <w:r>
+              <w:t>calidad_score</w:t>
+            </w:r>
+            <w:proofErr w:type="spellEnd"/>
+            <w:r>
+              <w:t>, hoy muestra "—" hasta CU20, ya que la evaluación es CU20). Botón "Nuevo Proveedor" (oculto sin permiso, E4) → modal con: nombre* (</w:t>
+            </w:r>
+            <w:proofErr w:type="spellStart"/>
+            <w:r>
+              <w:t>mín</w:t>
+            </w:r>
+            <w:proofErr w:type="spellEnd"/>
+            <w:r>
+              <w:t xml:space="preserve"> 3, </w:t>
+            </w:r>
+            <w:proofErr w:type="spellStart"/>
+            <w:r>
+              <w:t>máx</w:t>
+            </w:r>
+            <w:proofErr w:type="spellEnd"/>
+            <w:r>
+              <w:t xml:space="preserve"> 150), </w:t>
+            </w:r>
+            <w:proofErr w:type="spellStart"/>
+            <w:r>
+              <w:t>nit_ruc</w:t>
+            </w:r>
+            <w:proofErr w:type="spellEnd"/>
+            <w:r>
+              <w:t xml:space="preserve">* (formato ^\d{6,10}$ y unicidad), </w:t>
+            </w:r>
+            <w:proofErr w:type="spellStart"/>
+            <w:r>
+              <w:t>telefono</w:t>
+            </w:r>
+            <w:proofErr w:type="spellEnd"/>
+            <w:r>
+              <w:t xml:space="preserve">*, correo* (formato email), </w:t>
+            </w:r>
+            <w:proofErr w:type="spellStart"/>
+            <w:r>
+              <w:t>id_ciudad</w:t>
+            </w:r>
+            <w:proofErr w:type="spellEnd"/>
+            <w:r>
+              <w:t>* (</w:t>
+            </w:r>
+            <w:proofErr w:type="spellStart"/>
+            <w:r>
+              <w:t>select</w:t>
+            </w:r>
+            <w:proofErr w:type="spellEnd"/>
+            <w:r>
+              <w:t>; se reutiliza GET /api/v1/</w:t>
+            </w:r>
+            <w:proofErr w:type="spellStart"/>
+            <w:r>
+              <w:t>admin</w:t>
+            </w:r>
+            <w:proofErr w:type="spellEnd"/>
+            <w:r>
+              <w:t xml:space="preserve">/ciudades de CU12), </w:t>
+            </w:r>
+            <w:proofErr w:type="spellStart"/>
+            <w:r>
+              <w:t>direccion</w:t>
+            </w:r>
+            <w:proofErr w:type="spellEnd"/>
+            <w:r>
+              <w:t xml:space="preserve">, </w:t>
+            </w:r>
+            <w:proofErr w:type="spellStart"/>
+            <w:r>
+              <w:t>condiciones_comerciales</w:t>
+            </w:r>
+            <w:proofErr w:type="spellEnd"/>
+            <w:r>
+              <w:t xml:space="preserve">. Al guardar: POST /api/v1/proveedores (JWT) con </w:t>
+            </w:r>
+            <w:proofErr w:type="spellStart"/>
+            <w:r>
+              <w:t>body</w:t>
+            </w:r>
+            <w:proofErr w:type="spellEnd"/>
+            <w:r>
+              <w:t xml:space="preserve"> { nombre, </w:t>
+            </w:r>
+            <w:proofErr w:type="spellStart"/>
+            <w:r>
+              <w:t>nit_ruc</w:t>
+            </w:r>
+            <w:proofErr w:type="spellEnd"/>
+            <w:r>
+              <w:t xml:space="preserve">, </w:t>
+            </w:r>
+            <w:proofErr w:type="spellStart"/>
+            <w:r>
+              <w:t>telefono</w:t>
+            </w:r>
+            <w:proofErr w:type="spellEnd"/>
+            <w:r>
+              <w:t xml:space="preserve">, correo, </w:t>
+            </w:r>
+            <w:proofErr w:type="spellStart"/>
+            <w:r>
+              <w:t>id_ciudad</w:t>
+            </w:r>
+            <w:proofErr w:type="spellEnd"/>
+            <w:r>
+              <w:t xml:space="preserve">, </w:t>
+            </w:r>
+            <w:proofErr w:type="spellStart"/>
+            <w:r>
+              <w:t>direccion</w:t>
+            </w:r>
+            <w:proofErr w:type="spellEnd"/>
+            <w:r>
+              <w:t xml:space="preserve">, </w:t>
+            </w:r>
+            <w:proofErr w:type="spellStart"/>
+            <w:r>
+              <w:t>condiciones_comerciales</w:t>
+            </w:r>
+            <w:proofErr w:type="spellEnd"/>
+            <w:r>
+              <w:t xml:space="preserve"> }. El </w:t>
+            </w:r>
+            <w:proofErr w:type="spellStart"/>
+            <w:r>
+              <w:t>endpoint</w:t>
+            </w:r>
+            <w:proofErr w:type="spellEnd"/>
+            <w:r>
               <w:t xml:space="preserve"> </w:t>
             </w:r>
-            <w:proofErr w:type="gramStart"/>
-            <w:r>
-              <w:t>VARCHAR(</w:t>
-            </w:r>
-            <w:proofErr w:type="gramEnd"/>
-            <w:r>
-              <w:t xml:space="preserve">20) UNIQUE; ADD COLUMN </w:t>
+            <w:proofErr w:type="spellStart"/>
+            <w:r>
+              <w:t>proveedor.crear</w:t>
+            </w:r>
+            <w:proofErr w:type="spellEnd"/>
+            <w:r>
+              <w:t xml:space="preserve">: (a) exige permiso </w:t>
+            </w:r>
+            <w:proofErr w:type="spellStart"/>
+            <w:r>
+              <w:t>gestionar_proveedores</w:t>
+            </w:r>
+            <w:proofErr w:type="spellEnd"/>
+            <w:r>
+              <w:t xml:space="preserve">; (b) valida unicidad NIT/RUC (SELECT ... FROM proveedores WHERE </w:t>
+            </w:r>
+            <w:proofErr w:type="spellStart"/>
+            <w:r>
+              <w:t>nit_ruc</w:t>
+            </w:r>
+            <w:proofErr w:type="spellEnd"/>
+            <w:r>
+              <w:t xml:space="preserve"> = $1) → si existe 409 "El NIT/RUC ya está registrado."; (c) INSERT INTO proveedores (</w:t>
+            </w:r>
+            <w:proofErr w:type="spellStart"/>
+            <w:r>
+              <w:t>nombre_empresa</w:t>
+            </w:r>
+            <w:proofErr w:type="spellEnd"/>
+            <w:r>
+              <w:t xml:space="preserve">, </w:t>
+            </w:r>
+            <w:proofErr w:type="spellStart"/>
+            <w:r>
+              <w:t>nit_ruc</w:t>
+            </w:r>
+            <w:proofErr w:type="spellEnd"/>
+            <w:r>
+              <w:t xml:space="preserve">, </w:t>
+            </w:r>
+            <w:proofErr w:type="spellStart"/>
+            <w:r>
+              <w:t>telefono</w:t>
+            </w:r>
+            <w:proofErr w:type="spellEnd"/>
+            <w:r>
+              <w:t xml:space="preserve">, email, </w:t>
             </w:r>
             <w:proofErr w:type="spellStart"/>
             <w:r>
@@ -34557,35 +33793,19 @@
             </w:r>
             <w:proofErr w:type="spellEnd"/>
             <w:r>
-              <w:t xml:space="preserve"> INTEGER REFERENCES ciudades(</w:t>
-            </w:r>
-            <w:proofErr w:type="spellStart"/>
-            <w:r>
-              <w:t>id_ciudad</w:t>
-            </w:r>
-            <w:proofErr w:type="spellEnd"/>
-            <w:r>
-              <w:t xml:space="preserve">); ADD COLUMN </w:t>
-            </w:r>
-            <w:proofErr w:type="spellStart"/>
-            <w:r>
-              <w:t>condiciones_comerciales</w:t>
-            </w:r>
-            <w:proofErr w:type="spellEnd"/>
-            <w:r>
-              <w:t xml:space="preserve"> TEXT;. Mapeo: </w:t>
-            </w:r>
-            <w:proofErr w:type="spellStart"/>
-            <w:r>
-              <w:t>nombre→nombre_empresa</w:t>
-            </w:r>
-            <w:proofErr w:type="spellEnd"/>
-            <w:r>
               <w:t xml:space="preserve">, </w:t>
             </w:r>
             <w:proofErr w:type="spellStart"/>
             <w:r>
-              <w:t>correo→email</w:t>
+              <w:t>direccion</w:t>
+            </w:r>
+            <w:proofErr w:type="spellEnd"/>
+            <w:r>
+              <w:t xml:space="preserve">, observaciones, </w:t>
+            </w:r>
+            <w:proofErr w:type="spellStart"/>
+            <w:r>
+              <w:t>estado_riesgo</w:t>
             </w:r>
             <w:proofErr w:type="spellEnd"/>
             <w:r>
@@ -34593,7 +33813,39 @@
             </w:r>
             <w:proofErr w:type="spellStart"/>
             <w:r>
-              <w:t>condiciones_comerciales→observaciones</w:t>
+              <w:t>fecha_registro</w:t>
+            </w:r>
+            <w:proofErr w:type="spellEnd"/>
+            <w:r>
+              <w:t xml:space="preserve">) VALUES (...) RETURNING </w:t>
+            </w:r>
+            <w:proofErr w:type="spellStart"/>
+            <w:r>
+              <w:t>id_proveedor</w:t>
+            </w:r>
+            <w:proofErr w:type="spellEnd"/>
+            <w:r>
+              <w:t>; (d) bitácora { accion_</w:t>
+            </w:r>
+            <w:proofErr w:type="spellStart"/>
+            <w:r>
+              <w:t>sql</w:t>
+            </w:r>
+            <w:proofErr w:type="spellEnd"/>
+            <w:r>
+              <w:t xml:space="preserve">:'INSERT', </w:t>
+            </w:r>
+            <w:proofErr w:type="spellStart"/>
+            <w:r>
+              <w:t>tabla_afectada:'proveedores</w:t>
+            </w:r>
+            <w:proofErr w:type="spellEnd"/>
+            <w:r>
+              <w:t xml:space="preserve">', </w:t>
+            </w:r>
+            <w:proofErr w:type="spellStart"/>
+            <w:r>
+              <w:t>id_registro</w:t>
             </w:r>
             <w:proofErr w:type="spellEnd"/>
             <w:r>
@@ -34601,75 +33853,11 @@
             </w:r>
             <w:proofErr w:type="spellStart"/>
             <w:r>
-              <w:t>estado→estado_riesgo</w:t>
-            </w:r>
-            <w:proofErr w:type="spellEnd"/>
-            <w:r>
-              <w:t xml:space="preserve"> (valores Activo/Inactivo/Bloqueado; </w:t>
-            </w:r>
-            <w:proofErr w:type="spellStart"/>
-            <w:r>
-              <w:t>calidad_score</w:t>
-            </w:r>
-            <w:proofErr w:type="spellEnd"/>
-            <w:r>
-              <w:t xml:space="preserve"> se reserva para CU20). Desde /</w:t>
-            </w:r>
-            <w:proofErr w:type="spellStart"/>
-            <w:r>
-              <w:t>admin</w:t>
-            </w:r>
-            <w:proofErr w:type="spellEnd"/>
-            <w:r>
-              <w:t>/proveedores (</w:t>
-            </w:r>
-            <w:proofErr w:type="spellStart"/>
-            <w:r>
-              <w:t>React</w:t>
-            </w:r>
-            <w:proofErr w:type="spellEnd"/>
-            <w:r>
-              <w:t xml:space="preserve">, </w:t>
-            </w:r>
-            <w:proofErr w:type="spellStart"/>
-            <w:r>
-              <w:t>AdminProveedores</w:t>
-            </w:r>
-            <w:proofErr w:type="spellEnd"/>
-            <w:r>
-              <w:t>), el Administrador ve tabla con Nombre, NIT/RUC, Teléfono, Correo, Ciudad, Estado (</w:t>
-            </w:r>
-            <w:proofErr w:type="spellStart"/>
-            <w:r>
-              <w:t>badge</w:t>
-            </w:r>
-            <w:proofErr w:type="spellEnd"/>
-            <w:r>
-              <w:t xml:space="preserve">: Activo=verde, Inactivo=rojo, Bloqueado=rojo) y Score (columna </w:t>
-            </w:r>
-            <w:proofErr w:type="spellStart"/>
-            <w:r>
-              <w:t>calidad_score</w:t>
-            </w:r>
-            <w:proofErr w:type="spellEnd"/>
-            <w:r>
-              <w:t>, hoy muestra "—" hasta CU20, ya que la evaluación es CU20). Botón "Nuevo Proveedor" (oculto sin permiso, E4) → modal con: nombre* (</w:t>
-            </w:r>
-            <w:proofErr w:type="spellStart"/>
-            <w:r>
-              <w:t>mín</w:t>
-            </w:r>
-            <w:proofErr w:type="spellEnd"/>
-            <w:r>
-              <w:t xml:space="preserve"> 3, </w:t>
-            </w:r>
-            <w:proofErr w:type="spellStart"/>
-            <w:r>
-              <w:t>máx</w:t>
-            </w:r>
-            <w:proofErr w:type="spellEnd"/>
-            <w:r>
-              <w:t xml:space="preserve"> 150), </w:t>
+              <w:t>new_data</w:t>
+            </w:r>
+            <w:proofErr w:type="spellEnd"/>
+            <w:r>
+              <w:t xml:space="preserve">:{ nombre, </w:t>
             </w:r>
             <w:proofErr w:type="spellStart"/>
             <w:r>
@@ -34677,207 +33865,15 @@
             </w:r>
             <w:proofErr w:type="spellEnd"/>
             <w:r>
-              <w:t>* (formato ^\</w:t>
-            </w:r>
-            <w:proofErr w:type="gramStart"/>
-            <w:r>
-              <w:t>d{</w:t>
-            </w:r>
-            <w:proofErr w:type="gramEnd"/>
-            <w:r>
-              <w:t xml:space="preserve">6,10}$ y unicidad), </w:t>
-            </w:r>
-            <w:proofErr w:type="spellStart"/>
-            <w:r>
-              <w:t>telefono</w:t>
-            </w:r>
-            <w:proofErr w:type="spellEnd"/>
-            <w:r>
-              <w:t xml:space="preserve">*, correo* (formato email), </w:t>
-            </w:r>
-            <w:proofErr w:type="spellStart"/>
-            <w:r>
-              <w:t>id_ciudad</w:t>
-            </w:r>
-            <w:proofErr w:type="spellEnd"/>
-            <w:r>
-              <w:t>* (</w:t>
-            </w:r>
-            <w:proofErr w:type="spellStart"/>
-            <w:r>
-              <w:t>select</w:t>
-            </w:r>
-            <w:proofErr w:type="spellEnd"/>
-            <w:r>
-              <w:t>; se reutiliza GET /api/v1/</w:t>
-            </w:r>
-            <w:proofErr w:type="spellStart"/>
-            <w:r>
-              <w:t>admin</w:t>
-            </w:r>
-            <w:proofErr w:type="spellEnd"/>
-            <w:r>
-              <w:t xml:space="preserve">/ciudades de CU12), </w:t>
-            </w:r>
-            <w:proofErr w:type="spellStart"/>
-            <w:r>
-              <w:t>direccion</w:t>
-            </w:r>
-            <w:proofErr w:type="spellEnd"/>
-            <w:r>
-              <w:t xml:space="preserve">, </w:t>
-            </w:r>
-            <w:proofErr w:type="spellStart"/>
-            <w:r>
-              <w:t>condiciones_comerciales</w:t>
-            </w:r>
-            <w:proofErr w:type="spellEnd"/>
-            <w:r>
-              <w:t xml:space="preserve">. Al guardar: POST /api/v1/proveedores (JWT) con </w:t>
-            </w:r>
-            <w:proofErr w:type="spellStart"/>
-            <w:r>
-              <w:t>body</w:t>
-            </w:r>
-            <w:proofErr w:type="spellEnd"/>
-            <w:r>
-              <w:t xml:space="preserve"> </w:t>
-            </w:r>
-            <w:proofErr w:type="gramStart"/>
-            <w:r>
-              <w:t>{ nombre</w:t>
-            </w:r>
-            <w:proofErr w:type="gramEnd"/>
-            <w:r>
-              <w:t xml:space="preserve">, </w:t>
-            </w:r>
-            <w:proofErr w:type="spellStart"/>
-            <w:r>
-              <w:t>nit_ruc</w:t>
-            </w:r>
-            <w:proofErr w:type="spellEnd"/>
-            <w:r>
-              <w:t xml:space="preserve">, </w:t>
-            </w:r>
-            <w:proofErr w:type="spellStart"/>
-            <w:r>
-              <w:t>telefono</w:t>
-            </w:r>
-            <w:proofErr w:type="spellEnd"/>
-            <w:r>
-              <w:t xml:space="preserve">, correo, </w:t>
-            </w:r>
-            <w:proofErr w:type="spellStart"/>
-            <w:r>
-              <w:t>id_ciudad</w:t>
-            </w:r>
-            <w:proofErr w:type="spellEnd"/>
-            <w:r>
-              <w:t xml:space="preserve">, </w:t>
-            </w:r>
-            <w:proofErr w:type="spellStart"/>
-            <w:r>
-              <w:t>direccion</w:t>
-            </w:r>
-            <w:proofErr w:type="spellEnd"/>
-            <w:r>
-              <w:t xml:space="preserve">, </w:t>
-            </w:r>
-            <w:proofErr w:type="spellStart"/>
-            <w:r>
-              <w:t>condiciones_comerciales</w:t>
-            </w:r>
-            <w:proofErr w:type="spellEnd"/>
-            <w:r>
-              <w:t xml:space="preserve"> }. El </w:t>
-            </w:r>
-            <w:proofErr w:type="spellStart"/>
-            <w:r>
-              <w:t>endpoint</w:t>
-            </w:r>
-            <w:proofErr w:type="spellEnd"/>
-            <w:r>
-              <w:t xml:space="preserve"> </w:t>
-            </w:r>
-            <w:proofErr w:type="spellStart"/>
-            <w:r>
-              <w:t>proveedor.crear</w:t>
-            </w:r>
-            <w:proofErr w:type="spellEnd"/>
-            <w:r>
-              <w:t xml:space="preserve">: (a) exige permiso </w:t>
-            </w:r>
-            <w:proofErr w:type="spellStart"/>
-            <w:r>
-              <w:t>gestionar_proveedores</w:t>
-            </w:r>
-            <w:proofErr w:type="spellEnd"/>
-            <w:r>
-              <w:t xml:space="preserve">; (b) valida unicidad NIT/RUC (SELECT ... FROM proveedores WHERE </w:t>
-            </w:r>
-            <w:proofErr w:type="spellStart"/>
-            <w:r>
-              <w:t>nit_ruc</w:t>
-            </w:r>
-            <w:proofErr w:type="spellEnd"/>
-            <w:r>
-              <w:t xml:space="preserve"> = $1) → si existe 409 "El NIT/RUC ya está registrado."; (c) INSERT INTO proveedores (</w:t>
-            </w:r>
-            <w:proofErr w:type="spellStart"/>
-            <w:r>
-              <w:t>nombre_empresa</w:t>
-            </w:r>
-            <w:proofErr w:type="spellEnd"/>
-            <w:r>
-              <w:t xml:space="preserve">, </w:t>
-            </w:r>
-            <w:proofErr w:type="spellStart"/>
-            <w:r>
-              <w:t>nit_ruc</w:t>
-            </w:r>
-            <w:proofErr w:type="spellEnd"/>
-            <w:r>
-              <w:t xml:space="preserve">, </w:t>
-            </w:r>
-            <w:proofErr w:type="spellStart"/>
-            <w:r>
-              <w:t>telefono</w:t>
-            </w:r>
-            <w:proofErr w:type="spellEnd"/>
-            <w:r>
-              <w:t xml:space="preserve">, email, </w:t>
-            </w:r>
-            <w:proofErr w:type="spellStart"/>
-            <w:r>
-              <w:t>id_ciudad</w:t>
-            </w:r>
-            <w:proofErr w:type="spellEnd"/>
-            <w:r>
-              <w:t xml:space="preserve">, </w:t>
-            </w:r>
-            <w:proofErr w:type="spellStart"/>
-            <w:r>
-              <w:t>direccion</w:t>
-            </w:r>
-            <w:proofErr w:type="spellEnd"/>
-            <w:r>
-              <w:t xml:space="preserve">, observaciones, </w:t>
-            </w:r>
-            <w:proofErr w:type="spellStart"/>
-            <w:r>
-              <w:t>estado_riesgo</w:t>
-            </w:r>
-            <w:proofErr w:type="spellEnd"/>
-            <w:r>
-              <w:t xml:space="preserve">, </w:t>
-            </w:r>
-            <w:proofErr w:type="spellStart"/>
-            <w:r>
-              <w:t>fecha_registro</w:t>
-            </w:r>
-            <w:proofErr w:type="spellEnd"/>
-            <w:r>
-              <w:t xml:space="preserve">) VALUES (...) RETURNING </w:t>
+              <w:t>, correo } }; (e) HTTP 201 { "</w:t>
+            </w:r>
+            <w:proofErr w:type="spellStart"/>
+            <w:r>
+              <w:t>detail</w:t>
+            </w:r>
+            <w:proofErr w:type="spellEnd"/>
+            <w:r>
+              <w:t>": "Proveedor registrado.", "</w:t>
             </w:r>
             <w:proofErr w:type="spellStart"/>
             <w:r>
@@ -34885,62 +33881,6 @@
             </w:r>
             <w:proofErr w:type="spellEnd"/>
             <w:r>
-              <w:t>; (d) bitácora { accion_</w:t>
-            </w:r>
-            <w:proofErr w:type="spellStart"/>
-            <w:r>
-              <w:t>sql</w:t>
-            </w:r>
-            <w:proofErr w:type="spellEnd"/>
-            <w:r>
-              <w:t xml:space="preserve">:'INSERT', </w:t>
-            </w:r>
-            <w:proofErr w:type="spellStart"/>
-            <w:r>
-              <w:t>tabla_afectada:'proveedores</w:t>
-            </w:r>
-            <w:proofErr w:type="spellEnd"/>
-            <w:r>
-              <w:t xml:space="preserve">', </w:t>
-            </w:r>
-            <w:proofErr w:type="spellStart"/>
-            <w:r>
-              <w:t>id_registro</w:t>
-            </w:r>
-            <w:proofErr w:type="spellEnd"/>
-            <w:r>
-              <w:t xml:space="preserve">, </w:t>
-            </w:r>
-            <w:proofErr w:type="spellStart"/>
-            <w:r>
-              <w:t>new_data</w:t>
-            </w:r>
-            <w:proofErr w:type="spellEnd"/>
-            <w:r>
-              <w:t xml:space="preserve">:{ nombre, </w:t>
-            </w:r>
-            <w:proofErr w:type="spellStart"/>
-            <w:r>
-              <w:t>nit_ruc</w:t>
-            </w:r>
-            <w:proofErr w:type="spellEnd"/>
-            <w:r>
-              <w:t>, correo } }; (e) HTTP 201 { "</w:t>
-            </w:r>
-            <w:proofErr w:type="spellStart"/>
-            <w:r>
-              <w:t>detail</w:t>
-            </w:r>
-            <w:proofErr w:type="spellEnd"/>
-            <w:r>
-              <w:t>": "Proveedor registrado.", "</w:t>
-            </w:r>
-            <w:proofErr w:type="spellStart"/>
-            <w:r>
-              <w:t>id_proveedor</w:t>
-            </w:r>
-            <w:proofErr w:type="spellEnd"/>
-            <w:r>
               <w:t xml:space="preserve">": </w:t>
             </w:r>
             <w:proofErr w:type="spellStart"/>
@@ -34984,12 +33924,10 @@
               <w:t xml:space="preserve">) registrado en </w:t>
             </w:r>
             <w:proofErr w:type="spellStart"/>
-            <w:proofErr w:type="gramStart"/>
             <w:r>
               <w:t>app.module</w:t>
             </w:r>
             <w:proofErr w:type="spellEnd"/>
-            <w:proofErr w:type="gramEnd"/>
             <w:r>
               <w:t>.</w:t>
             </w:r>
@@ -35106,13 +34044,8 @@
               <w:t xml:space="preserve"> en </w:t>
             </w:r>
             <w:proofErr w:type="spellStart"/>
-            <w:proofErr w:type="gramStart"/>
-            <w:r>
-              <w:t>roles.permisos</w:t>
-            </w:r>
-            <w:proofErr w:type="gramEnd"/>
-            <w:r>
-              <w:t>_json</w:t>
+            <w:r>
+              <w:t>roles.permisos_json</w:t>
             </w:r>
             <w:proofErr w:type="spellEnd"/>
             <w:r>
@@ -35322,15 +34255,7 @@
             </w:r>
             <w:proofErr w:type="spellEnd"/>
             <w:r>
-              <w:t xml:space="preserve"> ^\</w:t>
-            </w:r>
-            <w:proofErr w:type="gramStart"/>
-            <w:r>
-              <w:t>d{</w:t>
-            </w:r>
-            <w:proofErr w:type="gramEnd"/>
-            <w:r>
-              <w:t>6,10}$). - E3: Ciudad inexistente. 422 "La ciudad seleccionada no existe." - E4: Sin permisos. Botón "Nuevo Proveedor" oculto y página de acceso denegado.</w:t>
+              <w:t xml:space="preserve"> ^\d{6,10}$). - E3: Ciudad inexistente. 422 "La ciudad seleccionada no existe." - E4: Sin permisos. Botón "Nuevo Proveedor" oculto y página de acceso denegado.</w:t>
             </w:r>
           </w:p>
         </w:tc>
@@ -35679,31 +34604,15 @@
                 <w:sz w:val="20"/>
                 <w:szCs w:val="20"/>
               </w:rPr>
-              <w:t>id_</w:t>
-            </w:r>
-            <w:proofErr w:type="gramStart"/>
-            <w:r>
-              <w:rPr>
-                <w:sz w:val="20"/>
-                <w:szCs w:val="20"/>
-              </w:rPr>
-              <w:t>proveedor</w:t>
-            </w:r>
-            <w:proofErr w:type="spellEnd"/>
-            <w:r>
-              <w:rPr>
-                <w:sz w:val="20"/>
-                <w:szCs w:val="20"/>
-              </w:rPr>
-              <w:t>}/</w:t>
-            </w:r>
-            <w:proofErr w:type="gramEnd"/>
-            <w:r>
-              <w:rPr>
-                <w:sz w:val="20"/>
-                <w:szCs w:val="20"/>
-              </w:rPr>
-              <w:t xml:space="preserve">estado con </w:t>
+              <w:t>id_proveedor</w:t>
+            </w:r>
+            <w:proofErr w:type="spellEnd"/>
+            <w:r>
+              <w:rPr>
+                <w:sz w:val="20"/>
+                <w:szCs w:val="20"/>
+              </w:rPr>
+              <w:t xml:space="preserve">}/estado con </w:t>
             </w:r>
             <w:proofErr w:type="spellStart"/>
             <w:r>
@@ -36120,21 +35029,12 @@
               <w:t xml:space="preserve">' en </w:t>
             </w:r>
             <w:proofErr w:type="spellStart"/>
-            <w:proofErr w:type="gramStart"/>
-            <w:r>
-              <w:rPr>
-                <w:sz w:val="20"/>
-                <w:szCs w:val="20"/>
-              </w:rPr>
-              <w:t>roles.permisos</w:t>
-            </w:r>
-            <w:proofErr w:type="gramEnd"/>
-            <w:r>
-              <w:rPr>
-                <w:sz w:val="20"/>
-                <w:szCs w:val="20"/>
-              </w:rPr>
-              <w:t>_json</w:t>
+            <w:r>
+              <w:rPr>
+                <w:sz w:val="20"/>
+                <w:szCs w:val="20"/>
+              </w:rPr>
+              <w:t>roles.permisos_json</w:t>
             </w:r>
             <w:proofErr w:type="spellEnd"/>
             <w:r>
@@ -36185,25 +35085,7 @@
                 <w:sz w:val="20"/>
                 <w:szCs w:val="20"/>
               </w:rPr>
-              <w:t xml:space="preserve">1. Navega a Proveedores. 2. Localiza al proveedor activo. 3. Abre menú de acciones → "Bloquear". 4. Confirma la consecuencia. 5. Envía PATCH /api/v1/proveedores/{id}/estado </w:t>
-            </w:r>
-            <w:proofErr w:type="gramStart"/>
-            <w:r>
-              <w:rPr>
-                <w:rFonts w:ascii="Arial Unicode MS" w:eastAsia="Arial Unicode MS" w:hAnsi="Arial Unicode MS" w:cs="Arial Unicode MS"/>
-                <w:sz w:val="20"/>
-                <w:szCs w:val="20"/>
-              </w:rPr>
-              <w:t>{ estado</w:t>
-            </w:r>
-            <w:proofErr w:type="gramEnd"/>
-            <w:r>
-              <w:rPr>
-                <w:rFonts w:ascii="Arial Unicode MS" w:eastAsia="Arial Unicode MS" w:hAnsi="Arial Unicode MS" w:cs="Arial Unicode MS"/>
-                <w:sz w:val="20"/>
-                <w:szCs w:val="20"/>
-              </w:rPr>
-              <w:t xml:space="preserve">: 'Bloqueado' }. 6. </w:t>
+              <w:t xml:space="preserve">1. Navega a Proveedores. 2. Localiza al proveedor activo. 3. Abre menú de acciones → "Bloquear". 4. Confirma la consecuencia. 5. Envía PATCH /api/v1/proveedores/{id}/estado { estado: 'Bloqueado' }. 6. </w:t>
             </w:r>
             <w:proofErr w:type="spellStart"/>
             <w:r>
@@ -36771,13 +35653,8 @@
               <w:t xml:space="preserve"> ya existe en la tabla; migración: ADD COLUMN </w:t>
             </w:r>
             <w:proofErr w:type="spellStart"/>
-            <w:proofErr w:type="gramStart"/>
-            <w:r>
-              <w:t>proveedores.score</w:t>
-            </w:r>
-            <w:proofErr w:type="gramEnd"/>
-            <w:r>
-              <w:t>_fecha</w:t>
+            <w:r>
+              <w:t>proveedores.score_fecha</w:t>
             </w:r>
             <w:proofErr w:type="spellEnd"/>
             <w:r>
@@ -36932,12 +35809,10 @@
               <w:t xml:space="preserve"> </w:t>
             </w:r>
             <w:proofErr w:type="spellStart"/>
-            <w:proofErr w:type="gramStart"/>
             <w:r>
               <w:t>scoring.recalcular</w:t>
             </w:r>
             <w:proofErr w:type="spellEnd"/>
-            <w:proofErr w:type="gramEnd"/>
             <w:r>
               <w:t xml:space="preserve">: (a) verifica permiso </w:t>
             </w:r>
@@ -37214,13 +36089,8 @@
               <w:t xml:space="preserve"> (o *) en </w:t>
             </w:r>
             <w:proofErr w:type="spellStart"/>
-            <w:proofErr w:type="gramStart"/>
-            <w:r>
-              <w:t>roles.permisos</w:t>
-            </w:r>
-            <w:proofErr w:type="gramEnd"/>
-            <w:r>
-              <w:t>_json</w:t>
+            <w:r>
+              <w:t>roles.permisos_json</w:t>
             </w:r>
             <w:proofErr w:type="spellEnd"/>
             <w:r>
@@ -37466,15 +36336,7 @@
             </w:r>
             <w:proofErr w:type="spellEnd"/>
             <w:r>
-              <w:t>=</w:t>
-            </w:r>
-            <w:proofErr w:type="gramStart"/>
-            <w:r>
-              <w:t>NOW(</w:t>
-            </w:r>
-            <w:proofErr w:type="gramEnd"/>
-            <w:r>
-              <w:t xml:space="preserve">); el </w:t>
+              <w:t xml:space="preserve">=NOW(); el </w:t>
             </w:r>
             <w:proofErr w:type="spellStart"/>
             <w:r>
@@ -37656,10 +36518,6 @@
               </w:rPr>
             </w:pPr>
             <w:r>
-              <w:rPr>
-                <w:sz w:val="20"/>
-                <w:szCs w:val="20"/>
-              </w:rPr>
               <w:t>CASO DE USO</w:t>
             </w:r>
           </w:p>
@@ -37676,10 +36534,6 @@
               </w:rPr>
             </w:pPr>
             <w:r>
-              <w:rPr>
-                <w:sz w:val="20"/>
-                <w:szCs w:val="20"/>
-              </w:rPr>
               <w:t>CU21 - Elaborar Orden de Compra a Proveedor</w:t>
             </w:r>
           </w:p>
@@ -37698,10 +36552,6 @@
               </w:rPr>
             </w:pPr>
             <w:r>
-              <w:rPr>
-                <w:sz w:val="20"/>
-                <w:szCs w:val="20"/>
-              </w:rPr>
               <w:t>PROPÓSITO</w:t>
             </w:r>
           </w:p>
@@ -37718,11 +36568,7 @@
               </w:rPr>
             </w:pPr>
             <w:r>
-              <w:rPr>
-                <w:sz w:val="20"/>
-                <w:szCs w:val="20"/>
-              </w:rPr>
-              <w:t>Permitir al Administrador General crear una orden de compra a un proveedor para reaprovisionar prendas, especificando productos, cantidades y precios, y dejarla en estado pendiente de recepción (CU22).</w:t>
+              <w:t>Permitir al Administrador General crear una orden de compra a un proveedor para reaprovisionar prendas, especificando productos (talla/color), cantidades y precios, y dejarla en estado pendiente de recepción (CU22).</w:t>
             </w:r>
           </w:p>
         </w:tc>
@@ -37740,10 +36586,6 @@
               </w:rPr>
             </w:pPr>
             <w:r>
-              <w:rPr>
-                <w:sz w:val="20"/>
-                <w:szCs w:val="20"/>
-              </w:rPr>
               <w:t>DESCRIPCIÓN</w:t>
             </w:r>
           </w:p>
@@ -37760,957 +36602,488 @@
               </w:rPr>
             </w:pPr>
             <w:r>
-              <w:rPr>
-                <w:rFonts w:ascii="Arial Unicode MS" w:eastAsia="Arial Unicode MS" w:hAnsi="Arial Unicode MS" w:cs="Arial Unicode MS"/>
-                <w:sz w:val="20"/>
-                <w:szCs w:val="20"/>
-              </w:rPr>
               <w:t>Desde /</w:t>
             </w:r>
             <w:proofErr w:type="spellStart"/>
             <w:r>
-              <w:rPr>
-                <w:rFonts w:ascii="Arial Unicode MS" w:eastAsia="Arial Unicode MS" w:hAnsi="Arial Unicode MS" w:cs="Arial Unicode MS"/>
-                <w:sz w:val="20"/>
-                <w:szCs w:val="20"/>
-              </w:rPr>
               <w:t>admin</w:t>
             </w:r>
             <w:proofErr w:type="spellEnd"/>
             <w:r>
-              <w:rPr>
-                <w:rFonts w:ascii="Arial Unicode MS" w:eastAsia="Arial Unicode MS" w:hAnsi="Arial Unicode MS" w:cs="Arial Unicode MS"/>
-                <w:sz w:val="20"/>
-                <w:szCs w:val="20"/>
-              </w:rPr>
-              <w:t xml:space="preserve">/ordenes-compra (web Angular, </w:t>
-            </w:r>
-            <w:proofErr w:type="spellStart"/>
-            <w:r>
-              <w:rPr>
-                <w:rFonts w:ascii="Arial Unicode MS" w:eastAsia="Arial Unicode MS" w:hAnsi="Arial Unicode MS" w:cs="Arial Unicode MS"/>
-                <w:sz w:val="20"/>
-                <w:szCs w:val="20"/>
-              </w:rPr>
-              <w:t>OrdenesCompraComponent</w:t>
-            </w:r>
-            <w:proofErr w:type="spellEnd"/>
-            <w:r>
-              <w:rPr>
-                <w:rFonts w:ascii="Arial Unicode MS" w:eastAsia="Arial Unicode MS" w:hAnsi="Arial Unicode MS" w:cs="Arial Unicode MS"/>
-                <w:sz w:val="20"/>
-                <w:szCs w:val="20"/>
-              </w:rPr>
-              <w:t xml:space="preserve"> / </w:t>
-            </w:r>
-            <w:proofErr w:type="spellStart"/>
-            <w:r>
-              <w:rPr>
-                <w:rFonts w:ascii="Arial Unicode MS" w:eastAsia="Arial Unicode MS" w:hAnsi="Arial Unicode MS" w:cs="Arial Unicode MS"/>
-                <w:sz w:val="20"/>
-                <w:szCs w:val="20"/>
-              </w:rPr>
-              <w:t>Flutter</w:t>
-            </w:r>
-            <w:proofErr w:type="spellEnd"/>
-            <w:r>
-              <w:rPr>
-                <w:rFonts w:ascii="Arial Unicode MS" w:eastAsia="Arial Unicode MS" w:hAnsi="Arial Unicode MS" w:cs="Arial Unicode MS"/>
-                <w:sz w:val="20"/>
-                <w:szCs w:val="20"/>
-              </w:rPr>
+              <w:t xml:space="preserve">/ordenes-compra (web </w:t>
+            </w:r>
+            <w:proofErr w:type="spellStart"/>
+            <w:r>
+              <w:t>React</w:t>
+            </w:r>
+            <w:proofErr w:type="spellEnd"/>
+            <w:r>
+              <w:t>/</w:t>
+            </w:r>
+            <w:proofErr w:type="spellStart"/>
+            <w:r>
+              <w:t>TypeScript</w:t>
+            </w:r>
+            <w:proofErr w:type="spellEnd"/>
+            <w:r>
+              <w:t xml:space="preserve"> + Vite + </w:t>
+            </w:r>
+            <w:proofErr w:type="spellStart"/>
+            <w:r>
+              <w:t>Tailwind</w:t>
+            </w:r>
+            <w:proofErr w:type="spellEnd"/>
+            <w:r>
+              <w:t xml:space="preserve">, página </w:t>
+            </w:r>
+            <w:proofErr w:type="spellStart"/>
+            <w:r>
+              <w:t>AdminOrdenesCompra.tsx</w:t>
+            </w:r>
+            <w:proofErr w:type="spellEnd"/>
+            <w:r>
+              <w:t xml:space="preserve"> en el panel </w:t>
+            </w:r>
+            <w:proofErr w:type="spellStart"/>
+            <w:r>
+              <w:t>admin</w:t>
+            </w:r>
+            <w:proofErr w:type="spellEnd"/>
+            <w:r>
+              <w:t xml:space="preserve">), el Administrador presiona el botón "Nueva Orden de Compra" (componente </w:t>
+            </w:r>
+            <w:proofErr w:type="spellStart"/>
+            <w:r>
+              <w:t>Button</w:t>
+            </w:r>
+            <w:proofErr w:type="spellEnd"/>
+            <w:r>
+              <w:t xml:space="preserve">, ícono Plus) → modal </w:t>
+            </w:r>
+            <w:proofErr w:type="spellStart"/>
+            <w:r>
+              <w:t>custom</w:t>
+            </w:r>
+            <w:proofErr w:type="spellEnd"/>
+            <w:r>
+              <w:t xml:space="preserve"> (</w:t>
+            </w:r>
+            <w:proofErr w:type="spellStart"/>
+            <w:r>
+              <w:t>overlay</w:t>
+            </w:r>
+            <w:proofErr w:type="spellEnd"/>
+            <w:r>
               <w:t xml:space="preserve"> </w:t>
             </w:r>
             <w:proofErr w:type="spellStart"/>
             <w:r>
-              <w:rPr>
-                <w:rFonts w:ascii="Arial Unicode MS" w:eastAsia="Arial Unicode MS" w:hAnsi="Arial Unicode MS" w:cs="Arial Unicode MS"/>
-                <w:sz w:val="20"/>
-                <w:szCs w:val="20"/>
-              </w:rPr>
-              <w:t>OrdenesCompraScreen</w:t>
-            </w:r>
-            <w:proofErr w:type="spellEnd"/>
-            <w:r>
-              <w:rPr>
-                <w:rFonts w:ascii="Arial Unicode MS" w:eastAsia="Arial Unicode MS" w:hAnsi="Arial Unicode MS" w:cs="Arial Unicode MS"/>
-                <w:sz w:val="20"/>
-                <w:szCs w:val="20"/>
-              </w:rPr>
-              <w:t>), el Administrador presiona "Nueva Orden de Compra" (</w:t>
-            </w:r>
-            <w:proofErr w:type="spellStart"/>
-            <w:r>
-              <w:rPr>
-                <w:rFonts w:ascii="Arial Unicode MS" w:eastAsia="Arial Unicode MS" w:hAnsi="Arial Unicode MS" w:cs="Arial Unicode MS"/>
-                <w:sz w:val="20"/>
-                <w:szCs w:val="20"/>
-              </w:rPr>
-              <w:t>MatFab</w:t>
-            </w:r>
-            <w:proofErr w:type="spellEnd"/>
-            <w:r>
-              <w:rPr>
-                <w:rFonts w:ascii="Arial Unicode MS" w:eastAsia="Arial Unicode MS" w:hAnsi="Arial Unicode MS" w:cs="Arial Unicode MS"/>
-                <w:sz w:val="20"/>
-                <w:szCs w:val="20"/>
-              </w:rPr>
+              <w:t>fixed</w:t>
+            </w:r>
+            <w:proofErr w:type="spellEnd"/>
+            <w:r>
+              <w:t xml:space="preserve"> inset-0 + panel rounded-2xl) estilo </w:t>
+            </w:r>
+            <w:proofErr w:type="spellStart"/>
+            <w:r>
+              <w:t>wizard</w:t>
+            </w:r>
+            <w:proofErr w:type="spellEnd"/>
+            <w:r>
+              <w:t xml:space="preserve"> con: proveedor* (</w:t>
+            </w:r>
+            <w:proofErr w:type="spellStart"/>
+            <w:r>
+              <w:t>select</w:t>
+            </w:r>
+            <w:proofErr w:type="spellEnd"/>
+            <w:r>
+              <w:t xml:space="preserve"> con proveedores activos no bloqueados desde el </w:t>
+            </w:r>
+            <w:proofErr w:type="spellStart"/>
+            <w:r>
+              <w:t>endpoint</w:t>
+            </w:r>
+            <w:proofErr w:type="spellEnd"/>
+            <w:r>
+              <w:t xml:space="preserve"> de opciones, mostrando nombre y score), sucursal destino* (</w:t>
+            </w:r>
+            <w:proofErr w:type="spellStart"/>
+            <w:r>
+              <w:t>select</w:t>
+            </w:r>
+            <w:proofErr w:type="spellEnd"/>
+            <w:r>
+              <w:t xml:space="preserve"> con sucursales activas), </w:t>
+            </w:r>
+            <w:proofErr w:type="spellStart"/>
+            <w:r>
+              <w:t>fecha_estimada_entrega</w:t>
+            </w:r>
+            <w:proofErr w:type="spellEnd"/>
+            <w:r>
+              <w:t xml:space="preserve">* (Input </w:t>
+            </w:r>
+            <w:proofErr w:type="spellStart"/>
+            <w:r>
+              <w:t>type</w:t>
+            </w:r>
+            <w:proofErr w:type="spellEnd"/>
+            <w:r>
+              <w:t xml:space="preserve">="date"), y líneas de detalle (estado local con array de líneas </w:t>
+            </w:r>
+            <w:proofErr w:type="spellStart"/>
+            <w:r>
+              <w:t>useState</w:t>
+            </w:r>
+            <w:proofErr w:type="spellEnd"/>
+            <w:r>
+              <w:t xml:space="preserve">, cada línea: producto* </w:t>
+            </w:r>
+            <w:proofErr w:type="spellStart"/>
+            <w:r>
+              <w:t>select</w:t>
+            </w:r>
+            <w:proofErr w:type="spellEnd"/>
+            <w:r>
+              <w:t xml:space="preserve"> desde productos con </w:t>
+            </w:r>
+            <w:proofErr w:type="spellStart"/>
+            <w:r>
+              <w:t>id_ptc</w:t>
+            </w:r>
+            <w:proofErr w:type="spellEnd"/>
+            <w:r>
+              <w:t xml:space="preserve"> y etiqueta "Producto · Talla · Color", cantidad* Input </w:t>
+            </w:r>
+            <w:proofErr w:type="spellStart"/>
+            <w:r>
+              <w:t>number</w:t>
+            </w:r>
+            <w:proofErr w:type="spellEnd"/>
+            <w:r>
+              <w:t xml:space="preserve"> &gt; 0, </w:t>
+            </w:r>
+            <w:proofErr w:type="spellStart"/>
+            <w:r>
+              <w:t>precio_unitario_compra</w:t>
+            </w:r>
+            <w:proofErr w:type="spellEnd"/>
+            <w:r>
+              <w:t>* Input con prefijo Bs, subtotal calculado en vivo y total al pie). Al guardar: POST /api/v1/</w:t>
+            </w:r>
+            <w:proofErr w:type="spellStart"/>
+            <w:r>
+              <w:t>admin</w:t>
+            </w:r>
+            <w:proofErr w:type="spellEnd"/>
+            <w:r>
+              <w:t xml:space="preserve">/ordenes-compra con </w:t>
+            </w:r>
+            <w:proofErr w:type="spellStart"/>
+            <w:r>
+              <w:t>Authorization</w:t>
+            </w:r>
+            <w:proofErr w:type="spellEnd"/>
+            <w:r>
+              <w:t xml:space="preserve">: </w:t>
+            </w:r>
+            <w:proofErr w:type="spellStart"/>
+            <w:r>
+              <w:t>Bearer</w:t>
+            </w:r>
+            <w:proofErr w:type="spellEnd"/>
+            <w:r>
+              <w:t xml:space="preserve"> {</w:t>
+            </w:r>
+            <w:proofErr w:type="spellStart"/>
+            <w:r>
+              <w:t>access_token</w:t>
+            </w:r>
+            <w:proofErr w:type="spellEnd"/>
+            <w:r>
+              <w:t xml:space="preserve">} y </w:t>
+            </w:r>
+            <w:proofErr w:type="spellStart"/>
+            <w:r>
+              <w:t>body</w:t>
+            </w:r>
+            <w:proofErr w:type="spellEnd"/>
+            <w:r>
+              <w:t xml:space="preserve"> { </w:t>
+            </w:r>
+            <w:proofErr w:type="spellStart"/>
+            <w:r>
+              <w:t>id_proveedor</w:t>
+            </w:r>
+            <w:proofErr w:type="spellEnd"/>
+            <w:r>
+              <w:t xml:space="preserve">, </w:t>
+            </w:r>
+            <w:proofErr w:type="spellStart"/>
+            <w:r>
+              <w:lastRenderedPageBreak/>
+              <w:t>id_sucursal</w:t>
+            </w:r>
+            <w:proofErr w:type="spellEnd"/>
+            <w:r>
+              <w:t xml:space="preserve">, </w:t>
+            </w:r>
+            <w:proofErr w:type="spellStart"/>
+            <w:r>
+              <w:t>fecha_estimada_entrega</w:t>
+            </w:r>
+            <w:proofErr w:type="spellEnd"/>
+            <w:r>
+              <w:t xml:space="preserve">, detalle: [{ </w:t>
+            </w:r>
+            <w:proofErr w:type="spellStart"/>
+            <w:r>
+              <w:t>id_ptc</w:t>
+            </w:r>
+            <w:proofErr w:type="spellEnd"/>
+            <w:r>
+              <w:t xml:space="preserve">, cantidad, </w:t>
+            </w:r>
+            <w:proofErr w:type="spellStart"/>
+            <w:r>
+              <w:t>precio_unitario_compra</w:t>
+            </w:r>
+            <w:proofErr w:type="spellEnd"/>
+            <w:r>
+              <w:t xml:space="preserve"> }], observaciones? }. El </w:t>
+            </w:r>
+            <w:proofErr w:type="spellStart"/>
+            <w:r>
+              <w:t>endpoint</w:t>
+            </w:r>
+            <w:proofErr w:type="spellEnd"/>
+            <w:r>
               <w:t xml:space="preserve"> </w:t>
             </w:r>
             <w:proofErr w:type="spellStart"/>
             <w:r>
-              <w:rPr>
-                <w:rFonts w:ascii="Arial Unicode MS" w:eastAsia="Arial Unicode MS" w:hAnsi="Arial Unicode MS" w:cs="Arial Unicode MS"/>
-                <w:sz w:val="20"/>
-                <w:szCs w:val="20"/>
-              </w:rPr>
-              <w:t>primary</w:t>
-            </w:r>
-            <w:proofErr w:type="spellEnd"/>
-            <w:r>
-              <w:rPr>
-                <w:rFonts w:ascii="Arial Unicode MS" w:eastAsia="Arial Unicode MS" w:hAnsi="Arial Unicode MS" w:cs="Arial Unicode MS"/>
-                <w:sz w:val="20"/>
-                <w:szCs w:val="20"/>
-              </w:rPr>
-              <w:t xml:space="preserve">) → </w:t>
-            </w:r>
-            <w:proofErr w:type="spellStart"/>
-            <w:r>
-              <w:rPr>
-                <w:rFonts w:ascii="Arial Unicode MS" w:eastAsia="Arial Unicode MS" w:hAnsi="Arial Unicode MS" w:cs="Arial Unicode MS"/>
-                <w:sz w:val="20"/>
-                <w:szCs w:val="20"/>
-              </w:rPr>
-              <w:t>MatDialog</w:t>
-            </w:r>
-            <w:proofErr w:type="spellEnd"/>
-            <w:r>
-              <w:rPr>
-                <w:rFonts w:ascii="Arial Unicode MS" w:eastAsia="Arial Unicode MS" w:hAnsi="Arial Unicode MS" w:cs="Arial Unicode MS"/>
-                <w:sz w:val="20"/>
-                <w:szCs w:val="20"/>
-              </w:rPr>
-              <w:t>/</w:t>
-            </w:r>
-            <w:proofErr w:type="spellStart"/>
-            <w:r>
-              <w:rPr>
-                <w:rFonts w:ascii="Arial Unicode MS" w:eastAsia="Arial Unicode MS" w:hAnsi="Arial Unicode MS" w:cs="Arial Unicode MS"/>
-                <w:sz w:val="20"/>
-                <w:szCs w:val="20"/>
-              </w:rPr>
-              <w:t>wizard</w:t>
-            </w:r>
-            <w:proofErr w:type="spellEnd"/>
-            <w:r>
-              <w:rPr>
-                <w:rFonts w:ascii="Arial Unicode MS" w:eastAsia="Arial Unicode MS" w:hAnsi="Arial Unicode MS" w:cs="Arial Unicode MS"/>
-                <w:sz w:val="20"/>
-                <w:szCs w:val="20"/>
-              </w:rPr>
-              <w:t xml:space="preserve"> con: proveedor* (</w:t>
-            </w:r>
-            <w:proofErr w:type="spellStart"/>
-            <w:r>
-              <w:rPr>
-                <w:rFonts w:ascii="Arial Unicode MS" w:eastAsia="Arial Unicode MS" w:hAnsi="Arial Unicode MS" w:cs="Arial Unicode MS"/>
-                <w:sz w:val="20"/>
-                <w:szCs w:val="20"/>
-              </w:rPr>
-              <w:t>MatSelect</w:t>
-            </w:r>
-            <w:proofErr w:type="spellEnd"/>
-            <w:r>
-              <w:rPr>
-                <w:rFonts w:ascii="Arial Unicode MS" w:eastAsia="Arial Unicode MS" w:hAnsi="Arial Unicode MS" w:cs="Arial Unicode MS"/>
-                <w:sz w:val="20"/>
-                <w:szCs w:val="20"/>
-              </w:rPr>
-              <w:t xml:space="preserve"> con proveedores activos no bloqueados y su score/estado), sucursal destino* (</w:t>
-            </w:r>
-            <w:proofErr w:type="spellStart"/>
-            <w:r>
-              <w:rPr>
-                <w:rFonts w:ascii="Arial Unicode MS" w:eastAsia="Arial Unicode MS" w:hAnsi="Arial Unicode MS" w:cs="Arial Unicode MS"/>
-                <w:sz w:val="20"/>
-                <w:szCs w:val="20"/>
-              </w:rPr>
-              <w:t>MatSelect</w:t>
-            </w:r>
-            <w:proofErr w:type="spellEnd"/>
-            <w:r>
-              <w:rPr>
-                <w:rFonts w:ascii="Arial Unicode MS" w:eastAsia="Arial Unicode MS" w:hAnsi="Arial Unicode MS" w:cs="Arial Unicode MS"/>
-                <w:sz w:val="20"/>
-                <w:szCs w:val="20"/>
-              </w:rPr>
-              <w:t xml:space="preserve">), </w:t>
-            </w:r>
-            <w:proofErr w:type="spellStart"/>
-            <w:r>
-              <w:rPr>
-                <w:rFonts w:ascii="Arial Unicode MS" w:eastAsia="Arial Unicode MS" w:hAnsi="Arial Unicode MS" w:cs="Arial Unicode MS"/>
-                <w:sz w:val="20"/>
-                <w:szCs w:val="20"/>
-              </w:rPr>
+              <w:t>ComprasService.crearOrdenCompra</w:t>
+            </w:r>
+            <w:proofErr w:type="spellEnd"/>
+            <w:r>
+              <w:t xml:space="preserve">: (a) verifica permiso </w:t>
+            </w:r>
+            <w:proofErr w:type="spellStart"/>
+            <w:r>
+              <w:t>elaborar_orden_compra</w:t>
+            </w:r>
+            <w:proofErr w:type="spellEnd"/>
+            <w:r>
+              <w:t xml:space="preserve"> (o *); (b) valida proveedor activo y no bloqueado: si estado='Bloqueado', 409 "No se puede crear una orden con un proveedor bloqueado. Estado actual: Bloqueado."; (c) valida líneas (E2) y sucursal activa (E3); (d) total = SUM(cantidad * </w:t>
+            </w:r>
+            <w:proofErr w:type="spellStart"/>
+            <w:r>
+              <w:t>precio_unitario_compra</w:t>
+            </w:r>
+            <w:proofErr w:type="spellEnd"/>
+            <w:r>
+              <w:t xml:space="preserve">) redondeado a 2 decimales; (e) transacción: INSERT INTO </w:t>
+            </w:r>
+            <w:proofErr w:type="spellStart"/>
+            <w:r>
+              <w:t>ordenes_compra</w:t>
+            </w:r>
+            <w:proofErr w:type="spellEnd"/>
+            <w:r>
+              <w:t xml:space="preserve"> (</w:t>
+            </w:r>
+            <w:proofErr w:type="spellStart"/>
+            <w:r>
+              <w:t>id_proveedor</w:t>
+            </w:r>
+            <w:proofErr w:type="spellEnd"/>
+            <w:r>
+              <w:t xml:space="preserve">, </w:t>
+            </w:r>
+            <w:proofErr w:type="spellStart"/>
+            <w:r>
+              <w:t>id_sucursal</w:t>
+            </w:r>
+            <w:proofErr w:type="spellEnd"/>
+            <w:r>
+              <w:t xml:space="preserve">, </w:t>
+            </w:r>
+            <w:proofErr w:type="spellStart"/>
+            <w:r>
+              <w:t>fecha_orden</w:t>
+            </w:r>
+            <w:proofErr w:type="spellEnd"/>
+            <w:r>
+              <w:t xml:space="preserve">, </w:t>
+            </w:r>
+            <w:proofErr w:type="spellStart"/>
+            <w:r>
               <w:t>fecha_estimada_entrega</w:t>
             </w:r>
             <w:proofErr w:type="spellEnd"/>
             <w:r>
-              <w:rPr>
-                <w:rFonts w:ascii="Arial Unicode MS" w:eastAsia="Arial Unicode MS" w:hAnsi="Arial Unicode MS" w:cs="Arial Unicode MS"/>
-                <w:sz w:val="20"/>
-                <w:szCs w:val="20"/>
-              </w:rPr>
-              <w:t xml:space="preserve">*, y líneas de detalle (reactive </w:t>
-            </w:r>
-            <w:proofErr w:type="spellStart"/>
-            <w:r>
-              <w:rPr>
-                <w:rFonts w:ascii="Arial Unicode MS" w:eastAsia="Arial Unicode MS" w:hAnsi="Arial Unicode MS" w:cs="Arial Unicode MS"/>
-                <w:sz w:val="20"/>
-                <w:szCs w:val="20"/>
-              </w:rPr>
-              <w:t>form</w:t>
-            </w:r>
-            <w:proofErr w:type="spellEnd"/>
-            <w:r>
-              <w:rPr>
-                <w:rFonts w:ascii="Arial Unicode MS" w:eastAsia="Arial Unicode MS" w:hAnsi="Arial Unicode MS" w:cs="Arial Unicode MS"/>
-                <w:sz w:val="20"/>
-                <w:szCs w:val="20"/>
-              </w:rPr>
-              <w:t xml:space="preserve"> array, cada línea: producto* </w:t>
-            </w:r>
-            <w:proofErr w:type="spellStart"/>
-            <w:r>
-              <w:rPr>
-                <w:rFonts w:ascii="Arial Unicode MS" w:eastAsia="Arial Unicode MS" w:hAnsi="Arial Unicode MS" w:cs="Arial Unicode MS"/>
-                <w:sz w:val="20"/>
-                <w:szCs w:val="20"/>
-              </w:rPr>
-              <w:t>MatSelect</w:t>
-            </w:r>
-            <w:proofErr w:type="spellEnd"/>
-            <w:r>
-              <w:rPr>
-                <w:rFonts w:ascii="Arial Unicode MS" w:eastAsia="Arial Unicode MS" w:hAnsi="Arial Unicode MS" w:cs="Arial Unicode MS"/>
-                <w:sz w:val="20"/>
-                <w:szCs w:val="20"/>
-              </w:rPr>
-              <w:t xml:space="preserve"> desde productos, cantidad* </w:t>
-            </w:r>
-            <w:proofErr w:type="spellStart"/>
-            <w:r>
-              <w:rPr>
-                <w:rFonts w:ascii="Arial Unicode MS" w:eastAsia="Arial Unicode MS" w:hAnsi="Arial Unicode MS" w:cs="Arial Unicode MS"/>
-                <w:sz w:val="20"/>
-                <w:szCs w:val="20"/>
-              </w:rPr>
-              <w:t>number</w:t>
-            </w:r>
-            <w:proofErr w:type="spellEnd"/>
-            <w:r>
-              <w:rPr>
-                <w:rFonts w:ascii="Arial Unicode MS" w:eastAsia="Arial Unicode MS" w:hAnsi="Arial Unicode MS" w:cs="Arial Unicode MS"/>
-                <w:sz w:val="20"/>
-                <w:szCs w:val="20"/>
-              </w:rPr>
-              <w:t xml:space="preserve"> &gt;0, </w:t>
-            </w:r>
-            <w:proofErr w:type="spellStart"/>
-            <w:r>
-              <w:rPr>
-                <w:rFonts w:ascii="Arial Unicode MS" w:eastAsia="Arial Unicode MS" w:hAnsi="Arial Unicode MS" w:cs="Arial Unicode MS"/>
-                <w:sz w:val="20"/>
-                <w:szCs w:val="20"/>
-              </w:rPr>
-              <w:t>precio_unitario_compra</w:t>
-            </w:r>
-            <w:proofErr w:type="spellEnd"/>
-            <w:r>
-              <w:rPr>
-                <w:rFonts w:ascii="Arial Unicode MS" w:eastAsia="Arial Unicode MS" w:hAnsi="Arial Unicode MS" w:cs="Arial Unicode MS"/>
-                <w:sz w:val="20"/>
-                <w:szCs w:val="20"/>
-              </w:rPr>
-              <w:t xml:space="preserve">* </w:t>
-            </w:r>
-            <w:proofErr w:type="spellStart"/>
-            <w:r>
-              <w:rPr>
-                <w:rFonts w:ascii="Arial Unicode MS" w:eastAsia="Arial Unicode MS" w:hAnsi="Arial Unicode MS" w:cs="Arial Unicode MS"/>
-                <w:sz w:val="20"/>
-                <w:szCs w:val="20"/>
-              </w:rPr>
-              <w:t>number</w:t>
-            </w:r>
-            <w:proofErr w:type="spellEnd"/>
-            <w:r>
-              <w:rPr>
-                <w:rFonts w:ascii="Arial Unicode MS" w:eastAsia="Arial Unicode MS" w:hAnsi="Arial Unicode MS" w:cs="Arial Unicode MS"/>
-                <w:sz w:val="20"/>
-                <w:szCs w:val="20"/>
-              </w:rPr>
-              <w:t>). Al guardar: POST /api/v1/</w:t>
-            </w:r>
-            <w:proofErr w:type="spellStart"/>
-            <w:r>
-              <w:rPr>
-                <w:rFonts w:ascii="Arial Unicode MS" w:eastAsia="Arial Unicode MS" w:hAnsi="Arial Unicode MS" w:cs="Arial Unicode MS"/>
-                <w:sz w:val="20"/>
-                <w:szCs w:val="20"/>
-              </w:rPr>
-              <w:t>admin</w:t>
-            </w:r>
-            <w:proofErr w:type="spellEnd"/>
-            <w:r>
-              <w:rPr>
-                <w:rFonts w:ascii="Arial Unicode MS" w:eastAsia="Arial Unicode MS" w:hAnsi="Arial Unicode MS" w:cs="Arial Unicode MS"/>
-                <w:sz w:val="20"/>
-                <w:szCs w:val="20"/>
-              </w:rPr>
-              <w:t xml:space="preserve">/ordenes-compra con </w:t>
-            </w:r>
-            <w:proofErr w:type="spellStart"/>
-            <w:r>
-              <w:rPr>
-                <w:rFonts w:ascii="Arial Unicode MS" w:eastAsia="Arial Unicode MS" w:hAnsi="Arial Unicode MS" w:cs="Arial Unicode MS"/>
-                <w:sz w:val="20"/>
-                <w:szCs w:val="20"/>
-              </w:rPr>
-              <w:t>Authorization</w:t>
-            </w:r>
-            <w:proofErr w:type="spellEnd"/>
-            <w:r>
-              <w:rPr>
-                <w:rFonts w:ascii="Arial Unicode MS" w:eastAsia="Arial Unicode MS" w:hAnsi="Arial Unicode MS" w:cs="Arial Unicode MS"/>
-                <w:sz w:val="20"/>
-                <w:szCs w:val="20"/>
-              </w:rPr>
-              <w:t xml:space="preserve">: </w:t>
-            </w:r>
-            <w:proofErr w:type="spellStart"/>
-            <w:r>
-              <w:rPr>
-                <w:rFonts w:ascii="Arial Unicode MS" w:eastAsia="Arial Unicode MS" w:hAnsi="Arial Unicode MS" w:cs="Arial Unicode MS"/>
-                <w:sz w:val="20"/>
-                <w:szCs w:val="20"/>
-              </w:rPr>
-              <w:t>Bearer</w:t>
-            </w:r>
-            <w:proofErr w:type="spellEnd"/>
-            <w:r>
-              <w:rPr>
-                <w:rFonts w:ascii="Arial Unicode MS" w:eastAsia="Arial Unicode MS" w:hAnsi="Arial Unicode MS" w:cs="Arial Unicode MS"/>
-                <w:sz w:val="20"/>
-                <w:szCs w:val="20"/>
-              </w:rPr>
-              <w:t xml:space="preserve"> {</w:t>
-            </w:r>
-            <w:proofErr w:type="spellStart"/>
-            <w:r>
-              <w:rPr>
-                <w:rFonts w:ascii="Arial Unicode MS" w:eastAsia="Arial Unicode MS" w:hAnsi="Arial Unicode MS" w:cs="Arial Unicode MS"/>
-                <w:sz w:val="20"/>
-                <w:szCs w:val="20"/>
-              </w:rPr>
-              <w:t>access_token</w:t>
-            </w:r>
-            <w:proofErr w:type="spellEnd"/>
-            <w:r>
-              <w:rPr>
-                <w:rFonts w:ascii="Arial Unicode MS" w:eastAsia="Arial Unicode MS" w:hAnsi="Arial Unicode MS" w:cs="Arial Unicode MS"/>
-                <w:sz w:val="20"/>
-                <w:szCs w:val="20"/>
-              </w:rPr>
-              <w:t xml:space="preserve">} y </w:t>
-            </w:r>
-            <w:proofErr w:type="spellStart"/>
-            <w:r>
-              <w:rPr>
-                <w:rFonts w:ascii="Arial Unicode MS" w:eastAsia="Arial Unicode MS" w:hAnsi="Arial Unicode MS" w:cs="Arial Unicode MS"/>
-                <w:sz w:val="20"/>
-                <w:szCs w:val="20"/>
-              </w:rPr>
-              <w:t>body</w:t>
-            </w:r>
-            <w:proofErr w:type="spellEnd"/>
-            <w:r>
-              <w:rPr>
-                <w:rFonts w:ascii="Arial Unicode MS" w:eastAsia="Arial Unicode MS" w:hAnsi="Arial Unicode MS" w:cs="Arial Unicode MS"/>
-                <w:sz w:val="20"/>
-                <w:szCs w:val="20"/>
-              </w:rPr>
-              <w:t xml:space="preserve"> </w:t>
-            </w:r>
-            <w:proofErr w:type="gramStart"/>
-            <w:r>
-              <w:rPr>
-                <w:rFonts w:ascii="Arial Unicode MS" w:eastAsia="Arial Unicode MS" w:hAnsi="Arial Unicode MS" w:cs="Arial Unicode MS"/>
-                <w:sz w:val="20"/>
-                <w:szCs w:val="20"/>
-              </w:rPr>
-              <w:t xml:space="preserve">{ </w:t>
-            </w:r>
-            <w:proofErr w:type="spellStart"/>
-            <w:r>
-              <w:rPr>
-                <w:rFonts w:ascii="Arial Unicode MS" w:eastAsia="Arial Unicode MS" w:hAnsi="Arial Unicode MS" w:cs="Arial Unicode MS"/>
-                <w:sz w:val="20"/>
-                <w:szCs w:val="20"/>
-              </w:rPr>
-              <w:t>id</w:t>
-            </w:r>
-            <w:proofErr w:type="gramEnd"/>
-            <w:r>
-              <w:rPr>
-                <w:rFonts w:ascii="Arial Unicode MS" w:eastAsia="Arial Unicode MS" w:hAnsi="Arial Unicode MS" w:cs="Arial Unicode MS"/>
-                <w:sz w:val="20"/>
-                <w:szCs w:val="20"/>
-              </w:rPr>
-              <w:t>_proveedor</w:t>
-            </w:r>
-            <w:proofErr w:type="spellEnd"/>
-            <w:r>
-              <w:rPr>
-                <w:rFonts w:ascii="Arial Unicode MS" w:eastAsia="Arial Unicode MS" w:hAnsi="Arial Unicode MS" w:cs="Arial Unicode MS"/>
-                <w:sz w:val="20"/>
-                <w:szCs w:val="20"/>
-              </w:rPr>
+              <w:t xml:space="preserve">, estado, total, observaciones) VALUES (... ) RETURNING id → número auto OC-{id </w:t>
+            </w:r>
+            <w:proofErr w:type="spellStart"/>
+            <w:r>
+              <w:t>padded</w:t>
+            </w:r>
+            <w:proofErr w:type="spellEnd"/>
+            <w:r>
+              <w:t xml:space="preserve"> 6} y UPDATE numero; (f) INSERT INTO </w:t>
+            </w:r>
+            <w:proofErr w:type="spellStart"/>
+            <w:r>
+              <w:t>orden_compra_items</w:t>
+            </w:r>
+            <w:proofErr w:type="spellEnd"/>
+            <w:r>
+              <w:t xml:space="preserve"> (</w:t>
+            </w:r>
+            <w:proofErr w:type="spellStart"/>
+            <w:r>
+              <w:t>id_orden_compra</w:t>
+            </w:r>
+            <w:proofErr w:type="spellEnd"/>
+            <w:r>
               <w:t xml:space="preserve">, </w:t>
             </w:r>
             <w:proofErr w:type="spellStart"/>
             <w:r>
-              <w:rPr>
-                <w:rFonts w:ascii="Arial Unicode MS" w:eastAsia="Arial Unicode MS" w:hAnsi="Arial Unicode MS" w:cs="Arial Unicode MS"/>
-                <w:sz w:val="20"/>
-                <w:szCs w:val="20"/>
-              </w:rPr>
+              <w:t>id_ptc</w:t>
+            </w:r>
+            <w:proofErr w:type="spellEnd"/>
+            <w:r>
+              <w:t xml:space="preserve">, cantidad, </w:t>
+            </w:r>
+            <w:proofErr w:type="spellStart"/>
+            <w:r>
+              <w:t>precio_unitario</w:t>
+            </w:r>
+            <w:proofErr w:type="spellEnd"/>
+            <w:r>
+              <w:t xml:space="preserve">, subtotal) por cada línea; (g) INSERT </w:t>
+            </w:r>
+            <w:proofErr w:type="spellStart"/>
+            <w:r>
+              <w:t>bitacora_auditoria</w:t>
+            </w:r>
+            <w:proofErr w:type="spellEnd"/>
+            <w:r>
+              <w:t xml:space="preserve">: { </w:t>
+            </w:r>
+            <w:proofErr w:type="spellStart"/>
+            <w:r>
+              <w:t>accion_sql</w:t>
+            </w:r>
+            <w:proofErr w:type="spellEnd"/>
+            <w:r>
+              <w:t xml:space="preserve">: 'INSERT', </w:t>
+            </w:r>
+            <w:proofErr w:type="spellStart"/>
+            <w:r>
+              <w:t>tabla_afectada</w:t>
+            </w:r>
+            <w:proofErr w:type="spellEnd"/>
+            <w:r>
+              <w:t>: '</w:t>
+            </w:r>
+            <w:proofErr w:type="spellStart"/>
+            <w:r>
+              <w:t>ordenes_compra</w:t>
+            </w:r>
+            <w:proofErr w:type="spellEnd"/>
+            <w:r>
+              <w:t xml:space="preserve">', </w:t>
+            </w:r>
+            <w:proofErr w:type="spellStart"/>
+            <w:r>
+              <w:t>id_registro</w:t>
+            </w:r>
+            <w:proofErr w:type="spellEnd"/>
+            <w:r>
+              <w:t xml:space="preserve">, </w:t>
+            </w:r>
+            <w:proofErr w:type="spellStart"/>
+            <w:r>
+              <w:t>new_data</w:t>
+            </w:r>
+            <w:proofErr w:type="spellEnd"/>
+            <w:r>
+              <w:t xml:space="preserve">: { </w:t>
+            </w:r>
+            <w:proofErr w:type="spellStart"/>
+            <w:r>
+              <w:t>id_proveedor</w:t>
+            </w:r>
+            <w:proofErr w:type="spellEnd"/>
+            <w:r>
+              <w:t xml:space="preserve">, </w:t>
+            </w:r>
+            <w:proofErr w:type="spellStart"/>
+            <w:r>
               <w:t>id_sucursal</w:t>
             </w:r>
             <w:proofErr w:type="spellEnd"/>
             <w:r>
-              <w:rPr>
-                <w:rFonts w:ascii="Arial Unicode MS" w:eastAsia="Arial Unicode MS" w:hAnsi="Arial Unicode MS" w:cs="Arial Unicode MS"/>
-                <w:sz w:val="20"/>
-                <w:szCs w:val="20"/>
-              </w:rPr>
-              <w:t xml:space="preserve">, </w:t>
-            </w:r>
-            <w:proofErr w:type="spellStart"/>
-            <w:r>
-              <w:rPr>
-                <w:rFonts w:ascii="Arial Unicode MS" w:eastAsia="Arial Unicode MS" w:hAnsi="Arial Unicode MS" w:cs="Arial Unicode MS"/>
-                <w:sz w:val="20"/>
-                <w:szCs w:val="20"/>
-              </w:rPr>
-              <w:t>fecha_estimada_entrega</w:t>
-            </w:r>
-            <w:proofErr w:type="spellEnd"/>
-            <w:r>
-              <w:rPr>
-                <w:rFonts w:ascii="Arial Unicode MS" w:eastAsia="Arial Unicode MS" w:hAnsi="Arial Unicode MS" w:cs="Arial Unicode MS"/>
-                <w:sz w:val="20"/>
-                <w:szCs w:val="20"/>
-              </w:rPr>
-              <w:t xml:space="preserve">, detalle: [{ </w:t>
-            </w:r>
-            <w:proofErr w:type="spellStart"/>
-            <w:r>
-              <w:rPr>
-                <w:rFonts w:ascii="Arial Unicode MS" w:eastAsia="Arial Unicode MS" w:hAnsi="Arial Unicode MS" w:cs="Arial Unicode MS"/>
-                <w:sz w:val="20"/>
-                <w:szCs w:val="20"/>
-              </w:rPr>
-              <w:t>id_producto</w:t>
-            </w:r>
-            <w:proofErr w:type="spellEnd"/>
-            <w:r>
-              <w:rPr>
-                <w:rFonts w:ascii="Arial Unicode MS" w:eastAsia="Arial Unicode MS" w:hAnsi="Arial Unicode MS" w:cs="Arial Unicode MS"/>
-                <w:sz w:val="20"/>
-                <w:szCs w:val="20"/>
-              </w:rPr>
-              <w:t xml:space="preserve">, cantidad, </w:t>
-            </w:r>
-            <w:proofErr w:type="spellStart"/>
-            <w:r>
-              <w:rPr>
-                <w:rFonts w:ascii="Arial Unicode MS" w:eastAsia="Arial Unicode MS" w:hAnsi="Arial Unicode MS" w:cs="Arial Unicode MS"/>
-                <w:sz w:val="20"/>
-                <w:szCs w:val="20"/>
-              </w:rPr>
-              <w:t>precio_unitario_compra</w:t>
-            </w:r>
-            <w:proofErr w:type="spellEnd"/>
-            <w:r>
-              <w:rPr>
-                <w:rFonts w:ascii="Arial Unicode MS" w:eastAsia="Arial Unicode MS" w:hAnsi="Arial Unicode MS" w:cs="Arial Unicode MS"/>
-                <w:sz w:val="20"/>
-                <w:szCs w:val="20"/>
-              </w:rPr>
-              <w:t xml:space="preserve"> }] }. El </w:t>
-            </w:r>
-            <w:proofErr w:type="spellStart"/>
-            <w:r>
-              <w:rPr>
-                <w:rFonts w:ascii="Arial Unicode MS" w:eastAsia="Arial Unicode MS" w:hAnsi="Arial Unicode MS" w:cs="Arial Unicode MS"/>
-                <w:sz w:val="20"/>
-                <w:szCs w:val="20"/>
-              </w:rPr>
-              <w:t>endpoint</w:t>
-            </w:r>
-            <w:proofErr w:type="spellEnd"/>
-            <w:r>
-              <w:rPr>
-                <w:rFonts w:ascii="Arial Unicode MS" w:eastAsia="Arial Unicode MS" w:hAnsi="Arial Unicode MS" w:cs="Arial Unicode MS"/>
-                <w:sz w:val="20"/>
-                <w:szCs w:val="20"/>
-              </w:rPr>
-              <w:t xml:space="preserve"> </w:t>
-            </w:r>
-            <w:proofErr w:type="spellStart"/>
-            <w:r>
-              <w:rPr>
-                <w:rFonts w:ascii="Arial Unicode MS" w:eastAsia="Arial Unicode MS" w:hAnsi="Arial Unicode MS" w:cs="Arial Unicode MS"/>
-                <w:sz w:val="20"/>
-                <w:szCs w:val="20"/>
-              </w:rPr>
-              <w:t>orden_compra.crear</w:t>
-            </w:r>
-            <w:proofErr w:type="spellEnd"/>
-            <w:r>
-              <w:rPr>
-                <w:rFonts w:ascii="Arial Unicode MS" w:eastAsia="Arial Unicode MS" w:hAnsi="Arial Unicode MS" w:cs="Arial Unicode MS"/>
-                <w:sz w:val="20"/>
-                <w:szCs w:val="20"/>
-              </w:rPr>
-              <w:t>: (a) verifica permiso '</w:t>
-            </w:r>
-            <w:proofErr w:type="spellStart"/>
-            <w:r>
-              <w:rPr>
-                <w:rFonts w:ascii="Arial Unicode MS" w:eastAsia="Arial Unicode MS" w:hAnsi="Arial Unicode MS" w:cs="Arial Unicode MS"/>
-                <w:sz w:val="20"/>
-                <w:szCs w:val="20"/>
-              </w:rPr>
-              <w:t>elaborar_orden_compra</w:t>
-            </w:r>
-            <w:proofErr w:type="spellEnd"/>
-            <w:r>
-              <w:rPr>
-                <w:rFonts w:ascii="Arial Unicode MS" w:eastAsia="Arial Unicode MS" w:hAnsi="Arial Unicode MS" w:cs="Arial Unicode MS"/>
-                <w:sz w:val="20"/>
-                <w:szCs w:val="20"/>
-              </w:rPr>
-              <w:t xml:space="preserve">'; (b) valida proveedor activo y no bloqueado: si estado='Bloqueado', 409 "No se puede crear una orden con un proveedor bloqueado."; (c) total de la orden = SUM(cantidad * </w:t>
-            </w:r>
-            <w:proofErr w:type="spellStart"/>
-            <w:r>
-              <w:rPr>
-                <w:rFonts w:ascii="Arial Unicode MS" w:eastAsia="Arial Unicode MS" w:hAnsi="Arial Unicode MS" w:cs="Arial Unicode MS"/>
-                <w:sz w:val="20"/>
-                <w:szCs w:val="20"/>
-              </w:rPr>
-              <w:t>precio_unitario_compra</w:t>
-            </w:r>
-            <w:proofErr w:type="spellEnd"/>
-            <w:r>
-              <w:rPr>
-                <w:rFonts w:ascii="Arial Unicode MS" w:eastAsia="Arial Unicode MS" w:hAnsi="Arial Unicode MS" w:cs="Arial Unicode MS"/>
-                <w:sz w:val="20"/>
-                <w:szCs w:val="20"/>
-              </w:rPr>
-              <w:t xml:space="preserve">); (d) INSERT INTO </w:t>
-            </w:r>
-            <w:proofErr w:type="spellStart"/>
-            <w:r>
-              <w:rPr>
-                <w:rFonts w:ascii="Arial Unicode MS" w:eastAsia="Arial Unicode MS" w:hAnsi="Arial Unicode MS" w:cs="Arial Unicode MS"/>
-                <w:sz w:val="20"/>
-                <w:szCs w:val="20"/>
-              </w:rPr>
-              <w:t>ordenes_compra</w:t>
-            </w:r>
-            <w:proofErr w:type="spellEnd"/>
-            <w:r>
-              <w:rPr>
-                <w:rFonts w:ascii="Arial Unicode MS" w:eastAsia="Arial Unicode MS" w:hAnsi="Arial Unicode MS" w:cs="Arial Unicode MS"/>
-                <w:sz w:val="20"/>
-                <w:szCs w:val="20"/>
-              </w:rPr>
-              <w:t xml:space="preserve"> (</w:t>
-            </w:r>
-            <w:proofErr w:type="spellStart"/>
-            <w:r>
-              <w:rPr>
-                <w:rFonts w:ascii="Arial Unicode MS" w:eastAsia="Arial Unicode MS" w:hAnsi="Arial Unicode MS" w:cs="Arial Unicode MS"/>
-                <w:sz w:val="20"/>
-                <w:szCs w:val="20"/>
-              </w:rPr>
-              <w:t>id_proveedor</w:t>
-            </w:r>
-            <w:proofErr w:type="spellEnd"/>
-            <w:r>
-              <w:rPr>
-                <w:rFonts w:ascii="Arial Unicode MS" w:eastAsia="Arial Unicode MS" w:hAnsi="Arial Unicode MS" w:cs="Arial Unicode MS"/>
-                <w:sz w:val="20"/>
-                <w:szCs w:val="20"/>
-              </w:rPr>
-              <w:t xml:space="preserve">, </w:t>
-            </w:r>
-            <w:proofErr w:type="spellStart"/>
-            <w:r>
-              <w:rPr>
-                <w:rFonts w:ascii="Arial Unicode MS" w:eastAsia="Arial Unicode MS" w:hAnsi="Arial Unicode MS" w:cs="Arial Unicode MS"/>
-                <w:sz w:val="20"/>
-                <w:szCs w:val="20"/>
-              </w:rPr>
-              <w:t>id_sucursal</w:t>
-            </w:r>
-            <w:proofErr w:type="spellEnd"/>
-            <w:r>
-              <w:rPr>
-                <w:rFonts w:ascii="Arial Unicode MS" w:eastAsia="Arial Unicode MS" w:hAnsi="Arial Unicode MS" w:cs="Arial Unicode MS"/>
-                <w:sz w:val="20"/>
-                <w:szCs w:val="20"/>
-              </w:rPr>
-              <w:t xml:space="preserve">, </w:t>
-            </w:r>
-            <w:proofErr w:type="spellStart"/>
-            <w:r>
-              <w:rPr>
-                <w:rFonts w:ascii="Arial Unicode MS" w:eastAsia="Arial Unicode MS" w:hAnsi="Arial Unicode MS" w:cs="Arial Unicode MS"/>
-                <w:sz w:val="20"/>
-                <w:szCs w:val="20"/>
-              </w:rPr>
-              <w:t>fecha_orden</w:t>
-            </w:r>
-            <w:proofErr w:type="spellEnd"/>
-            <w:r>
-              <w:rPr>
-                <w:rFonts w:ascii="Arial Unicode MS" w:eastAsia="Arial Unicode MS" w:hAnsi="Arial Unicode MS" w:cs="Arial Unicode MS"/>
-                <w:sz w:val="20"/>
-                <w:szCs w:val="20"/>
-              </w:rPr>
-              <w:t xml:space="preserve">, </w:t>
-            </w:r>
-            <w:proofErr w:type="spellStart"/>
-            <w:r>
-              <w:rPr>
-                <w:rFonts w:ascii="Arial Unicode MS" w:eastAsia="Arial Unicode MS" w:hAnsi="Arial Unicode MS" w:cs="Arial Unicode MS"/>
-                <w:sz w:val="20"/>
-                <w:szCs w:val="20"/>
-              </w:rPr>
-              <w:t>fecha_estimada_entrega</w:t>
-            </w:r>
-            <w:proofErr w:type="spellEnd"/>
-            <w:r>
-              <w:rPr>
-                <w:rFonts w:ascii="Arial Unicode MS" w:eastAsia="Arial Unicode MS" w:hAnsi="Arial Unicode MS" w:cs="Arial Unicode MS"/>
-                <w:sz w:val="20"/>
-                <w:szCs w:val="20"/>
-              </w:rPr>
-              <w:t xml:space="preserve">, estado, total) VALUES (...) RETURNING id; (e) INSERT INTO </w:t>
-            </w:r>
-            <w:proofErr w:type="spellStart"/>
-            <w:r>
-              <w:rPr>
-                <w:rFonts w:ascii="Arial Unicode MS" w:eastAsia="Arial Unicode MS" w:hAnsi="Arial Unicode MS" w:cs="Arial Unicode MS"/>
-                <w:sz w:val="20"/>
-                <w:szCs w:val="20"/>
-              </w:rPr>
-              <w:t>detalle_orden_compra</w:t>
-            </w:r>
-            <w:proofErr w:type="spellEnd"/>
-            <w:r>
-              <w:rPr>
-                <w:rFonts w:ascii="Arial Unicode MS" w:eastAsia="Arial Unicode MS" w:hAnsi="Arial Unicode MS" w:cs="Arial Unicode MS"/>
-                <w:sz w:val="20"/>
-                <w:szCs w:val="20"/>
-              </w:rPr>
-              <w:t xml:space="preserve"> (</w:t>
-            </w:r>
-            <w:proofErr w:type="spellStart"/>
-            <w:r>
-              <w:rPr>
-                <w:rFonts w:ascii="Arial Unicode MS" w:eastAsia="Arial Unicode MS" w:hAnsi="Arial Unicode MS" w:cs="Arial Unicode MS"/>
-                <w:sz w:val="20"/>
-                <w:szCs w:val="20"/>
-              </w:rPr>
+              <w:t xml:space="preserve">, total, </w:t>
+            </w:r>
+            <w:proofErr w:type="spellStart"/>
+            <w:r>
+              <w:t>n_lineas</w:t>
+            </w:r>
+            <w:proofErr w:type="spellEnd"/>
+            <w:r>
+              <w:t xml:space="preserve"> } }; (h) HTTP 201 { "</w:t>
+            </w:r>
+            <w:proofErr w:type="spellStart"/>
+            <w:r>
+              <w:t>detail</w:t>
+            </w:r>
+            <w:proofErr w:type="spellEnd"/>
+            <w:r>
+              <w:t>": "Orden de compra OC-###### creada.", "</w:t>
+            </w:r>
+            <w:proofErr w:type="spellStart"/>
+            <w:r>
               <w:t>id_orden_compra</w:t>
             </w:r>
             <w:proofErr w:type="spellEnd"/>
             <w:r>
-              <w:rPr>
-                <w:rFonts w:ascii="Arial Unicode MS" w:eastAsia="Arial Unicode MS" w:hAnsi="Arial Unicode MS" w:cs="Arial Unicode MS"/>
-                <w:sz w:val="20"/>
-                <w:szCs w:val="20"/>
-              </w:rPr>
-              <w:t xml:space="preserve">, </w:t>
-            </w:r>
-            <w:proofErr w:type="spellStart"/>
-            <w:r>
-              <w:rPr>
-                <w:rFonts w:ascii="Arial Unicode MS" w:eastAsia="Arial Unicode MS" w:hAnsi="Arial Unicode MS" w:cs="Arial Unicode MS"/>
-                <w:sz w:val="20"/>
-                <w:szCs w:val="20"/>
-              </w:rPr>
-              <w:t>id_producto</w:t>
-            </w:r>
-            <w:proofErr w:type="spellEnd"/>
-            <w:r>
-              <w:rPr>
-                <w:rFonts w:ascii="Arial Unicode MS" w:eastAsia="Arial Unicode MS" w:hAnsi="Arial Unicode MS" w:cs="Arial Unicode MS"/>
-                <w:sz w:val="20"/>
-                <w:szCs w:val="20"/>
-              </w:rPr>
-              <w:t xml:space="preserve">, cantidad, </w:t>
-            </w:r>
-            <w:proofErr w:type="spellStart"/>
-            <w:r>
-              <w:rPr>
-                <w:rFonts w:ascii="Arial Unicode MS" w:eastAsia="Arial Unicode MS" w:hAnsi="Arial Unicode MS" w:cs="Arial Unicode MS"/>
-                <w:sz w:val="20"/>
-                <w:szCs w:val="20"/>
-              </w:rPr>
-              <w:t>precio_unitario_compra</w:t>
-            </w:r>
-            <w:proofErr w:type="spellEnd"/>
-            <w:r>
-              <w:rPr>
-                <w:rFonts w:ascii="Arial Unicode MS" w:eastAsia="Arial Unicode MS" w:hAnsi="Arial Unicode MS" w:cs="Arial Unicode MS"/>
-                <w:sz w:val="20"/>
-                <w:szCs w:val="20"/>
-              </w:rPr>
-              <w:t xml:space="preserve">) </w:t>
-            </w:r>
-            <w:r>
-              <w:rPr>
-                <w:rFonts w:ascii="Arial Unicode MS" w:eastAsia="Arial Unicode MS" w:hAnsi="Arial Unicode MS" w:cs="Arial Unicode MS"/>
-                <w:sz w:val="20"/>
-                <w:szCs w:val="20"/>
-              </w:rPr>
-              <w:lastRenderedPageBreak/>
-              <w:t xml:space="preserve">VALUES ... (por cada línea); (f) INSERT </w:t>
-            </w:r>
-            <w:proofErr w:type="spellStart"/>
-            <w:r>
-              <w:rPr>
-                <w:rFonts w:ascii="Arial Unicode MS" w:eastAsia="Arial Unicode MS" w:hAnsi="Arial Unicode MS" w:cs="Arial Unicode MS"/>
-                <w:sz w:val="20"/>
-                <w:szCs w:val="20"/>
-              </w:rPr>
-              <w:t>bitacora_auditoria</w:t>
-            </w:r>
-            <w:proofErr w:type="spellEnd"/>
-            <w:r>
-              <w:rPr>
-                <w:rFonts w:ascii="Arial Unicode MS" w:eastAsia="Arial Unicode MS" w:hAnsi="Arial Unicode MS" w:cs="Arial Unicode MS"/>
-                <w:sz w:val="20"/>
-                <w:szCs w:val="20"/>
-              </w:rPr>
-              <w:t xml:space="preserve">: { </w:t>
-            </w:r>
-            <w:proofErr w:type="spellStart"/>
-            <w:r>
-              <w:rPr>
-                <w:rFonts w:ascii="Arial Unicode MS" w:eastAsia="Arial Unicode MS" w:hAnsi="Arial Unicode MS" w:cs="Arial Unicode MS"/>
-                <w:sz w:val="20"/>
-                <w:szCs w:val="20"/>
-              </w:rPr>
-              <w:t>accion_sql</w:t>
-            </w:r>
-            <w:proofErr w:type="spellEnd"/>
-            <w:r>
-              <w:rPr>
-                <w:rFonts w:ascii="Arial Unicode MS" w:eastAsia="Arial Unicode MS" w:hAnsi="Arial Unicode MS" w:cs="Arial Unicode MS"/>
-                <w:sz w:val="20"/>
-                <w:szCs w:val="20"/>
-              </w:rPr>
-              <w:t xml:space="preserve">: 'INSERT', </w:t>
-            </w:r>
-            <w:proofErr w:type="spellStart"/>
-            <w:r>
-              <w:rPr>
-                <w:rFonts w:ascii="Arial Unicode MS" w:eastAsia="Arial Unicode MS" w:hAnsi="Arial Unicode MS" w:cs="Arial Unicode MS"/>
-                <w:sz w:val="20"/>
-                <w:szCs w:val="20"/>
-              </w:rPr>
-              <w:t>tabla_afectada</w:t>
-            </w:r>
-            <w:proofErr w:type="spellEnd"/>
-            <w:r>
-              <w:rPr>
-                <w:rFonts w:ascii="Arial Unicode MS" w:eastAsia="Arial Unicode MS" w:hAnsi="Arial Unicode MS" w:cs="Arial Unicode MS"/>
-                <w:sz w:val="20"/>
-                <w:szCs w:val="20"/>
-              </w:rPr>
-              <w:t>: '</w:t>
-            </w:r>
-            <w:proofErr w:type="spellStart"/>
-            <w:r>
-              <w:rPr>
-                <w:rFonts w:ascii="Arial Unicode MS" w:eastAsia="Arial Unicode MS" w:hAnsi="Arial Unicode MS" w:cs="Arial Unicode MS"/>
-                <w:sz w:val="20"/>
-                <w:szCs w:val="20"/>
-              </w:rPr>
-              <w:t>ordenes_compra</w:t>
-            </w:r>
-            <w:proofErr w:type="spellEnd"/>
-            <w:r>
-              <w:rPr>
-                <w:rFonts w:ascii="Arial Unicode MS" w:eastAsia="Arial Unicode MS" w:hAnsi="Arial Unicode MS" w:cs="Arial Unicode MS"/>
-                <w:sz w:val="20"/>
-                <w:szCs w:val="20"/>
-              </w:rPr>
-              <w:t xml:space="preserve">', </w:t>
-            </w:r>
-            <w:proofErr w:type="spellStart"/>
-            <w:r>
-              <w:rPr>
-                <w:rFonts w:ascii="Arial Unicode MS" w:eastAsia="Arial Unicode MS" w:hAnsi="Arial Unicode MS" w:cs="Arial Unicode MS"/>
-                <w:sz w:val="20"/>
-                <w:szCs w:val="20"/>
-              </w:rPr>
-              <w:t>new_data</w:t>
-            </w:r>
-            <w:proofErr w:type="spellEnd"/>
-            <w:r>
-              <w:rPr>
-                <w:rFonts w:ascii="Arial Unicode MS" w:eastAsia="Arial Unicode MS" w:hAnsi="Arial Unicode MS" w:cs="Arial Unicode MS"/>
-                <w:sz w:val="20"/>
-                <w:szCs w:val="20"/>
-              </w:rPr>
-              <w:t xml:space="preserve">: { </w:t>
-            </w:r>
-            <w:proofErr w:type="spellStart"/>
-            <w:r>
-              <w:rPr>
-                <w:rFonts w:ascii="Arial Unicode MS" w:eastAsia="Arial Unicode MS" w:hAnsi="Arial Unicode MS" w:cs="Arial Unicode MS"/>
-                <w:sz w:val="20"/>
-                <w:szCs w:val="20"/>
-              </w:rPr>
-              <w:t>id_proveedor</w:t>
-            </w:r>
-            <w:proofErr w:type="spellEnd"/>
-            <w:r>
-              <w:rPr>
-                <w:rFonts w:ascii="Arial Unicode MS" w:eastAsia="Arial Unicode MS" w:hAnsi="Arial Unicode MS" w:cs="Arial Unicode MS"/>
-                <w:sz w:val="20"/>
-                <w:szCs w:val="20"/>
-              </w:rPr>
-              <w:t xml:space="preserve">, total, </w:t>
-            </w:r>
-            <w:proofErr w:type="spellStart"/>
-            <w:r>
-              <w:rPr>
-                <w:rFonts w:ascii="Arial Unicode MS" w:eastAsia="Arial Unicode MS" w:hAnsi="Arial Unicode MS" w:cs="Arial Unicode MS"/>
-                <w:sz w:val="20"/>
-                <w:szCs w:val="20"/>
-              </w:rPr>
-              <w:t>detalle_cantidad</w:t>
-            </w:r>
-            <w:proofErr w:type="spellEnd"/>
-            <w:r>
-              <w:rPr>
-                <w:rFonts w:ascii="Arial Unicode MS" w:eastAsia="Arial Unicode MS" w:hAnsi="Arial Unicode MS" w:cs="Arial Unicode MS"/>
-                <w:sz w:val="20"/>
-                <w:szCs w:val="20"/>
-              </w:rPr>
-              <w:t xml:space="preserve"> } }; (g) HTTP 201 { "</w:t>
-            </w:r>
-            <w:proofErr w:type="spellStart"/>
-            <w:r>
-              <w:rPr>
-                <w:rFonts w:ascii="Arial Unicode MS" w:eastAsia="Arial Unicode MS" w:hAnsi="Arial Unicode MS" w:cs="Arial Unicode MS"/>
-                <w:sz w:val="20"/>
-                <w:szCs w:val="20"/>
-              </w:rPr>
-              <w:t>detail</w:t>
-            </w:r>
-            <w:proofErr w:type="spellEnd"/>
-            <w:r>
-              <w:rPr>
-                <w:rFonts w:ascii="Arial Unicode MS" w:eastAsia="Arial Unicode MS" w:hAnsi="Arial Unicode MS" w:cs="Arial Unicode MS"/>
-                <w:sz w:val="20"/>
-                <w:szCs w:val="20"/>
-              </w:rPr>
-              <w:t>": "Orden de compra creada.", "</w:t>
-            </w:r>
-            <w:proofErr w:type="spellStart"/>
-            <w:r>
-              <w:rPr>
-                <w:rFonts w:ascii="Arial Unicode MS" w:eastAsia="Arial Unicode MS" w:hAnsi="Arial Unicode MS" w:cs="Arial Unicode MS"/>
-                <w:sz w:val="20"/>
-                <w:szCs w:val="20"/>
-              </w:rPr>
-              <w:t>id_orden_compra</w:t>
-            </w:r>
-            <w:proofErr w:type="spellEnd"/>
-            <w:r>
-              <w:rPr>
-                <w:rFonts w:ascii="Arial Unicode MS" w:eastAsia="Arial Unicode MS" w:hAnsi="Arial Unicode MS" w:cs="Arial Unicode MS"/>
-                <w:sz w:val="20"/>
-                <w:szCs w:val="20"/>
-              </w:rPr>
               <w:t xml:space="preserve">": </w:t>
             </w:r>
             <w:proofErr w:type="spellStart"/>
             <w:r>
-              <w:rPr>
-                <w:rFonts w:ascii="Arial Unicode MS" w:eastAsia="Arial Unicode MS" w:hAnsi="Arial Unicode MS" w:cs="Arial Unicode MS"/>
-                <w:sz w:val="20"/>
-                <w:szCs w:val="20"/>
-              </w:rPr>
               <w:t>int</w:t>
             </w:r>
             <w:proofErr w:type="spellEnd"/>
             <w:r>
-              <w:rPr>
-                <w:rFonts w:ascii="Arial Unicode MS" w:eastAsia="Arial Unicode MS" w:hAnsi="Arial Unicode MS" w:cs="Arial Unicode MS"/>
-                <w:sz w:val="20"/>
-                <w:szCs w:val="20"/>
-              </w:rPr>
               <w:t xml:space="preserve">, "total": decimal }. </w:t>
             </w:r>
             <w:proofErr w:type="spellStart"/>
             <w:r>
-              <w:rPr>
-                <w:rFonts w:ascii="Arial Unicode MS" w:eastAsia="Arial Unicode MS" w:hAnsi="Arial Unicode MS" w:cs="Arial Unicode MS"/>
-                <w:sz w:val="20"/>
-                <w:szCs w:val="20"/>
-              </w:rPr>
               <w:t>Toast</w:t>
             </w:r>
             <w:proofErr w:type="spellEnd"/>
             <w:r>
-              <w:rPr>
-                <w:rFonts w:ascii="Arial Unicode MS" w:eastAsia="Arial Unicode MS" w:hAnsi="Arial Unicode MS" w:cs="Arial Unicode MS"/>
-                <w:sz w:val="20"/>
-                <w:szCs w:val="20"/>
-              </w:rPr>
-              <w:t xml:space="preserve"> "Orden de compra creada." y queda en estado 'Pendiente' (</w:t>
-            </w:r>
-            <w:proofErr w:type="spellStart"/>
-            <w:r>
-              <w:rPr>
-                <w:rFonts w:ascii="Arial Unicode MS" w:eastAsia="Arial Unicode MS" w:hAnsi="Arial Unicode MS" w:cs="Arial Unicode MS"/>
-                <w:sz w:val="20"/>
-                <w:szCs w:val="20"/>
-              </w:rPr>
+              <w:t xml:space="preserve"> de éxito (bottom-</w:t>
+            </w:r>
+            <w:proofErr w:type="spellStart"/>
+            <w:r>
+              <w:t>right</w:t>
+            </w:r>
+            <w:proofErr w:type="spellEnd"/>
+            <w:r>
+              <w:t>) "Orden de compra OC-###### creada." y queda en estado 'Pendiente' (</w:t>
+            </w:r>
+            <w:proofErr w:type="spellStart"/>
+            <w:r>
               <w:t>badge</w:t>
             </w:r>
             <w:proofErr w:type="spellEnd"/>
             <w:r>
-              <w:rPr>
-                <w:rFonts w:ascii="Arial Unicode MS" w:eastAsia="Arial Unicode MS" w:hAnsi="Arial Unicode MS" w:cs="Arial Unicode MS"/>
-                <w:sz w:val="20"/>
-                <w:szCs w:val="20"/>
-              </w:rPr>
-              <w:t xml:space="preserve"> ámbar). Puede editarse mientras esté Pendiente (PUT) y anularse (PATCH estado 'Anulada') si no ha sido recibida.</w:t>
+              <w:t xml:space="preserve"> ámbar). Puede editarse mientras esté 'Pendiente' (PUT /:id, botón lápiz) y anularse (PATCH /:id/anular, botón con confirmación) si no ha sido recibida.</w:t>
             </w:r>
           </w:p>
         </w:tc>
@@ -38728,10 +37101,6 @@
               </w:rPr>
             </w:pPr>
             <w:r>
-              <w:rPr>
-                <w:sz w:val="20"/>
-                <w:szCs w:val="20"/>
-              </w:rPr>
               <w:lastRenderedPageBreak/>
               <w:t>ACTORES</w:t>
             </w:r>
@@ -38749,10 +37118,6 @@
               </w:rPr>
             </w:pPr>
             <w:r>
-              <w:rPr>
-                <w:sz w:val="20"/>
-                <w:szCs w:val="20"/>
-              </w:rPr>
               <w:t>Administrador General.</w:t>
             </w:r>
           </w:p>
@@ -38771,10 +37136,6 @@
               </w:rPr>
             </w:pPr>
             <w:r>
-              <w:rPr>
-                <w:sz w:val="20"/>
-                <w:szCs w:val="20"/>
-              </w:rPr>
               <w:t>ACTOR INICIADOR</w:t>
             </w:r>
           </w:p>
@@ -38791,10 +37152,6 @@
               </w:rPr>
             </w:pPr>
             <w:r>
-              <w:rPr>
-                <w:sz w:val="20"/>
-                <w:szCs w:val="20"/>
-              </w:rPr>
               <w:t>Administrador que reaprovisiona inventario mediante compras a proveedores.</w:t>
             </w:r>
           </w:p>
@@ -38813,10 +37170,6 @@
               </w:rPr>
             </w:pPr>
             <w:r>
-              <w:rPr>
-                <w:sz w:val="20"/>
-                <w:szCs w:val="20"/>
-              </w:rPr>
               <w:t>PRECONDICIÓN</w:t>
             </w:r>
           </w:p>
@@ -38833,52 +37186,63 @@
               </w:rPr>
             </w:pPr>
             <w:r>
-              <w:rPr>
-                <w:sz w:val="20"/>
-                <w:szCs w:val="20"/>
-              </w:rPr>
-              <w:t>- Permiso '</w:t>
-            </w:r>
-            <w:proofErr w:type="spellStart"/>
-            <w:r>
-              <w:rPr>
-                <w:sz w:val="20"/>
-                <w:szCs w:val="20"/>
-              </w:rPr>
+              <w:t xml:space="preserve">- Permiso </w:t>
+            </w:r>
+            <w:proofErr w:type="spellStart"/>
+            <w:r>
               <w:t>elaborar_orden_compra</w:t>
             </w:r>
             <w:proofErr w:type="spellEnd"/>
             <w:r>
-              <w:rPr>
-                <w:sz w:val="20"/>
-                <w:szCs w:val="20"/>
-              </w:rPr>
-              <w:t xml:space="preserve">' en </w:t>
-            </w:r>
-            <w:proofErr w:type="spellStart"/>
-            <w:proofErr w:type="gramStart"/>
-            <w:r>
-              <w:rPr>
-                <w:sz w:val="20"/>
-                <w:szCs w:val="20"/>
-              </w:rPr>
-              <w:t>roles.permisos</w:t>
-            </w:r>
-            <w:proofErr w:type="gramEnd"/>
-            <w:r>
-              <w:rPr>
-                <w:sz w:val="20"/>
-                <w:szCs w:val="20"/>
-              </w:rPr>
-              <w:t>_json</w:t>
-            </w:r>
-            <w:proofErr w:type="spellEnd"/>
-            <w:r>
-              <w:rPr>
-                <w:sz w:val="20"/>
-                <w:szCs w:val="20"/>
-              </w:rPr>
-              <w:t>. - Existir al menos un proveedor activo no bloqueado (CU18/CU19). - Existir productos (CU13) y una sucursal activa (CU12).</w:t>
+              <w:t xml:space="preserve"> en </w:t>
+            </w:r>
+            <w:proofErr w:type="spellStart"/>
+            <w:r>
+              <w:t>roles.permisos_json</w:t>
+            </w:r>
+            <w:proofErr w:type="spellEnd"/>
+            <w:r>
+              <w:t xml:space="preserve"> (presente en el </w:t>
+            </w:r>
+            <w:proofErr w:type="spellStart"/>
+            <w:r>
+              <w:t>seed</w:t>
+            </w:r>
+            <w:proofErr w:type="spellEnd"/>
+            <w:r>
+              <w:t>). - Existir al menos un proveedor activo no bloqueado (</w:t>
+            </w:r>
+            <w:proofErr w:type="spellStart"/>
+            <w:r>
+              <w:t>estado_riesgo</w:t>
+            </w:r>
+            <w:proofErr w:type="spellEnd"/>
+            <w:r>
+              <w:t xml:space="preserve"> = 'Activo', CU18/CU19). - Existir productos con talla/color activos (</w:t>
+            </w:r>
+            <w:proofErr w:type="spellStart"/>
+            <w:r>
+              <w:t>producto_talla_color.id_ptc</w:t>
+            </w:r>
+            <w:proofErr w:type="spellEnd"/>
+            <w:r>
+              <w:t xml:space="preserve">, CU13/CU14) y una sucursal activa (estado = 'Activa', CU12). - Sesión iniciada con </w:t>
+            </w:r>
+            <w:proofErr w:type="spellStart"/>
+            <w:r>
+              <w:t>access_token</w:t>
+            </w:r>
+            <w:proofErr w:type="spellEnd"/>
+            <w:r>
+              <w:t xml:space="preserve"> </w:t>
+            </w:r>
+            <w:proofErr w:type="spellStart"/>
+            <w:r>
+              <w:t>Bearer</w:t>
+            </w:r>
+            <w:proofErr w:type="spellEnd"/>
+            <w:r>
+              <w:t>.</w:t>
             </w:r>
           </w:p>
         </w:tc>
@@ -38896,10 +37260,6 @@
               </w:rPr>
             </w:pPr>
             <w:r>
-              <w:rPr>
-                <w:sz w:val="20"/>
-                <w:szCs w:val="20"/>
-              </w:rPr>
               <w:t>FLUJO PRINCIPAL (Camino Feliz)</w:t>
             </w:r>
           </w:p>
@@ -38916,138 +37276,83 @@
               </w:rPr>
             </w:pPr>
             <w:r>
-              <w:rPr>
-                <w:rFonts w:ascii="Arial Unicode MS" w:eastAsia="Arial Unicode MS" w:hAnsi="Arial Unicode MS" w:cs="Arial Unicode MS"/>
-                <w:sz w:val="20"/>
-                <w:szCs w:val="20"/>
-              </w:rPr>
-              <w:t>1. Navega a Compras → Órdenes de Compra (ruta /</w:t>
-            </w:r>
-            <w:proofErr w:type="spellStart"/>
-            <w:r>
-              <w:rPr>
-                <w:rFonts w:ascii="Arial Unicode MS" w:eastAsia="Arial Unicode MS" w:hAnsi="Arial Unicode MS" w:cs="Arial Unicode MS"/>
-                <w:sz w:val="20"/>
-                <w:szCs w:val="20"/>
-              </w:rPr>
+              <w:t>1. Navega a Proveedores y Compras → Orden de Compra (ruta /</w:t>
+            </w:r>
+            <w:proofErr w:type="spellStart"/>
+            <w:r>
               <w:t>admin</w:t>
             </w:r>
             <w:proofErr w:type="spellEnd"/>
             <w:r>
-              <w:rPr>
-                <w:rFonts w:ascii="Arial Unicode MS" w:eastAsia="Arial Unicode MS" w:hAnsi="Arial Unicode MS" w:cs="Arial Unicode MS"/>
-                <w:sz w:val="20"/>
-                <w:szCs w:val="20"/>
-              </w:rPr>
-              <w:t>/ordenes-compra). 2. Presiona "Nueva Orden de Compra". 3. Selecciona proveedor, sucursal y fecha estimada. 4. Agrega líneas (producto, cantidad, precio). 5. Presiona Guardar. 6. Envía POST /api/v1/</w:t>
-            </w:r>
-            <w:proofErr w:type="spellStart"/>
-            <w:r>
-              <w:rPr>
-                <w:rFonts w:ascii="Arial Unicode MS" w:eastAsia="Arial Unicode MS" w:hAnsi="Arial Unicode MS" w:cs="Arial Unicode MS"/>
-                <w:sz w:val="20"/>
-                <w:szCs w:val="20"/>
-              </w:rPr>
+              <w:t xml:space="preserve">/ordenes-compra). 2. Presiona "Nueva Orden de Compra". 3. Selecciona proveedor, sucursal y fecha estimada de entrega. 4. </w:t>
+            </w:r>
+            <w:r>
+              <w:lastRenderedPageBreak/>
+              <w:t>Agrega líneas (</w:t>
+            </w:r>
+            <w:proofErr w:type="spellStart"/>
+            <w:r>
+              <w:t>producto·talla·color</w:t>
+            </w:r>
+            <w:proofErr w:type="spellEnd"/>
+            <w:r>
+              <w:t>, cantidad, precio unitario). 5. Presiona "Crear orden". 6. Envía POST /api/v1/</w:t>
+            </w:r>
+            <w:proofErr w:type="spellStart"/>
+            <w:r>
               <w:t>admin</w:t>
             </w:r>
             <w:proofErr w:type="spellEnd"/>
             <w:r>
-              <w:rPr>
-                <w:rFonts w:ascii="Arial Unicode MS" w:eastAsia="Arial Unicode MS" w:hAnsi="Arial Unicode MS" w:cs="Arial Unicode MS"/>
-                <w:sz w:val="20"/>
-                <w:szCs w:val="20"/>
-              </w:rPr>
               <w:t xml:space="preserve">/ordenes-compra. 7. </w:t>
             </w:r>
             <w:proofErr w:type="spellStart"/>
             <w:r>
-              <w:rPr>
-                <w:rFonts w:ascii="Arial Unicode MS" w:eastAsia="Arial Unicode MS" w:hAnsi="Arial Unicode MS" w:cs="Arial Unicode MS"/>
-                <w:sz w:val="20"/>
-                <w:szCs w:val="20"/>
-              </w:rPr>
               <w:t>Backend</w:t>
             </w:r>
             <w:proofErr w:type="spellEnd"/>
             <w:r>
-              <w:rPr>
-                <w:rFonts w:ascii="Arial Unicode MS" w:eastAsia="Arial Unicode MS" w:hAnsi="Arial Unicode MS" w:cs="Arial Unicode MS"/>
-                <w:sz w:val="20"/>
-                <w:szCs w:val="20"/>
-              </w:rPr>
-              <w:t xml:space="preserve"> verifica permiso. OK. 8. Valida proveedor activo/no bloqueado. OK. 9. Calcula total. 10. INSERT </w:t>
-            </w:r>
-            <w:proofErr w:type="spellStart"/>
-            <w:r>
-              <w:rPr>
-                <w:rFonts w:ascii="Arial Unicode MS" w:eastAsia="Arial Unicode MS" w:hAnsi="Arial Unicode MS" w:cs="Arial Unicode MS"/>
-                <w:sz w:val="20"/>
-                <w:szCs w:val="20"/>
-              </w:rPr>
+              <w:t xml:space="preserve"> verifica permiso. OK. 8. Valida proveedor activo/no bloqueado. OK. 9. Valida detalle y sucursal. OK. 10. Calcula total. 11. INSERT </w:t>
+            </w:r>
+            <w:proofErr w:type="spellStart"/>
+            <w:r>
               <w:t>ordenes_compra</w:t>
             </w:r>
             <w:proofErr w:type="spellEnd"/>
             <w:r>
-              <w:rPr>
-                <w:rFonts w:ascii="Arial Unicode MS" w:eastAsia="Arial Unicode MS" w:hAnsi="Arial Unicode MS" w:cs="Arial Unicode MS"/>
-                <w:sz w:val="20"/>
-                <w:szCs w:val="20"/>
-              </w:rPr>
-              <w:t xml:space="preserve">. 11. INSERT </w:t>
-            </w:r>
-            <w:proofErr w:type="spellStart"/>
-            <w:r>
-              <w:rPr>
-                <w:rFonts w:ascii="Arial Unicode MS" w:eastAsia="Arial Unicode MS" w:hAnsi="Arial Unicode MS" w:cs="Arial Unicode MS"/>
-                <w:sz w:val="20"/>
-                <w:szCs w:val="20"/>
-              </w:rPr>
-              <w:t>detalle_orden_compra</w:t>
-            </w:r>
-            <w:proofErr w:type="spellEnd"/>
-            <w:r>
-              <w:rPr>
-                <w:rFonts w:ascii="Arial Unicode MS" w:eastAsia="Arial Unicode MS" w:hAnsi="Arial Unicode MS" w:cs="Arial Unicode MS"/>
-                <w:sz w:val="20"/>
-                <w:szCs w:val="20"/>
-              </w:rPr>
-              <w:t xml:space="preserve"> (cada línea). 12. INSERT </w:t>
-            </w:r>
-            <w:proofErr w:type="spellStart"/>
-            <w:r>
-              <w:rPr>
-                <w:rFonts w:ascii="Arial Unicode MS" w:eastAsia="Arial Unicode MS" w:hAnsi="Arial Unicode MS" w:cs="Arial Unicode MS"/>
-                <w:sz w:val="20"/>
-                <w:szCs w:val="20"/>
-              </w:rPr>
+              <w:t xml:space="preserve"> + número OC-######. 12. INSERT </w:t>
+            </w:r>
+            <w:proofErr w:type="spellStart"/>
+            <w:r>
+              <w:t>orden_compra_items</w:t>
+            </w:r>
+            <w:proofErr w:type="spellEnd"/>
+            <w:r>
+              <w:t xml:space="preserve"> (cada línea). 13. INSERT </w:t>
+            </w:r>
+            <w:proofErr w:type="spellStart"/>
+            <w:r>
               <w:t>bitacora_auditoria</w:t>
             </w:r>
             <w:proofErr w:type="spellEnd"/>
             <w:r>
-              <w:rPr>
-                <w:rFonts w:ascii="Arial Unicode MS" w:eastAsia="Arial Unicode MS" w:hAnsi="Arial Unicode MS" w:cs="Arial Unicode MS"/>
-                <w:sz w:val="20"/>
-                <w:szCs w:val="20"/>
-              </w:rPr>
-              <w:t xml:space="preserve">. 13. HTTP 201. 14. </w:t>
-            </w:r>
-            <w:proofErr w:type="spellStart"/>
-            <w:r>
-              <w:rPr>
-                <w:rFonts w:ascii="Arial Unicode MS" w:eastAsia="Arial Unicode MS" w:hAnsi="Arial Unicode MS" w:cs="Arial Unicode MS"/>
-                <w:sz w:val="20"/>
-                <w:szCs w:val="20"/>
-              </w:rPr>
+              <w:t xml:space="preserve">. 14. HTTP 201. 15. </w:t>
+            </w:r>
+            <w:proofErr w:type="spellStart"/>
+            <w:r>
               <w:t>Toast</w:t>
             </w:r>
             <w:proofErr w:type="spellEnd"/>
             <w:r>
-              <w:rPr>
-                <w:rFonts w:ascii="Arial Unicode MS" w:eastAsia="Arial Unicode MS" w:hAnsi="Arial Unicode MS" w:cs="Arial Unicode MS"/>
-                <w:sz w:val="20"/>
-                <w:szCs w:val="20"/>
-              </w:rPr>
-              <w:t xml:space="preserve"> "Orden de compra creada." 15. Queda en estado 'Pendiente' (ámbar).</w:t>
+              <w:t xml:space="preserve"> "Orden de compra OC-###### creada." 16. Queda en estado 'Pendiente' (</w:t>
+            </w:r>
+            <w:proofErr w:type="spellStart"/>
+            <w:r>
+              <w:t>badge</w:t>
+            </w:r>
+            <w:proofErr w:type="spellEnd"/>
+            <w:r>
+              <w:t xml:space="preserve"> ámbar).</w:t>
             </w:r>
           </w:p>
         </w:tc>
@@ -39065,10 +37370,7 @@
               </w:rPr>
             </w:pPr>
             <w:r>
-              <w:rPr>
-                <w:sz w:val="20"/>
-                <w:szCs w:val="20"/>
-              </w:rPr>
+              <w:lastRenderedPageBreak/>
               <w:t>POST CONDICIÓN</w:t>
             </w:r>
           </w:p>
@@ -39085,11 +37387,47 @@
               </w:rPr>
             </w:pPr>
             <w:r>
-              <w:rPr>
-                <w:sz w:val="20"/>
-                <w:szCs w:val="20"/>
-              </w:rPr>
-              <w:t>La orden de compra queda registrada con su detalle y total, en estado 'Pendiente', lista para ser recibida (CU22) cuando llegue la mercadería. La bitácora registra la creación.</w:t>
+              <w:t xml:space="preserve">La orden de compra queda registrada con su encabezado (número OC-######), detalle en </w:t>
+            </w:r>
+            <w:proofErr w:type="spellStart"/>
+            <w:r>
+              <w:t>orden_compra_items</w:t>
+            </w:r>
+            <w:proofErr w:type="spellEnd"/>
+            <w:r>
+              <w:t xml:space="preserve">, total y observaciones, en estado 'Pendiente', lista para ser recibida (CU22) cuando llegue la mercadería. La bitácora registra la creación con </w:t>
+            </w:r>
+            <w:proofErr w:type="spellStart"/>
+            <w:r>
+              <w:t>id_registro</w:t>
+            </w:r>
+            <w:proofErr w:type="spellEnd"/>
+            <w:r>
+              <w:t xml:space="preserve"> = id de la orden. La recepción consumirá los mismos </w:t>
+            </w:r>
+            <w:proofErr w:type="spellStart"/>
+            <w:r>
+              <w:t>id_ptc</w:t>
+            </w:r>
+            <w:proofErr w:type="spellEnd"/>
+            <w:r>
+              <w:t xml:space="preserve"> para el </w:t>
+            </w:r>
+            <w:proofErr w:type="spellStart"/>
+            <w:r>
+              <w:t>trigger</w:t>
+            </w:r>
+            <w:proofErr w:type="spellEnd"/>
+            <w:r>
+              <w:t xml:space="preserve"> de inventario y el </w:t>
+            </w:r>
+            <w:proofErr w:type="spellStart"/>
+            <w:r>
+              <w:t>kardex</w:t>
+            </w:r>
+            <w:proofErr w:type="spellEnd"/>
+            <w:r>
+              <w:t>.</w:t>
             </w:r>
           </w:p>
         </w:tc>
@@ -39107,10 +37445,6 @@
               </w:rPr>
             </w:pPr>
             <w:r>
-              <w:rPr>
-                <w:sz w:val="20"/>
-                <w:szCs w:val="20"/>
-              </w:rPr>
               <w:t>EXCEPCIONES (Flujo Secundario)</w:t>
             </w:r>
           </w:p>
@@ -39127,11 +37461,23 @@
               </w:rPr>
             </w:pPr>
             <w:r>
-              <w:rPr>
-                <w:sz w:val="20"/>
-                <w:szCs w:val="20"/>
-              </w:rPr>
-              <w:t>- E1: Proveedor bloqueado/inactivo. Retorna 409 con el mensaje correspondiente. - E2: Línea inválida. Retorna 422 "Cada línea debe tener un producto y una cantidad mayor a 0." - E3: Sucursal inactiva. Retorna 422 "La sucursal destino no está activa." - E4: Anulación. Al anular una orden ya recibida retorna 409 "No se puede anular una orden ya recibida." - E5: Sin permisos. Botón oculto.</w:t>
+              <w:t xml:space="preserve">- E1: Proveedor bloqueado/inactivo. Retorna 409 con el mensaje correspondiente ("No se puede crear una orden con un proveedor bloqueado. Estado actual: Bloqueado." / "…proveedor inactivo…"). - E2: Línea inválida. Retorna 422 "Cada línea debe tener un producto y una cantidad mayor a 0." (también cubre precio ≤ 0 y </w:t>
+            </w:r>
+            <w:proofErr w:type="spellStart"/>
+            <w:r>
+              <w:t>id_ptc</w:t>
+            </w:r>
+            <w:proofErr w:type="spellEnd"/>
+            <w:r>
+              <w:t xml:space="preserve"> inexistente → "Uno de los productos seleccionados no existe."). - E3: Sucursal inactiva. Retorna 422 "La sucursal destino no está activa." (fecha inválida → 422 "La fecha estimada de entrega es obligatoria y válida."). - E4: Anulación. Al anular una orden ya recibida retorna 409 "No se puede anular una orden ya recibida."; si ya está anulada, 409 "La orden ya está anulada."; editar una no-Pendiente → 409 "Solo se puede editar una orden en estado Pendiente." - E5: Sin permisos. Botón "Nueva Orden de Compra" oculto y acceso 403 desde el </w:t>
+            </w:r>
+            <w:proofErr w:type="spellStart"/>
+            <w:r>
+              <w:t>backend</w:t>
+            </w:r>
+            <w:proofErr w:type="spellEnd"/>
+            <w:r>
+              <w:t>; la página muestra "Acceso denegado".</w:t>
             </w:r>
           </w:p>
         </w:tc>
@@ -39619,34 +37965,16 @@
                 <w:sz w:val="20"/>
                 <w:szCs w:val="20"/>
               </w:rPr>
-              <w:t xml:space="preserve"> </w:t>
-            </w:r>
-            <w:proofErr w:type="gramStart"/>
-            <w:r>
-              <w:rPr>
-                <w:rFonts w:ascii="Arial Unicode MS" w:eastAsia="Arial Unicode MS" w:hAnsi="Arial Unicode MS" w:cs="Arial Unicode MS"/>
-                <w:sz w:val="20"/>
-                <w:szCs w:val="20"/>
-              </w:rPr>
-              <w:t xml:space="preserve">{ </w:t>
-            </w:r>
-            <w:proofErr w:type="spellStart"/>
-            <w:r>
-              <w:rPr>
-                <w:rFonts w:ascii="Arial Unicode MS" w:eastAsia="Arial Unicode MS" w:hAnsi="Arial Unicode MS" w:cs="Arial Unicode MS"/>
-                <w:sz w:val="20"/>
-                <w:szCs w:val="20"/>
-              </w:rPr>
-              <w:t>id</w:t>
-            </w:r>
-            <w:proofErr w:type="gramEnd"/>
-            <w:r>
-              <w:rPr>
-                <w:rFonts w:ascii="Arial Unicode MS" w:eastAsia="Arial Unicode MS" w:hAnsi="Arial Unicode MS" w:cs="Arial Unicode MS"/>
-                <w:sz w:val="20"/>
-                <w:szCs w:val="20"/>
-              </w:rPr>
-              <w:t>_sucursal</w:t>
+              <w:t xml:space="preserve"> { </w:t>
+            </w:r>
+            <w:proofErr w:type="spellStart"/>
+            <w:r>
+              <w:rPr>
+                <w:rFonts w:ascii="Arial Unicode MS" w:eastAsia="Arial Unicode MS" w:hAnsi="Arial Unicode MS" w:cs="Arial Unicode MS"/>
+                <w:sz w:val="20"/>
+                <w:szCs w:val="20"/>
+              </w:rPr>
+              <w:t>id_sucursal</w:t>
             </w:r>
             <w:proofErr w:type="spellEnd"/>
             <w:r>
@@ -40584,21 +38912,12 @@
               <w:t xml:space="preserve">' en </w:t>
             </w:r>
             <w:proofErr w:type="spellStart"/>
-            <w:proofErr w:type="gramStart"/>
-            <w:r>
-              <w:rPr>
-                <w:sz w:val="20"/>
-                <w:szCs w:val="20"/>
-              </w:rPr>
-              <w:t>roles.permisos</w:t>
-            </w:r>
-            <w:proofErr w:type="gramEnd"/>
-            <w:r>
-              <w:rPr>
-                <w:sz w:val="20"/>
-                <w:szCs w:val="20"/>
-              </w:rPr>
-              <w:t>_json</w:t>
+            <w:r>
+              <w:rPr>
+                <w:sz w:val="20"/>
+                <w:szCs w:val="20"/>
+              </w:rPr>
+              <w:t>roles.permisos_json</w:t>
             </w:r>
             <w:proofErr w:type="spellEnd"/>
             <w:r>
@@ -41056,10 +39375,6 @@
               </w:rPr>
             </w:pPr>
             <w:r>
-              <w:rPr>
-                <w:sz w:val="20"/>
-                <w:szCs w:val="20"/>
-              </w:rPr>
               <w:t>CASO DE USO</w:t>
             </w:r>
           </w:p>
@@ -41076,10 +39391,6 @@
               </w:rPr>
             </w:pPr>
             <w:r>
-              <w:rPr>
-                <w:sz w:val="20"/>
-                <w:szCs w:val="20"/>
-              </w:rPr>
               <w:t>CU23 - Consultar Kardex Dinámico</w:t>
             </w:r>
           </w:p>
@@ -41098,10 +39409,6 @@
               </w:rPr>
             </w:pPr>
             <w:r>
-              <w:rPr>
-                <w:sz w:val="20"/>
-                <w:szCs w:val="20"/>
-              </w:rPr>
               <w:t>PROPÓSITO</w:t>
             </w:r>
           </w:p>
@@ -41118,10 +39425,6 @@
               </w:rPr>
             </w:pPr>
             <w:r>
-              <w:rPr>
-                <w:sz w:val="20"/>
-                <w:szCs w:val="20"/>
-              </w:rPr>
               <w:t>Permitir al Encargado de Sucursal y Administrador consultar el Kardex (historial de movimientos de inventario: entradas, salidas, ajustes, mermas) de cada prenda en una sucursal, con saldos acumulados, para trazabilidad y control.</w:t>
             </w:r>
           </w:p>
@@ -41140,10 +39443,6 @@
               </w:rPr>
             </w:pPr>
             <w:r>
-              <w:rPr>
-                <w:sz w:val="20"/>
-                <w:szCs w:val="20"/>
-              </w:rPr>
               <w:t>DESCRIPCIÓN</w:t>
             </w:r>
           </w:p>
@@ -41160,523 +39459,431 @@
               </w:rPr>
             </w:pPr>
             <w:r>
-              <w:rPr>
-                <w:sz w:val="20"/>
-                <w:szCs w:val="20"/>
-              </w:rPr>
               <w:t>Desde /</w:t>
             </w:r>
             <w:proofErr w:type="spellStart"/>
             <w:r>
-              <w:rPr>
-                <w:sz w:val="20"/>
-                <w:szCs w:val="20"/>
-              </w:rPr>
               <w:t>admin</w:t>
             </w:r>
             <w:proofErr w:type="spellEnd"/>
             <w:r>
-              <w:rPr>
-                <w:sz w:val="20"/>
-                <w:szCs w:val="20"/>
-              </w:rPr>
+              <w:t>/inventario/</w:t>
+            </w:r>
+            <w:proofErr w:type="spellStart"/>
+            <w:r>
+              <w:t>kardex</w:t>
+            </w:r>
+            <w:proofErr w:type="spellEnd"/>
+            <w:r>
+              <w:t xml:space="preserve"> (web </w:t>
+            </w:r>
+            <w:proofErr w:type="spellStart"/>
+            <w:r>
+              <w:t>React</w:t>
+            </w:r>
+            <w:proofErr w:type="spellEnd"/>
+            <w:r>
               <w:t>/</w:t>
             </w:r>
             <w:proofErr w:type="spellStart"/>
             <w:r>
-              <w:rPr>
-                <w:sz w:val="20"/>
-                <w:szCs w:val="20"/>
-              </w:rPr>
-              <w:t>kardex</w:t>
-            </w:r>
-            <w:proofErr w:type="spellEnd"/>
-            <w:r>
-              <w:rPr>
-                <w:sz w:val="20"/>
-                <w:szCs w:val="20"/>
-              </w:rPr>
-              <w:t xml:space="preserve"> (web Angular, </w:t>
-            </w:r>
-            <w:proofErr w:type="spellStart"/>
-            <w:r>
-              <w:rPr>
-                <w:sz w:val="20"/>
-                <w:szCs w:val="20"/>
-              </w:rPr>
-              <w:t>KardexComponent</w:t>
-            </w:r>
-            <w:proofErr w:type="spellEnd"/>
-            <w:r>
-              <w:rPr>
-                <w:sz w:val="20"/>
-                <w:szCs w:val="20"/>
-              </w:rPr>
-              <w:t xml:space="preserve"> / </w:t>
-            </w:r>
-            <w:proofErr w:type="spellStart"/>
-            <w:r>
-              <w:rPr>
-                <w:sz w:val="20"/>
-                <w:szCs w:val="20"/>
-              </w:rPr>
-              <w:t>Flutter</w:t>
-            </w:r>
-            <w:proofErr w:type="spellEnd"/>
-            <w:r>
-              <w:rPr>
-                <w:sz w:val="20"/>
-                <w:szCs w:val="20"/>
-              </w:rPr>
+              <w:t>TypeScript</w:t>
+            </w:r>
+            <w:proofErr w:type="spellEnd"/>
+            <w:r>
+              <w:t xml:space="preserve"> + Vite + </w:t>
+            </w:r>
+            <w:proofErr w:type="spellStart"/>
+            <w:r>
+              <w:t>Tailwind</w:t>
+            </w:r>
+            <w:proofErr w:type="spellEnd"/>
+            <w:r>
+              <w:t xml:space="preserve">, página </w:t>
+            </w:r>
+            <w:proofErr w:type="spellStart"/>
+            <w:r>
+              <w:t>AdminKardex.tsx</w:t>
+            </w:r>
+            <w:proofErr w:type="spellEnd"/>
+            <w:r>
+              <w:t xml:space="preserve"> en el panel </w:t>
+            </w:r>
+            <w:proofErr w:type="spellStart"/>
+            <w:r>
+              <w:t>admin</w:t>
+            </w:r>
+            <w:proofErr w:type="spellEnd"/>
+            <w:r>
+              <w:t>), el usuario selecciona: producto (</w:t>
+            </w:r>
+            <w:proofErr w:type="spellStart"/>
+            <w:r>
+              <w:t>select</w:t>
+            </w:r>
+            <w:proofErr w:type="spellEnd"/>
+            <w:r>
+              <w:t xml:space="preserve"> con </w:t>
+            </w:r>
+            <w:proofErr w:type="spellStart"/>
+            <w:r>
+              <w:t>id_ptc</w:t>
+            </w:r>
+            <w:proofErr w:type="spellEnd"/>
+            <w:r>
+              <w:t xml:space="preserve">, etiqueta "Producto · Talla · Color", desde el </w:t>
+            </w:r>
+            <w:proofErr w:type="spellStart"/>
+            <w:r>
+              <w:t>endpoint</w:t>
+            </w:r>
+            <w:proofErr w:type="spellEnd"/>
+            <w:r>
+              <w:t xml:space="preserve"> de opciones), sucursal (</w:t>
+            </w:r>
+            <w:proofErr w:type="spellStart"/>
+            <w:r>
+              <w:t>select</w:t>
+            </w:r>
+            <w:proofErr w:type="spellEnd"/>
+            <w:r>
+              <w:t xml:space="preserve">; el Encargado solo ve su sucursal por RBAC vía </w:t>
+            </w:r>
+            <w:proofErr w:type="spellStart"/>
+            <w:r>
+              <w:t>usuarios_empleados.sucursal_id</w:t>
+            </w:r>
+            <w:proofErr w:type="spellEnd"/>
+            <w:r>
+              <w:t xml:space="preserve">), y rango de fechas (dos Input </w:t>
+            </w:r>
+            <w:proofErr w:type="spellStart"/>
+            <w:r>
+              <w:t>type</w:t>
+            </w:r>
+            <w:proofErr w:type="spellEnd"/>
+            <w:r>
+              <w:t xml:space="preserve">="date"). Al presionar "Consultar": GET /api/v1/admin/inventario/kardex?id_ptc=&amp;id_sucursal=&amp;fecha_desde=&amp;fecha_hasta=&amp;pagina=1&amp;limite=20 con </w:t>
+            </w:r>
+            <w:proofErr w:type="spellStart"/>
+            <w:r>
+              <w:t>Authorization</w:t>
+            </w:r>
+            <w:proofErr w:type="spellEnd"/>
+            <w:r>
+              <w:t xml:space="preserve">: </w:t>
+            </w:r>
+            <w:proofErr w:type="spellStart"/>
+            <w:r>
+              <w:t>Bearer</w:t>
+            </w:r>
+            <w:proofErr w:type="spellEnd"/>
+            <w:r>
+              <w:t xml:space="preserve"> {</w:t>
+            </w:r>
+            <w:proofErr w:type="spellStart"/>
+            <w:r>
+              <w:t>access_token</w:t>
+            </w:r>
+            <w:proofErr w:type="spellEnd"/>
+            <w:r>
+              <w:t xml:space="preserve">} y permiso </w:t>
+            </w:r>
+            <w:proofErr w:type="spellStart"/>
+            <w:r>
+              <w:t>consultar_kardex</w:t>
+            </w:r>
+            <w:proofErr w:type="spellEnd"/>
+            <w:r>
+              <w:t xml:space="preserve">. El </w:t>
+            </w:r>
+            <w:proofErr w:type="spellStart"/>
+            <w:r>
+              <w:t>endpoint</w:t>
+            </w:r>
+            <w:proofErr w:type="spellEnd"/>
+            <w:r>
               <w:t xml:space="preserve"> </w:t>
             </w:r>
             <w:proofErr w:type="spellStart"/>
             <w:r>
-              <w:rPr>
-                <w:sz w:val="20"/>
-                <w:szCs w:val="20"/>
-              </w:rPr>
-              <w:t>KardexScreen</w:t>
-            </w:r>
-            <w:proofErr w:type="spellEnd"/>
-            <w:r>
-              <w:rPr>
-                <w:sz w:val="20"/>
-                <w:szCs w:val="20"/>
-              </w:rPr>
-              <w:t>), el usuario selecciona: producto (</w:t>
-            </w:r>
-            <w:proofErr w:type="spellStart"/>
-            <w:r>
-              <w:rPr>
-                <w:sz w:val="20"/>
-                <w:szCs w:val="20"/>
-              </w:rPr>
-              <w:t>MatSelect</w:t>
-            </w:r>
-            <w:proofErr w:type="spellEnd"/>
-            <w:r>
-              <w:rPr>
-                <w:sz w:val="20"/>
-                <w:szCs w:val="20"/>
-              </w:rPr>
-              <w:t>/autocomplete), sucursal (</w:t>
-            </w:r>
-            <w:proofErr w:type="spellStart"/>
-            <w:r>
-              <w:rPr>
-                <w:sz w:val="20"/>
-                <w:szCs w:val="20"/>
-              </w:rPr>
-              <w:t>MatSelect</w:t>
-            </w:r>
-            <w:proofErr w:type="spellEnd"/>
-            <w:r>
-              <w:rPr>
-                <w:sz w:val="20"/>
-                <w:szCs w:val="20"/>
-              </w:rPr>
-              <w:t xml:space="preserve">; el Encargado solo ve su sucursal por RBAC), y rango de fechas. Al cargar: GET /api/v1/inventario/kardex?id_producto=&amp;id_sucursal=&amp;fecha_desde=&amp;fecha_hasta=&amp;pagina=1&amp;limite=20 con </w:t>
-            </w:r>
-            <w:proofErr w:type="spellStart"/>
-            <w:r>
-              <w:rPr>
-                <w:sz w:val="20"/>
-                <w:szCs w:val="20"/>
-              </w:rPr>
-              <w:t>Authorization</w:t>
-            </w:r>
-            <w:proofErr w:type="spellEnd"/>
-            <w:r>
-              <w:rPr>
-                <w:sz w:val="20"/>
-                <w:szCs w:val="20"/>
-              </w:rPr>
-              <w:t xml:space="preserve">: </w:t>
-            </w:r>
-            <w:proofErr w:type="spellStart"/>
-            <w:r>
-              <w:rPr>
-                <w:sz w:val="20"/>
-                <w:szCs w:val="20"/>
-              </w:rPr>
-              <w:t>Bearer</w:t>
-            </w:r>
-            <w:proofErr w:type="spellEnd"/>
-            <w:r>
-              <w:rPr>
-                <w:sz w:val="20"/>
-                <w:szCs w:val="20"/>
-              </w:rPr>
-              <w:t xml:space="preserve"> {</w:t>
-            </w:r>
-            <w:proofErr w:type="spellStart"/>
-            <w:r>
-              <w:rPr>
-                <w:sz w:val="20"/>
-                <w:szCs w:val="20"/>
-              </w:rPr>
-              <w:t>access_token</w:t>
-            </w:r>
-            <w:proofErr w:type="spellEnd"/>
-            <w:r>
-              <w:rPr>
-                <w:sz w:val="20"/>
-                <w:szCs w:val="20"/>
-              </w:rPr>
-              <w:t>} y permiso '</w:t>
-            </w:r>
-            <w:proofErr w:type="spellStart"/>
-            <w:r>
-              <w:rPr>
-                <w:sz w:val="20"/>
-                <w:szCs w:val="20"/>
-              </w:rPr>
+              <w:t>KardexService.consultar</w:t>
+            </w:r>
+            <w:proofErr w:type="spellEnd"/>
+            <w:r>
+              <w:t xml:space="preserve">: (a) verifica permiso </w:t>
+            </w:r>
+            <w:proofErr w:type="spellStart"/>
+            <w:r>
               <w:t>consultar_kardex</w:t>
             </w:r>
             <w:proofErr w:type="spellEnd"/>
             <w:r>
-              <w:rPr>
-                <w:sz w:val="20"/>
-                <w:szCs w:val="20"/>
-              </w:rPr>
-              <w:t xml:space="preserve">'. El </w:t>
-            </w:r>
-            <w:proofErr w:type="spellStart"/>
-            <w:r>
-              <w:rPr>
-                <w:sz w:val="20"/>
-                <w:szCs w:val="20"/>
-              </w:rPr>
-              <w:t>endpoint</w:t>
-            </w:r>
-            <w:proofErr w:type="spellEnd"/>
-            <w:r>
-              <w:rPr>
-                <w:sz w:val="20"/>
-                <w:szCs w:val="20"/>
-              </w:rPr>
-              <w:t xml:space="preserve"> </w:t>
-            </w:r>
-            <w:proofErr w:type="spellStart"/>
-            <w:r>
-              <w:rPr>
-                <w:sz w:val="20"/>
-                <w:szCs w:val="20"/>
-              </w:rPr>
-              <w:t>kardex.consultar</w:t>
-            </w:r>
-            <w:proofErr w:type="spellEnd"/>
-            <w:r>
-              <w:rPr>
-                <w:sz w:val="20"/>
-                <w:szCs w:val="20"/>
-              </w:rPr>
-              <w:t>: (a) verifica permiso '</w:t>
-            </w:r>
-            <w:proofErr w:type="spellStart"/>
-            <w:r>
-              <w:rPr>
-                <w:sz w:val="20"/>
-                <w:szCs w:val="20"/>
-              </w:rPr>
-              <w:t>consultar_kardex</w:t>
-            </w:r>
-            <w:proofErr w:type="spellEnd"/>
-            <w:r>
-              <w:rPr>
-                <w:sz w:val="20"/>
-                <w:szCs w:val="20"/>
-              </w:rPr>
-              <w:t xml:space="preserve">' y (si Encargado) que </w:t>
-            </w:r>
-            <w:proofErr w:type="spellStart"/>
-            <w:r>
-              <w:rPr>
-                <w:sz w:val="20"/>
-                <w:szCs w:val="20"/>
-              </w:rPr>
+              <w:t xml:space="preserve"> (o *) y, si es Encargado, fuerza </w:t>
+            </w:r>
+            <w:proofErr w:type="spellStart"/>
+            <w:r>
               <w:t>id_sucursal</w:t>
             </w:r>
             <w:proofErr w:type="spellEnd"/>
             <w:r>
-              <w:rPr>
-                <w:sz w:val="20"/>
-                <w:szCs w:val="20"/>
-              </w:rPr>
-              <w:t xml:space="preserve"> = su sucursal; (b) SELECT </w:t>
-            </w:r>
-            <w:proofErr w:type="spellStart"/>
-            <w:r>
-              <w:rPr>
-                <w:sz w:val="20"/>
-                <w:szCs w:val="20"/>
-              </w:rPr>
-              <w:t>k.id</w:t>
-            </w:r>
-            <w:proofErr w:type="spellEnd"/>
-            <w:r>
-              <w:rPr>
-                <w:sz w:val="20"/>
-                <w:szCs w:val="20"/>
-              </w:rPr>
+              <w:t xml:space="preserve"> = su sucursal (si pide otra → 403); (b) valida fechas (formato y </w:t>
+            </w:r>
+            <w:proofErr w:type="spellStart"/>
+            <w:r>
+              <w:t>fecha_desde</w:t>
+            </w:r>
+            <w:proofErr w:type="spellEnd"/>
+            <w:r>
+              <w:t xml:space="preserve"> &lt;= </w:t>
+            </w:r>
+            <w:proofErr w:type="spellStart"/>
+            <w:r>
+              <w:t>fecha_hasta</w:t>
+            </w:r>
+            <w:proofErr w:type="spellEnd"/>
+            <w:r>
+              <w:t xml:space="preserve">); (c) SELECT </w:t>
+            </w:r>
+            <w:proofErr w:type="spellStart"/>
+            <w:r>
+              <w:t>id_movimiento</w:t>
+            </w:r>
+            <w:proofErr w:type="spellEnd"/>
+            <w:r>
+              <w:t xml:space="preserve">, fecha, </w:t>
+            </w:r>
+            <w:proofErr w:type="spellStart"/>
+            <w:r>
+              <w:t>tipo_movimiento</w:t>
+            </w:r>
+            <w:proofErr w:type="spellEnd"/>
+            <w:r>
+              <w:t xml:space="preserve">, cantidad, </w:t>
+            </w:r>
+            <w:proofErr w:type="spellStart"/>
+            <w:r>
+              <w:t>stock_anterior</w:t>
+            </w:r>
+            <w:proofErr w:type="spellEnd"/>
+            <w:r>
               <w:t xml:space="preserve">, </w:t>
             </w:r>
             <w:proofErr w:type="spellStart"/>
             <w:r>
-              <w:rPr>
-                <w:sz w:val="20"/>
-                <w:szCs w:val="20"/>
-              </w:rPr>
-              <w:t>k.fecha</w:t>
-            </w:r>
-            <w:proofErr w:type="spellEnd"/>
-            <w:r>
-              <w:rPr>
-                <w:sz w:val="20"/>
-                <w:szCs w:val="20"/>
-              </w:rPr>
+              <w:t>stock_posterior</w:t>
+            </w:r>
+            <w:proofErr w:type="spellEnd"/>
+            <w:r>
+              <w:t xml:space="preserve">, referencia, </w:t>
+            </w:r>
+            <w:proofErr w:type="spellStart"/>
+            <w:r>
+              <w:t>id_orden_compra</w:t>
+            </w:r>
+            <w:proofErr w:type="spellEnd"/>
+            <w:r>
               <w:t xml:space="preserve">, </w:t>
             </w:r>
             <w:proofErr w:type="spellStart"/>
             <w:r>
-              <w:rPr>
-                <w:sz w:val="20"/>
-                <w:szCs w:val="20"/>
-              </w:rPr>
-              <w:t>k.tipo_movimiento</w:t>
-            </w:r>
-            <w:proofErr w:type="spellEnd"/>
-            <w:r>
-              <w:rPr>
-                <w:sz w:val="20"/>
-                <w:szCs w:val="20"/>
-              </w:rPr>
+              <w:t>id_venta</w:t>
+            </w:r>
+            <w:proofErr w:type="spellEnd"/>
+            <w:r>
               <w:t xml:space="preserve">, </w:t>
             </w:r>
             <w:proofErr w:type="spellStart"/>
             <w:r>
-              <w:rPr>
-                <w:sz w:val="20"/>
-                <w:szCs w:val="20"/>
-              </w:rPr>
-              <w:t>k.cantidad</w:t>
-            </w:r>
-            <w:proofErr w:type="spellEnd"/>
-            <w:r>
-              <w:rPr>
-                <w:sz w:val="20"/>
-                <w:szCs w:val="20"/>
-              </w:rPr>
+              <w:t>id_reserva</w:t>
+            </w:r>
+            <w:proofErr w:type="spellEnd"/>
+            <w:r>
+              <w:t xml:space="preserve"> FROM </w:t>
+            </w:r>
+            <w:proofErr w:type="spellStart"/>
+            <w:r>
+              <w:t>movimientos_inventario</w:t>
+            </w:r>
+            <w:proofErr w:type="spellEnd"/>
+            <w:r>
+              <w:t xml:space="preserve"> WHERE </w:t>
+            </w:r>
+            <w:proofErr w:type="spellStart"/>
+            <w:r>
+              <w:t>id_ptc</w:t>
+            </w:r>
+            <w:proofErr w:type="spellEnd"/>
+            <w:r>
+              <w:t xml:space="preserve"> = $1 AND </w:t>
+            </w:r>
+            <w:proofErr w:type="spellStart"/>
+            <w:r>
+              <w:t>id_sucursal</w:t>
+            </w:r>
+            <w:proofErr w:type="spellEnd"/>
+            <w:r>
+              <w:t xml:space="preserve"> = $2 AND ($3::</w:t>
+            </w:r>
+            <w:proofErr w:type="spellStart"/>
+            <w:r>
+              <w:t>timestamp</w:t>
+            </w:r>
+            <w:proofErr w:type="spellEnd"/>
+            <w:r>
+              <w:t xml:space="preserve"> IS NULL OR fecha &gt;= $3) AND ($4::</w:t>
+            </w:r>
+            <w:proofErr w:type="spellStart"/>
+            <w:r>
+              <w:t>timestamp</w:t>
+            </w:r>
+            <w:proofErr w:type="spellEnd"/>
+            <w:r>
+              <w:t xml:space="preserve"> IS NULL OR fecha &lt;= $4) ORDER BY fecha DESC, </w:t>
+            </w:r>
+            <w:proofErr w:type="spellStart"/>
+            <w:r>
+              <w:t>id_movimiento</w:t>
+            </w:r>
+            <w:proofErr w:type="spellEnd"/>
+            <w:r>
+              <w:t xml:space="preserve"> DESC LIMIT $5 OFFSET $6; (d) total de resultados con COUNT(*); (e) saldo actual desde </w:t>
+            </w:r>
+            <w:proofErr w:type="spellStart"/>
+            <w:r>
+              <w:t>inventario_stock</w:t>
+            </w:r>
+            <w:proofErr w:type="spellEnd"/>
+            <w:r>
+              <w:t xml:space="preserve"> (</w:t>
+            </w:r>
+            <w:proofErr w:type="spellStart"/>
+            <w:r>
+              <w:t>cantidad_disponible</w:t>
+            </w:r>
+            <w:proofErr w:type="spellEnd"/>
+            <w:r>
               <w:t xml:space="preserve">, </w:t>
             </w:r>
             <w:proofErr w:type="spellStart"/>
             <w:r>
-              <w:rPr>
-                <w:sz w:val="20"/>
-                <w:szCs w:val="20"/>
-              </w:rPr>
-              <w:t>k.saldo</w:t>
-            </w:r>
-            <w:proofErr w:type="spellEnd"/>
-            <w:r>
-              <w:rPr>
-                <w:sz w:val="20"/>
-                <w:szCs w:val="20"/>
-              </w:rPr>
+              <w:t>cantidad_reservada</w:t>
+            </w:r>
+            <w:proofErr w:type="spellEnd"/>
+            <w:r>
               <w:t xml:space="preserve">, </w:t>
             </w:r>
             <w:proofErr w:type="spellStart"/>
             <w:r>
-              <w:rPr>
-                <w:sz w:val="20"/>
-                <w:szCs w:val="20"/>
-              </w:rPr>
-              <w:t>k.referencia_id</w:t>
-            </w:r>
-            <w:proofErr w:type="spellEnd"/>
-            <w:r>
-              <w:rPr>
-                <w:sz w:val="20"/>
-                <w:szCs w:val="20"/>
-              </w:rPr>
+              <w:t>cantidad_vendida</w:t>
+            </w:r>
+            <w:proofErr w:type="spellEnd"/>
+            <w:r>
+              <w:t xml:space="preserve">); (f) retorna { total, pagina, limite, </w:t>
+            </w:r>
+            <w:proofErr w:type="spellStart"/>
+            <w:r>
+              <w:t>id_ptc</w:t>
+            </w:r>
+            <w:proofErr w:type="spellEnd"/>
+            <w:r>
               <w:t xml:space="preserve">, </w:t>
             </w:r>
             <w:proofErr w:type="spellStart"/>
             <w:r>
-              <w:rPr>
-                <w:sz w:val="20"/>
-                <w:szCs w:val="20"/>
-              </w:rPr>
-              <w:t>k.descripcion</w:t>
-            </w:r>
-            <w:proofErr w:type="spellEnd"/>
-            <w:r>
-              <w:rPr>
-                <w:sz w:val="20"/>
-                <w:szCs w:val="20"/>
-              </w:rPr>
-              <w:t xml:space="preserve"> FROM </w:t>
-            </w:r>
-            <w:proofErr w:type="spellStart"/>
-            <w:r>
-              <w:rPr>
-                <w:sz w:val="20"/>
-                <w:szCs w:val="20"/>
-              </w:rPr>
-              <w:t>kardex</w:t>
-            </w:r>
-            <w:proofErr w:type="spellEnd"/>
-            <w:r>
-              <w:rPr>
-                <w:sz w:val="20"/>
-                <w:szCs w:val="20"/>
-              </w:rPr>
-              <w:t xml:space="preserve"> k WHERE </w:t>
-            </w:r>
-            <w:proofErr w:type="spellStart"/>
-            <w:r>
-              <w:rPr>
-                <w:sz w:val="20"/>
-                <w:szCs w:val="20"/>
-              </w:rPr>
-              <w:t>k.id_producto</w:t>
-            </w:r>
-            <w:proofErr w:type="spellEnd"/>
-            <w:r>
-              <w:rPr>
-                <w:sz w:val="20"/>
-                <w:szCs w:val="20"/>
-              </w:rPr>
-              <w:t xml:space="preserve"> = $1 AND </w:t>
-            </w:r>
-            <w:proofErr w:type="spellStart"/>
-            <w:r>
-              <w:rPr>
-                <w:sz w:val="20"/>
-                <w:szCs w:val="20"/>
-              </w:rPr>
-              <w:t>k.id_sucursal</w:t>
-            </w:r>
-            <w:proofErr w:type="spellEnd"/>
-            <w:r>
-              <w:rPr>
-                <w:sz w:val="20"/>
-                <w:szCs w:val="20"/>
-              </w:rPr>
-              <w:t xml:space="preserve"> = $2 AND ($3::date IS NULL OR </w:t>
-            </w:r>
-            <w:proofErr w:type="spellStart"/>
-            <w:r>
-              <w:rPr>
-                <w:sz w:val="20"/>
-                <w:szCs w:val="20"/>
-              </w:rPr>
-              <w:t>k.fecha</w:t>
-            </w:r>
-            <w:proofErr w:type="spellEnd"/>
-            <w:r>
-              <w:rPr>
-                <w:sz w:val="20"/>
-                <w:szCs w:val="20"/>
-              </w:rPr>
-              <w:t xml:space="preserve">::date &gt;= $3) AND ($4::date IS NULL OR </w:t>
-            </w:r>
-            <w:proofErr w:type="spellStart"/>
-            <w:r>
-              <w:rPr>
-                <w:sz w:val="20"/>
-                <w:szCs w:val="20"/>
-              </w:rPr>
-              <w:t>k.fecha</w:t>
-            </w:r>
-            <w:proofErr w:type="spellEnd"/>
-            <w:r>
-              <w:rPr>
-                <w:sz w:val="20"/>
-                <w:szCs w:val="20"/>
-              </w:rPr>
-              <w:t xml:space="preserve">::date &lt;= $4) ORDER BY </w:t>
-            </w:r>
-            <w:proofErr w:type="spellStart"/>
-            <w:r>
-              <w:rPr>
-                <w:sz w:val="20"/>
-                <w:szCs w:val="20"/>
-              </w:rPr>
-              <w:t>k.fecha</w:t>
-            </w:r>
-            <w:proofErr w:type="spellEnd"/>
-            <w:r>
-              <w:rPr>
-                <w:sz w:val="20"/>
-                <w:szCs w:val="20"/>
-              </w:rPr>
-              <w:t xml:space="preserve"> DESC, </w:t>
-            </w:r>
-            <w:proofErr w:type="spellStart"/>
-            <w:r>
-              <w:rPr>
-                <w:sz w:val="20"/>
-                <w:szCs w:val="20"/>
-              </w:rPr>
-              <w:t>k.id</w:t>
-            </w:r>
-            <w:proofErr w:type="spellEnd"/>
-            <w:r>
-              <w:rPr>
-                <w:sz w:val="20"/>
-                <w:szCs w:val="20"/>
-              </w:rPr>
-              <w:t xml:space="preserve"> DESC LIMIT $5 OFFSET $6; (c) retorna movimientos paginados + saldo actual. El </w:t>
-            </w:r>
-            <w:proofErr w:type="spellStart"/>
-            <w:r>
-              <w:rPr>
-                <w:sz w:val="20"/>
-                <w:szCs w:val="20"/>
-              </w:rPr>
+              <w:t>id_sucursal</w:t>
+            </w:r>
+            <w:proofErr w:type="spellEnd"/>
+            <w:r>
+              <w:t xml:space="preserve">, </w:t>
+            </w:r>
+            <w:proofErr w:type="spellStart"/>
+            <w:r>
+              <w:t>saldo_actual</w:t>
+            </w:r>
+            <w:proofErr w:type="spellEnd"/>
+            <w:r>
+              <w:t xml:space="preserve">, movimientos[] } con saldo = </w:t>
+            </w:r>
+            <w:proofErr w:type="spellStart"/>
+            <w:r>
+              <w:t>stock_posterior</w:t>
+            </w:r>
+            <w:proofErr w:type="spellEnd"/>
+            <w:r>
+              <w:t xml:space="preserve"> y </w:t>
+            </w:r>
+            <w:proofErr w:type="spellStart"/>
+            <w:r>
+              <w:t>descripcion</w:t>
+            </w:r>
+            <w:proofErr w:type="spellEnd"/>
+            <w:r>
+              <w:t xml:space="preserve"> amigable por tipo. El </w:t>
+            </w:r>
+            <w:proofErr w:type="spellStart"/>
+            <w:r>
               <w:t>frontend</w:t>
             </w:r>
             <w:proofErr w:type="spellEnd"/>
             <w:r>
-              <w:rPr>
-                <w:sz w:val="20"/>
-                <w:szCs w:val="20"/>
-              </w:rPr>
-              <w:t xml:space="preserve"> muestra </w:t>
-            </w:r>
-            <w:proofErr w:type="spellStart"/>
-            <w:r>
-              <w:rPr>
-                <w:sz w:val="20"/>
-                <w:szCs w:val="20"/>
-              </w:rPr>
-              <w:t>MatTable</w:t>
-            </w:r>
-            <w:proofErr w:type="spellEnd"/>
-            <w:r>
-              <w:rPr>
-                <w:sz w:val="20"/>
-                <w:szCs w:val="20"/>
-              </w:rPr>
-              <w:t xml:space="preserve"> con: Fecha, Tipo de movimiento (</w:t>
-            </w:r>
-            <w:proofErr w:type="spellStart"/>
-            <w:r>
-              <w:rPr>
-                <w:sz w:val="20"/>
-                <w:szCs w:val="20"/>
-              </w:rPr>
+              <w:t xml:space="preserve"> muestra tabla con: Fecha, Tipo de movimiento (</w:t>
+            </w:r>
+            <w:proofErr w:type="spellStart"/>
+            <w:r>
               <w:t>badge</w:t>
             </w:r>
             <w:proofErr w:type="spellEnd"/>
             <w:r>
-              <w:rPr>
-                <w:sz w:val="20"/>
-                <w:szCs w:val="20"/>
-              </w:rPr>
-              <w:t>: ENTRADA-COMPRA=verde, ENTRADA-DEVOLUCION=verde, SALIDA-VENTA=rojo, SALIDA-RESERVA=ámbar, AJUSTE=morado, MERMA=naranja, SALIDA-DEVOLUCION=rojo), Cantidad (+/-), Saldo acumulado, Referencia, y calcula el saldo actual al pie. Filtros y paginación. Exportar a CSV opcional.</w:t>
+              <w:t xml:space="preserve">: ENTRADA-COMPRA=verde, ENTRADA-DEVOLUCION=verde, SALIDA-VENTA=rojo, SALIDA-DEVOLUCION=rojo, SALIDA-RESERVA=ámbar, AJUSTE=violeta, MERMA=naranja), Cantidad (+ para entradas, − para salidas, para AJUSTE/MERMA el delta </w:t>
+            </w:r>
+            <w:proofErr w:type="spellStart"/>
+            <w:r>
+              <w:t>stock_posterior</w:t>
+            </w:r>
+            <w:proofErr w:type="spellEnd"/>
+            <w:r>
+              <w:t xml:space="preserve"> − </w:t>
+            </w:r>
+            <w:proofErr w:type="spellStart"/>
+            <w:r>
+              <w:t>stock_anterior</w:t>
+            </w:r>
+            <w:proofErr w:type="spellEnd"/>
+            <w:r>
+              <w:t xml:space="preserve">), Saldo acumulado, Descripción, Referencia (texto o #id de </w:t>
+            </w:r>
+            <w:proofErr w:type="spellStart"/>
+            <w:r>
+              <w:t>id_orden_compra</w:t>
+            </w:r>
+            <w:proofErr w:type="spellEnd"/>
+            <w:r>
+              <w:t>/</w:t>
+            </w:r>
+            <w:proofErr w:type="spellStart"/>
+            <w:r>
+              <w:t>id_venta</w:t>
+            </w:r>
+            <w:proofErr w:type="spellEnd"/>
+            <w:r>
+              <w:t>/</w:t>
+            </w:r>
+            <w:proofErr w:type="spellStart"/>
+            <w:r>
+              <w:t>id_reserva</w:t>
+            </w:r>
+            <w:proofErr w:type="spellEnd"/>
+            <w:r>
+              <w:t xml:space="preserve">). Al pie: tarjetas con saldo actual (Disponible / Reservado / Vendido). Paginación (Anterior/Siguiente, "Página X de Y") y botón "Exportar CSV" (descarga </w:t>
+            </w:r>
+            <w:proofErr w:type="spellStart"/>
+            <w:r>
+              <w:t>client-side</w:t>
+            </w:r>
+            <w:proofErr w:type="spellEnd"/>
+            <w:r>
+              <w:t xml:space="preserve"> del listado cargado).</w:t>
             </w:r>
           </w:p>
         </w:tc>
@@ -41694,10 +39901,6 @@
               </w:rPr>
             </w:pPr>
             <w:r>
-              <w:rPr>
-                <w:sz w:val="20"/>
-                <w:szCs w:val="20"/>
-              </w:rPr>
               <w:t>ACTORES</w:t>
             </w:r>
           </w:p>
@@ -41714,10 +39917,6 @@
               </w:rPr>
             </w:pPr>
             <w:r>
-              <w:rPr>
-                <w:sz w:val="20"/>
-                <w:szCs w:val="20"/>
-              </w:rPr>
               <w:t>Encargado de Sucursal, Administrador General.</w:t>
             </w:r>
           </w:p>
@@ -41736,10 +39935,6 @@
               </w:rPr>
             </w:pPr>
             <w:r>
-              <w:rPr>
-                <w:sz w:val="20"/>
-                <w:szCs w:val="20"/>
-              </w:rPr>
               <w:t>ACTOR INICIADOR</w:t>
             </w:r>
           </w:p>
@@ -41756,10 +39951,6 @@
               </w:rPr>
             </w:pPr>
             <w:r>
-              <w:rPr>
-                <w:sz w:val="20"/>
-                <w:szCs w:val="20"/>
-              </w:rPr>
               <w:t>Usuario que audita el histórico y saldo de inventario de una prenda.</w:t>
             </w:r>
           </w:p>
@@ -41778,10 +39969,7 @@
               </w:rPr>
             </w:pPr>
             <w:r>
-              <w:rPr>
-                <w:sz w:val="20"/>
-                <w:szCs w:val="20"/>
-              </w:rPr>
+              <w:lastRenderedPageBreak/>
               <w:t>PRECONDICIÓN</w:t>
             </w:r>
           </w:p>
@@ -41798,68 +39986,79 @@
               </w:rPr>
             </w:pPr>
             <w:r>
-              <w:rPr>
-                <w:sz w:val="20"/>
-                <w:szCs w:val="20"/>
-              </w:rPr>
-              <w:t>- Permiso '</w:t>
-            </w:r>
-            <w:proofErr w:type="spellStart"/>
-            <w:r>
-              <w:rPr>
-                <w:sz w:val="20"/>
-                <w:szCs w:val="20"/>
-              </w:rPr>
+              <w:t xml:space="preserve">- Permiso </w:t>
+            </w:r>
+            <w:proofErr w:type="spellStart"/>
+            <w:r>
               <w:t>consultar_kardex</w:t>
             </w:r>
             <w:proofErr w:type="spellEnd"/>
             <w:r>
-              <w:rPr>
-                <w:sz w:val="20"/>
-                <w:szCs w:val="20"/>
-              </w:rPr>
-              <w:t xml:space="preserve">' en </w:t>
-            </w:r>
-            <w:proofErr w:type="spellStart"/>
-            <w:proofErr w:type="gramStart"/>
-            <w:r>
-              <w:rPr>
-                <w:sz w:val="20"/>
-                <w:szCs w:val="20"/>
-              </w:rPr>
-              <w:t>roles.permisos</w:t>
-            </w:r>
-            <w:proofErr w:type="gramEnd"/>
-            <w:r>
-              <w:rPr>
-                <w:sz w:val="20"/>
-                <w:szCs w:val="20"/>
-              </w:rPr>
-              <w:t>_json</w:t>
-            </w:r>
-            <w:proofErr w:type="spellEnd"/>
-            <w:r>
-              <w:rPr>
-                <w:sz w:val="20"/>
-                <w:szCs w:val="20"/>
-              </w:rPr>
-              <w:t xml:space="preserve">. - Debe existir al menos un movimiento registrado en </w:t>
-            </w:r>
-            <w:proofErr w:type="spellStart"/>
-            <w:r>
-              <w:rPr>
-                <w:sz w:val="20"/>
-                <w:szCs w:val="20"/>
-              </w:rPr>
-              <w:t>kardex</w:t>
-            </w:r>
-            <w:proofErr w:type="spellEnd"/>
-            <w:r>
-              <w:rPr>
-                <w:sz w:val="20"/>
-                <w:szCs w:val="20"/>
-              </w:rPr>
-              <w:t xml:space="preserve"> para el producto/sucursal consultados.</w:t>
+              <w:t xml:space="preserve"> en </w:t>
+            </w:r>
+            <w:proofErr w:type="spellStart"/>
+            <w:r>
+              <w:t>roles.permisos_json</w:t>
+            </w:r>
+            <w:proofErr w:type="spellEnd"/>
+            <w:r>
+              <w:t xml:space="preserve"> (roles Encargado de Sucursal y Cajero lo incluyen; </w:t>
+            </w:r>
+            <w:proofErr w:type="spellStart"/>
+            <w:r>
+              <w:t>Admin</w:t>
+            </w:r>
+            <w:proofErr w:type="spellEnd"/>
+            <w:r>
+              <w:t xml:space="preserve"> usa *). - </w:t>
+            </w:r>
+            <w:proofErr w:type="spellStart"/>
+            <w:r>
+              <w:t>Encaregado</w:t>
+            </w:r>
+            <w:proofErr w:type="spellEnd"/>
+            <w:r>
+              <w:t xml:space="preserve"> asociado a sucursal en </w:t>
+            </w:r>
+            <w:proofErr w:type="spellStart"/>
+            <w:r>
+              <w:t>usuarios_empleados</w:t>
+            </w:r>
+            <w:proofErr w:type="spellEnd"/>
+            <w:r>
+              <w:t xml:space="preserve"> (</w:t>
+            </w:r>
+            <w:proofErr w:type="spellStart"/>
+            <w:r>
+              <w:t>sucursal_id</w:t>
+            </w:r>
+            <w:proofErr w:type="spellEnd"/>
+            <w:r>
+              <w:t xml:space="preserve">, </w:t>
+            </w:r>
+            <w:proofErr w:type="spellStart"/>
+            <w:r>
+              <w:t>fecha_baja</w:t>
+            </w:r>
+            <w:proofErr w:type="spellEnd"/>
+            <w:r>
+              <w:t xml:space="preserve"> nula). - Sesión iniciada con </w:t>
+            </w:r>
+            <w:proofErr w:type="spellStart"/>
+            <w:r>
+              <w:t>access_token</w:t>
+            </w:r>
+            <w:proofErr w:type="spellEnd"/>
+            <w:r>
+              <w:t xml:space="preserve"> </w:t>
+            </w:r>
+            <w:proofErr w:type="spellStart"/>
+            <w:r>
+              <w:t>Bearer</w:t>
+            </w:r>
+            <w:proofErr w:type="spellEnd"/>
+            <w:r>
+              <w:t>.</w:t>
             </w:r>
           </w:p>
         </w:tc>
@@ -41877,10 +40076,6 @@
               </w:rPr>
             </w:pPr>
             <w:r>
-              <w:rPr>
-                <w:sz w:val="20"/>
-                <w:szCs w:val="20"/>
-              </w:rPr>
               <w:t>FLUJO PRINCIPAL (Camino Feliz)</w:t>
             </w:r>
           </w:p>
@@ -41897,138 +40092,71 @@
               </w:rPr>
             </w:pPr>
             <w:r>
-              <w:rPr>
-                <w:rFonts w:ascii="Arial Unicode MS" w:eastAsia="Arial Unicode MS" w:hAnsi="Arial Unicode MS" w:cs="Arial Unicode MS"/>
-                <w:sz w:val="20"/>
-                <w:szCs w:val="20"/>
-              </w:rPr>
-              <w:t>1. Navega a Inventario → Kardex (ruta /</w:t>
-            </w:r>
-            <w:proofErr w:type="spellStart"/>
-            <w:r>
-              <w:rPr>
-                <w:rFonts w:ascii="Arial Unicode MS" w:eastAsia="Arial Unicode MS" w:hAnsi="Arial Unicode MS" w:cs="Arial Unicode MS"/>
-                <w:sz w:val="20"/>
-                <w:szCs w:val="20"/>
-              </w:rPr>
+              <w:t>1. Navega a Inventario y Existencias → Kardex Dinámico (ruta /</w:t>
+            </w:r>
+            <w:proofErr w:type="spellStart"/>
+            <w:r>
               <w:t>admin</w:t>
             </w:r>
             <w:proofErr w:type="spellEnd"/>
             <w:r>
-              <w:rPr>
-                <w:rFonts w:ascii="Arial Unicode MS" w:eastAsia="Arial Unicode MS" w:hAnsi="Arial Unicode MS" w:cs="Arial Unicode MS"/>
-                <w:sz w:val="20"/>
-                <w:szCs w:val="20"/>
-              </w:rPr>
-              <w:t>/</w:t>
-            </w:r>
-            <w:proofErr w:type="spellStart"/>
-            <w:r>
-              <w:rPr>
-                <w:rFonts w:ascii="Arial Unicode MS" w:eastAsia="Arial Unicode MS" w:hAnsi="Arial Unicode MS" w:cs="Arial Unicode MS"/>
-                <w:sz w:val="20"/>
-                <w:szCs w:val="20"/>
-              </w:rPr>
+              <w:t>/inventario/</w:t>
+            </w:r>
+            <w:proofErr w:type="spellStart"/>
+            <w:r>
               <w:t>kardex</w:t>
             </w:r>
             <w:proofErr w:type="spellEnd"/>
             <w:r>
-              <w:rPr>
-                <w:rFonts w:ascii="Arial Unicode MS" w:eastAsia="Arial Unicode MS" w:hAnsi="Arial Unicode MS" w:cs="Arial Unicode MS"/>
-                <w:sz w:val="20"/>
-                <w:szCs w:val="20"/>
-              </w:rPr>
-              <w:t>). 2. Selecciona producto, sucursal y fechas. 3. GET /api/v1/inventario/</w:t>
-            </w:r>
-            <w:proofErr w:type="spellStart"/>
-            <w:r>
-              <w:rPr>
-                <w:rFonts w:ascii="Arial Unicode MS" w:eastAsia="Arial Unicode MS" w:hAnsi="Arial Unicode MS" w:cs="Arial Unicode MS"/>
-                <w:sz w:val="20"/>
-                <w:szCs w:val="20"/>
-              </w:rPr>
+              <w:t>). 2. Selecciona producto (</w:t>
+            </w:r>
+            <w:proofErr w:type="spellStart"/>
+            <w:r>
+              <w:t>id_ptc</w:t>
+            </w:r>
+            <w:proofErr w:type="spellEnd"/>
+            <w:r>
+              <w:t>), sucursal y fechas. 3. GET /api/v1/</w:t>
+            </w:r>
+            <w:proofErr w:type="spellStart"/>
+            <w:r>
+              <w:t>admin</w:t>
+            </w:r>
+            <w:proofErr w:type="spellEnd"/>
+            <w:r>
+              <w:t>/inventario/</w:t>
+            </w:r>
+            <w:proofErr w:type="spellStart"/>
+            <w:r>
               <w:t>kardex</w:t>
             </w:r>
             <w:proofErr w:type="spellEnd"/>
             <w:r>
-              <w:rPr>
-                <w:rFonts w:ascii="Arial Unicode MS" w:eastAsia="Arial Unicode MS" w:hAnsi="Arial Unicode MS" w:cs="Arial Unicode MS"/>
-                <w:sz w:val="20"/>
-                <w:szCs w:val="20"/>
-              </w:rPr>
               <w:t xml:space="preserve"> con los filtros. 4. </w:t>
             </w:r>
             <w:proofErr w:type="spellStart"/>
             <w:r>
-              <w:rPr>
-                <w:rFonts w:ascii="Arial Unicode MS" w:eastAsia="Arial Unicode MS" w:hAnsi="Arial Unicode MS" w:cs="Arial Unicode MS"/>
-                <w:sz w:val="20"/>
-                <w:szCs w:val="20"/>
-              </w:rPr>
               <w:t>Backend</w:t>
             </w:r>
             <w:proofErr w:type="spellEnd"/>
             <w:r>
-              <w:rPr>
-                <w:rFonts w:ascii="Arial Unicode MS" w:eastAsia="Arial Unicode MS" w:hAnsi="Arial Unicode MS" w:cs="Arial Unicode MS"/>
-                <w:sz w:val="20"/>
-                <w:szCs w:val="20"/>
-              </w:rPr>
               <w:t xml:space="preserve"> verifica permiso y sucursal (RBAC). OK. 5. Ejecuta </w:t>
             </w:r>
             <w:proofErr w:type="spellStart"/>
             <w:r>
-              <w:rPr>
-                <w:rFonts w:ascii="Arial Unicode MS" w:eastAsia="Arial Unicode MS" w:hAnsi="Arial Unicode MS" w:cs="Arial Unicode MS"/>
-                <w:sz w:val="20"/>
-                <w:szCs w:val="20"/>
-              </w:rPr>
               <w:t>query</w:t>
             </w:r>
             <w:proofErr w:type="spellEnd"/>
             <w:r>
-              <w:rPr>
-                <w:rFonts w:ascii="Arial Unicode MS" w:eastAsia="Arial Unicode MS" w:hAnsi="Arial Unicode MS" w:cs="Arial Unicode MS"/>
-                <w:sz w:val="20"/>
-                <w:szCs w:val="20"/>
-              </w:rPr>
-              <w:t xml:space="preserve"> filtrada paginada. 6. Renderiza </w:t>
-            </w:r>
-            <w:proofErr w:type="spellStart"/>
-            <w:r>
-              <w:rPr>
-                <w:rFonts w:ascii="Arial Unicode MS" w:eastAsia="Arial Unicode MS" w:hAnsi="Arial Unicode MS" w:cs="Arial Unicode MS"/>
-                <w:sz w:val="20"/>
-                <w:szCs w:val="20"/>
-              </w:rPr>
-              <w:t>MatTable</w:t>
-            </w:r>
-            <w:proofErr w:type="spellEnd"/>
-            <w:r>
-              <w:rPr>
-                <w:rFonts w:ascii="Arial Unicode MS" w:eastAsia="Arial Unicode MS" w:hAnsi="Arial Unicode MS" w:cs="Arial Unicode MS"/>
-                <w:sz w:val="20"/>
-                <w:szCs w:val="20"/>
-              </w:rPr>
-              <w:t xml:space="preserve"> con movimientos, </w:t>
-            </w:r>
-            <w:proofErr w:type="spellStart"/>
-            <w:r>
-              <w:rPr>
-                <w:rFonts w:ascii="Arial Unicode MS" w:eastAsia="Arial Unicode MS" w:hAnsi="Arial Unicode MS" w:cs="Arial Unicode MS"/>
-                <w:sz w:val="20"/>
-                <w:szCs w:val="20"/>
-              </w:rPr>
+              <w:t xml:space="preserve"> filtrada paginada + saldo actual. 6. Renderiza tabla con movimientos, </w:t>
+            </w:r>
+            <w:proofErr w:type="spellStart"/>
+            <w:r>
               <w:t>badges</w:t>
             </w:r>
             <w:proofErr w:type="spellEnd"/>
             <w:r>
-              <w:rPr>
-                <w:rFonts w:ascii="Arial Unicode MS" w:eastAsia="Arial Unicode MS" w:hAnsi="Arial Unicode MS" w:cs="Arial Unicode MS"/>
-                <w:sz w:val="20"/>
-                <w:szCs w:val="20"/>
-              </w:rPr>
-              <w:t xml:space="preserve"> y saldos. 7. Ve el saldo actual al pie. 8. Puede paginar o exportar a CSV.</w:t>
+              <w:t xml:space="preserve"> y saldos. 7. Ve el saldo actual al pie (disponible/reservado/vendido). 8. Puede paginar o exportar a CSV.</w:t>
             </w:r>
           </w:p>
         </w:tc>
@@ -42046,10 +40174,6 @@
               </w:rPr>
             </w:pPr>
             <w:r>
-              <w:rPr>
-                <w:sz w:val="20"/>
-                <w:szCs w:val="20"/>
-              </w:rPr>
               <w:t>POST CONDICIÓN</w:t>
             </w:r>
           </w:p>
@@ -42066,11 +40190,39 @@
               </w:rPr>
             </w:pPr>
             <w:r>
-              <w:rPr>
-                <w:sz w:val="20"/>
-                <w:szCs w:val="20"/>
-              </w:rPr>
-              <w:t>El usuario visualiza el histórico completo de movimientos del producto con sus saldos acumulados, identificando entradas, salidas, ajustes y mermas con su referencia.</w:t>
+              <w:t xml:space="preserve">El usuario visualiza el histórico completo de movimientos del </w:t>
+            </w:r>
+            <w:proofErr w:type="spellStart"/>
+            <w:r>
+              <w:t>id_ptc</w:t>
+            </w:r>
+            <w:proofErr w:type="spellEnd"/>
+            <w:r>
+              <w:t xml:space="preserve"> (</w:t>
+            </w:r>
+            <w:proofErr w:type="spellStart"/>
+            <w:r>
+              <w:t>producto·talla·color</w:t>
+            </w:r>
+            <w:proofErr w:type="spellEnd"/>
+            <w:r>
+              <w:t>) con sus saldos acumulados (</w:t>
+            </w:r>
+            <w:proofErr w:type="spellStart"/>
+            <w:r>
+              <w:t>stock_posterior</w:t>
+            </w:r>
+            <w:proofErr w:type="spellEnd"/>
+            <w:r>
+              <w:t xml:space="preserve">), identificando entradas, salidas, ajustes y mermas con su referencia, y el saldo vigente desde </w:t>
+            </w:r>
+            <w:proofErr w:type="spellStart"/>
+            <w:r>
+              <w:t>inventario_stock</w:t>
+            </w:r>
+            <w:proofErr w:type="spellEnd"/>
+            <w:r>
+              <w:t>.</w:t>
             </w:r>
           </w:p>
         </w:tc>
@@ -42088,10 +40240,6 @@
               </w:rPr>
             </w:pPr>
             <w:r>
-              <w:rPr>
-                <w:sz w:val="20"/>
-                <w:szCs w:val="20"/>
-              </w:rPr>
               <w:t>EXCEPCIONES (Flujo Secundario)</w:t>
             </w:r>
           </w:p>
@@ -42108,43 +40256,47 @@
               </w:rPr>
             </w:pPr>
             <w:r>
-              <w:rPr>
-                <w:sz w:val="20"/>
-                <w:szCs w:val="20"/>
-              </w:rPr>
-              <w:t xml:space="preserve">- E1: Sin movimientos. Muestra "No hay movimientos para los filtros seleccionados." - E2: Fechas inválidas. Si </w:t>
-            </w:r>
-            <w:proofErr w:type="spellStart"/>
-            <w:r>
-              <w:rPr>
-                <w:sz w:val="20"/>
-                <w:szCs w:val="20"/>
-              </w:rPr>
+              <w:t>- E1: Sin movimientos. Muestra "No hay movimientos para los filtros seleccionados." (</w:t>
+            </w:r>
+            <w:proofErr w:type="spellStart"/>
+            <w:r>
+              <w:t>frontend</w:t>
+            </w:r>
+            <w:proofErr w:type="spellEnd"/>
+            <w:r>
+              <w:t xml:space="preserve">, lista vacía). - E2: Fechas inválidas. Si </w:t>
+            </w:r>
+            <w:proofErr w:type="spellStart"/>
+            <w:r>
               <w:t>fecha_desde</w:t>
             </w:r>
             <w:proofErr w:type="spellEnd"/>
             <w:r>
-              <w:rPr>
-                <w:sz w:val="20"/>
-                <w:szCs w:val="20"/>
-              </w:rPr>
               <w:t xml:space="preserve"> &gt; </w:t>
             </w:r>
             <w:proofErr w:type="spellStart"/>
             <w:r>
-              <w:rPr>
-                <w:sz w:val="20"/>
-                <w:szCs w:val="20"/>
-              </w:rPr>
               <w:t>fecha_hasta</w:t>
             </w:r>
             <w:proofErr w:type="spellEnd"/>
             <w:r>
-              <w:rPr>
-                <w:sz w:val="20"/>
-                <w:szCs w:val="20"/>
-              </w:rPr>
-              <w:t xml:space="preserve"> retorna 422. - E3: Acceso a otra sucursal (Encargado). Retorna 403 "No tiene permisos para consultar esta sucursal." - E4: Sin permisos. Módulo no visible.</w:t>
+              <w:t xml:space="preserve"> retorna 422 "La fecha desde no puede ser mayor que la fecha hasta."; formato inválido → 422. - E3: Acceso a otra sucursal (Encargado). Retorna 403 "No tienes permisos para consultar esta sucursal." (y si no tiene sucursal asociada → 403). - E4: Sin permisos. Módulo no visible en el menú (</w:t>
+            </w:r>
+            <w:proofErr w:type="spellStart"/>
+            <w:r>
+              <w:t>adminMenu</w:t>
+            </w:r>
+            <w:proofErr w:type="spellEnd"/>
+            <w:r>
+              <w:t xml:space="preserve">) y acceso 403 desde el </w:t>
+            </w:r>
+            <w:proofErr w:type="spellStart"/>
+            <w:r>
+              <w:t>backend</w:t>
+            </w:r>
+            <w:proofErr w:type="spellEnd"/>
+            <w:r>
+              <w:t>; la página muestra "Acceso denegado".</w:t>
             </w:r>
           </w:p>
         </w:tc>
@@ -42273,10 +40425,6 @@
               </w:rPr>
             </w:pPr>
             <w:r>
-              <w:rPr>
-                <w:sz w:val="20"/>
-                <w:szCs w:val="20"/>
-              </w:rPr>
               <w:t>CASO DE USO</w:t>
             </w:r>
           </w:p>
@@ -42293,11 +40441,7 @@
               </w:rPr>
             </w:pPr>
             <w:r>
-              <w:rPr>
-                <w:sz w:val="20"/>
-                <w:szCs w:val="20"/>
-              </w:rPr>
-              <w:t>CU24 - Registrar Ajuste Manual o Merma</w:t>
+              <w:t>CU24 – Registrar Ajustes y Mermas de Inventario</w:t>
             </w:r>
           </w:p>
         </w:tc>
@@ -42315,10 +40459,6 @@
               </w:rPr>
             </w:pPr>
             <w:r>
-              <w:rPr>
-                <w:sz w:val="20"/>
-                <w:szCs w:val="20"/>
-              </w:rPr>
               <w:t>PROPÓSITO</w:t>
             </w:r>
           </w:p>
@@ -42335,11 +40475,15 @@
               </w:rPr>
             </w:pPr>
             <w:r>
-              <w:rPr>
-                <w:sz w:val="20"/>
-                <w:szCs w:val="20"/>
-              </w:rPr>
-              <w:t>Permitir al Encargado de Sucursal registrar ajustes manuales de inventario (correcciones) o mermas (pérdidas, daños, robos, prendas defectuosas), actualizando el stock y registrando el movimiento en el Kardex con la justificación.</w:t>
+              <w:t xml:space="preserve">Permite al administrador y al encargado de sucursal corregir el stock disponible mediante ajustes (entradas/salidas) y mermas (salidas por daño o pérdida), dejando trazabilidad en el </w:t>
+            </w:r>
+            <w:proofErr w:type="spellStart"/>
+            <w:r>
+              <w:t>kardex</w:t>
+            </w:r>
+            <w:proofErr w:type="spellEnd"/>
+            <w:r>
+              <w:t xml:space="preserve"> y en la bitácora.</w:t>
             </w:r>
           </w:p>
         </w:tc>
@@ -42357,10 +40501,7 @@
               </w:rPr>
             </w:pPr>
             <w:r>
-              <w:rPr>
-                <w:sz w:val="20"/>
-                <w:szCs w:val="20"/>
-              </w:rPr>
+              <w:lastRenderedPageBreak/>
               <w:t>DESCRIPCIÓN</w:t>
             </w:r>
           </w:p>
@@ -42377,867 +40518,111 @@
               </w:rPr>
             </w:pPr>
             <w:r>
-              <w:rPr>
-                <w:rFonts w:ascii="Arial Unicode MS" w:eastAsia="Arial Unicode MS" w:hAnsi="Arial Unicode MS" w:cs="Arial Unicode MS"/>
-                <w:sz w:val="20"/>
-                <w:szCs w:val="20"/>
-              </w:rPr>
-              <w:t>Desde /</w:t>
-            </w:r>
-            <w:proofErr w:type="spellStart"/>
-            <w:r>
-              <w:rPr>
-                <w:rFonts w:ascii="Arial Unicode MS" w:eastAsia="Arial Unicode MS" w:hAnsi="Arial Unicode MS" w:cs="Arial Unicode MS"/>
-                <w:sz w:val="20"/>
-                <w:szCs w:val="20"/>
-              </w:rPr>
+              <w:t>El usuario accede a /</w:t>
+            </w:r>
+            <w:proofErr w:type="spellStart"/>
+            <w:r>
               <w:t>admin</w:t>
             </w:r>
             <w:proofErr w:type="spellEnd"/>
             <w:r>
-              <w:rPr>
-                <w:rFonts w:ascii="Arial Unicode MS" w:eastAsia="Arial Unicode MS" w:hAnsi="Arial Unicode MS" w:cs="Arial Unicode MS"/>
-                <w:sz w:val="20"/>
-                <w:szCs w:val="20"/>
-              </w:rPr>
-              <w:t xml:space="preserve">/ajustes (web Angular, </w:t>
-            </w:r>
-            <w:proofErr w:type="spellStart"/>
-            <w:r>
-              <w:rPr>
-                <w:rFonts w:ascii="Arial Unicode MS" w:eastAsia="Arial Unicode MS" w:hAnsi="Arial Unicode MS" w:cs="Arial Unicode MS"/>
-                <w:sz w:val="20"/>
-                <w:szCs w:val="20"/>
-              </w:rPr>
-              <w:t>AjustesComponent</w:t>
-            </w:r>
-            <w:proofErr w:type="spellEnd"/>
-            <w:r>
-              <w:rPr>
-                <w:rFonts w:ascii="Arial Unicode MS" w:eastAsia="Arial Unicode MS" w:hAnsi="Arial Unicode MS" w:cs="Arial Unicode MS"/>
-                <w:sz w:val="20"/>
-                <w:szCs w:val="20"/>
-              </w:rPr>
-              <w:t xml:space="preserve"> / </w:t>
-            </w:r>
-            <w:proofErr w:type="spellStart"/>
-            <w:r>
-              <w:rPr>
-                <w:rFonts w:ascii="Arial Unicode MS" w:eastAsia="Arial Unicode MS" w:hAnsi="Arial Unicode MS" w:cs="Arial Unicode MS"/>
-                <w:sz w:val="20"/>
-                <w:szCs w:val="20"/>
-              </w:rPr>
-              <w:t>Flutter</w:t>
-            </w:r>
-            <w:proofErr w:type="spellEnd"/>
-            <w:r>
-              <w:rPr>
-                <w:rFonts w:ascii="Arial Unicode MS" w:eastAsia="Arial Unicode MS" w:hAnsi="Arial Unicode MS" w:cs="Arial Unicode MS"/>
-                <w:sz w:val="20"/>
-                <w:szCs w:val="20"/>
-              </w:rPr>
+              <w:t xml:space="preserve">/inventario/ajustes (página </w:t>
+            </w:r>
+            <w:proofErr w:type="spellStart"/>
+            <w:r>
+              <w:t>React</w:t>
+            </w:r>
+            <w:proofErr w:type="spellEnd"/>
+            <w:r>
               <w:t xml:space="preserve"> </w:t>
             </w:r>
             <w:proofErr w:type="spellStart"/>
             <w:r>
-              <w:rPr>
-                <w:rFonts w:ascii="Arial Unicode MS" w:eastAsia="Arial Unicode MS" w:hAnsi="Arial Unicode MS" w:cs="Arial Unicode MS"/>
-                <w:sz w:val="20"/>
-                <w:szCs w:val="20"/>
-              </w:rPr>
-              <w:t>AjustesScreen</w:t>
-            </w:r>
-            <w:proofErr w:type="spellEnd"/>
-            <w:r>
-              <w:rPr>
-                <w:rFonts w:ascii="Arial Unicode MS" w:eastAsia="Arial Unicode MS" w:hAnsi="Arial Unicode MS" w:cs="Arial Unicode MS"/>
-                <w:sz w:val="20"/>
-                <w:szCs w:val="20"/>
-              </w:rPr>
-              <w:t>), el Encargado presiona "Nuevo Ajuste/Merma" (</w:t>
-            </w:r>
-            <w:proofErr w:type="spellStart"/>
-            <w:r>
-              <w:rPr>
-                <w:rFonts w:ascii="Arial Unicode MS" w:eastAsia="Arial Unicode MS" w:hAnsi="Arial Unicode MS" w:cs="Arial Unicode MS"/>
-                <w:sz w:val="20"/>
-                <w:szCs w:val="20"/>
-              </w:rPr>
-              <w:t>MatFab</w:t>
-            </w:r>
-            <w:proofErr w:type="spellEnd"/>
-            <w:r>
-              <w:rPr>
-                <w:rFonts w:ascii="Arial Unicode MS" w:eastAsia="Arial Unicode MS" w:hAnsi="Arial Unicode MS" w:cs="Arial Unicode MS"/>
-                <w:sz w:val="20"/>
-                <w:szCs w:val="20"/>
-              </w:rPr>
-              <w:t xml:space="preserve">) → </w:t>
-            </w:r>
-            <w:proofErr w:type="spellStart"/>
-            <w:r>
-              <w:rPr>
-                <w:rFonts w:ascii="Arial Unicode MS" w:eastAsia="Arial Unicode MS" w:hAnsi="Arial Unicode MS" w:cs="Arial Unicode MS"/>
-                <w:sz w:val="20"/>
-                <w:szCs w:val="20"/>
-              </w:rPr>
-              <w:t>MatDialog</w:t>
-            </w:r>
-            <w:proofErr w:type="spellEnd"/>
-            <w:r>
-              <w:rPr>
-                <w:rFonts w:ascii="Arial Unicode MS" w:eastAsia="Arial Unicode MS" w:hAnsi="Arial Unicode MS" w:cs="Arial Unicode MS"/>
-                <w:sz w:val="20"/>
-                <w:szCs w:val="20"/>
-              </w:rPr>
-              <w:t xml:space="preserve"> con </w:t>
-            </w:r>
-            <w:proofErr w:type="spellStart"/>
-            <w:r>
-              <w:rPr>
-                <w:rFonts w:ascii="Arial Unicode MS" w:eastAsia="Arial Unicode MS" w:hAnsi="Arial Unicode MS" w:cs="Arial Unicode MS"/>
-                <w:sz w:val="20"/>
-                <w:szCs w:val="20"/>
-              </w:rPr>
-              <w:t>FormGroup</w:t>
-            </w:r>
-            <w:proofErr w:type="spellEnd"/>
-            <w:r>
-              <w:rPr>
-                <w:rFonts w:ascii="Arial Unicode MS" w:eastAsia="Arial Unicode MS" w:hAnsi="Arial Unicode MS" w:cs="Arial Unicode MS"/>
-                <w:sz w:val="20"/>
-                <w:szCs w:val="20"/>
-              </w:rPr>
-              <w:t>: producto* (</w:t>
-            </w:r>
-            <w:proofErr w:type="spellStart"/>
-            <w:r>
-              <w:rPr>
-                <w:rFonts w:ascii="Arial Unicode MS" w:eastAsia="Arial Unicode MS" w:hAnsi="Arial Unicode MS" w:cs="Arial Unicode MS"/>
-                <w:sz w:val="20"/>
-                <w:szCs w:val="20"/>
-              </w:rPr>
-              <w:t>MatSelect</w:t>
-            </w:r>
-            <w:proofErr w:type="spellEnd"/>
-            <w:r>
-              <w:rPr>
-                <w:rFonts w:ascii="Arial Unicode MS" w:eastAsia="Arial Unicode MS" w:hAnsi="Arial Unicode MS" w:cs="Arial Unicode MS"/>
-                <w:sz w:val="20"/>
-                <w:szCs w:val="20"/>
-              </w:rPr>
-              <w:t>), tipo* (</w:t>
-            </w:r>
-            <w:proofErr w:type="spellStart"/>
-            <w:r>
-              <w:rPr>
-                <w:rFonts w:ascii="Arial Unicode MS" w:eastAsia="Arial Unicode MS" w:hAnsi="Arial Unicode MS" w:cs="Arial Unicode MS"/>
-                <w:sz w:val="20"/>
-                <w:szCs w:val="20"/>
-              </w:rPr>
-              <w:t>MatSelect</w:t>
-            </w:r>
-            <w:proofErr w:type="spellEnd"/>
-            <w:r>
-              <w:rPr>
-                <w:rFonts w:ascii="Arial Unicode MS" w:eastAsia="Arial Unicode MS" w:hAnsi="Arial Unicode MS" w:cs="Arial Unicode MS"/>
-                <w:sz w:val="20"/>
-                <w:szCs w:val="20"/>
-              </w:rPr>
-              <w:t>: 'AJUSTE-MANUAL' o 'MERMA'), cantidad* (</w:t>
-            </w:r>
-            <w:proofErr w:type="spellStart"/>
-            <w:r>
-              <w:rPr>
-                <w:rFonts w:ascii="Arial Unicode MS" w:eastAsia="Arial Unicode MS" w:hAnsi="Arial Unicode MS" w:cs="Arial Unicode MS"/>
-                <w:sz w:val="20"/>
-                <w:szCs w:val="20"/>
-              </w:rPr>
-              <w:t>number</w:t>
-            </w:r>
-            <w:proofErr w:type="spellEnd"/>
-            <w:r>
-              <w:rPr>
-                <w:rFonts w:ascii="Arial Unicode MS" w:eastAsia="Arial Unicode MS" w:hAnsi="Arial Unicode MS" w:cs="Arial Unicode MS"/>
-                <w:sz w:val="20"/>
-                <w:szCs w:val="20"/>
-              </w:rPr>
-              <w:t>; para merma solo negativa/salida), motivo* (</w:t>
-            </w:r>
-            <w:proofErr w:type="spellStart"/>
-            <w:r>
-              <w:rPr>
-                <w:rFonts w:ascii="Arial Unicode MS" w:eastAsia="Arial Unicode MS" w:hAnsi="Arial Unicode MS" w:cs="Arial Unicode MS"/>
-                <w:sz w:val="20"/>
-                <w:szCs w:val="20"/>
-              </w:rPr>
-              <w:t>textarea</w:t>
-            </w:r>
-            <w:proofErr w:type="spellEnd"/>
-            <w:r>
-              <w:rPr>
-                <w:rFonts w:ascii="Arial Unicode MS" w:eastAsia="Arial Unicode MS" w:hAnsi="Arial Unicode MS" w:cs="Arial Unicode MS"/>
-                <w:sz w:val="20"/>
-                <w:szCs w:val="20"/>
-              </w:rPr>
-              <w:t xml:space="preserve">, obligatorio para auditoría), observación. Al guardar: POST /api/v1/inventario/ajustes con </w:t>
-            </w:r>
-            <w:proofErr w:type="spellStart"/>
-            <w:r>
-              <w:rPr>
-                <w:rFonts w:ascii="Arial Unicode MS" w:eastAsia="Arial Unicode MS" w:hAnsi="Arial Unicode MS" w:cs="Arial Unicode MS"/>
-                <w:sz w:val="20"/>
-                <w:szCs w:val="20"/>
-              </w:rPr>
-              <w:t>Authorization</w:t>
-            </w:r>
-            <w:proofErr w:type="spellEnd"/>
-            <w:r>
-              <w:rPr>
-                <w:rFonts w:ascii="Arial Unicode MS" w:eastAsia="Arial Unicode MS" w:hAnsi="Arial Unicode MS" w:cs="Arial Unicode MS"/>
-                <w:sz w:val="20"/>
-                <w:szCs w:val="20"/>
-              </w:rPr>
-              <w:t xml:space="preserve">: </w:t>
-            </w:r>
-            <w:proofErr w:type="spellStart"/>
-            <w:r>
-              <w:rPr>
-                <w:rFonts w:ascii="Arial Unicode MS" w:eastAsia="Arial Unicode MS" w:hAnsi="Arial Unicode MS" w:cs="Arial Unicode MS"/>
-                <w:sz w:val="20"/>
-                <w:szCs w:val="20"/>
-              </w:rPr>
-              <w:t>Bearer</w:t>
-            </w:r>
-            <w:proofErr w:type="spellEnd"/>
-            <w:r>
-              <w:rPr>
-                <w:rFonts w:ascii="Arial Unicode MS" w:eastAsia="Arial Unicode MS" w:hAnsi="Arial Unicode MS" w:cs="Arial Unicode MS"/>
-                <w:sz w:val="20"/>
-                <w:szCs w:val="20"/>
-              </w:rPr>
-              <w:t xml:space="preserve"> {</w:t>
-            </w:r>
-            <w:proofErr w:type="spellStart"/>
-            <w:r>
-              <w:rPr>
-                <w:rFonts w:ascii="Arial Unicode MS" w:eastAsia="Arial Unicode MS" w:hAnsi="Arial Unicode MS" w:cs="Arial Unicode MS"/>
-                <w:sz w:val="20"/>
-                <w:szCs w:val="20"/>
-              </w:rPr>
-              <w:t>access_token</w:t>
-            </w:r>
-            <w:proofErr w:type="spellEnd"/>
-            <w:r>
-              <w:rPr>
-                <w:rFonts w:ascii="Arial Unicode MS" w:eastAsia="Arial Unicode MS" w:hAnsi="Arial Unicode MS" w:cs="Arial Unicode MS"/>
-                <w:sz w:val="20"/>
-                <w:szCs w:val="20"/>
-              </w:rPr>
-              <w:t xml:space="preserve">} y </w:t>
-            </w:r>
-            <w:proofErr w:type="spellStart"/>
-            <w:r>
-              <w:rPr>
-                <w:rFonts w:ascii="Arial Unicode MS" w:eastAsia="Arial Unicode MS" w:hAnsi="Arial Unicode MS" w:cs="Arial Unicode MS"/>
-                <w:sz w:val="20"/>
-                <w:szCs w:val="20"/>
-              </w:rPr>
-              <w:t>body</w:t>
-            </w:r>
-            <w:proofErr w:type="spellEnd"/>
-            <w:r>
-              <w:rPr>
-                <w:rFonts w:ascii="Arial Unicode MS" w:eastAsia="Arial Unicode MS" w:hAnsi="Arial Unicode MS" w:cs="Arial Unicode MS"/>
-                <w:sz w:val="20"/>
-                <w:szCs w:val="20"/>
-              </w:rPr>
-              <w:t xml:space="preserve"> </w:t>
-            </w:r>
-            <w:proofErr w:type="gramStart"/>
-            <w:r>
-              <w:rPr>
-                <w:rFonts w:ascii="Arial Unicode MS" w:eastAsia="Arial Unicode MS" w:hAnsi="Arial Unicode MS" w:cs="Arial Unicode MS"/>
-                <w:sz w:val="20"/>
-                <w:szCs w:val="20"/>
-              </w:rPr>
-              <w:t xml:space="preserve">{ </w:t>
-            </w:r>
-            <w:proofErr w:type="spellStart"/>
-            <w:r>
-              <w:rPr>
-                <w:rFonts w:ascii="Arial Unicode MS" w:eastAsia="Arial Unicode MS" w:hAnsi="Arial Unicode MS" w:cs="Arial Unicode MS"/>
-                <w:sz w:val="20"/>
-                <w:szCs w:val="20"/>
-              </w:rPr>
-              <w:t>id</w:t>
-            </w:r>
-            <w:proofErr w:type="gramEnd"/>
-            <w:r>
-              <w:rPr>
-                <w:rFonts w:ascii="Arial Unicode MS" w:eastAsia="Arial Unicode MS" w:hAnsi="Arial Unicode MS" w:cs="Arial Unicode MS"/>
-                <w:sz w:val="20"/>
-                <w:szCs w:val="20"/>
-              </w:rPr>
-              <w:t>_producto</w:t>
-            </w:r>
-            <w:proofErr w:type="spellEnd"/>
-            <w:r>
-              <w:rPr>
-                <w:rFonts w:ascii="Arial Unicode MS" w:eastAsia="Arial Unicode MS" w:hAnsi="Arial Unicode MS" w:cs="Arial Unicode MS"/>
-                <w:sz w:val="20"/>
-                <w:szCs w:val="20"/>
-              </w:rPr>
-              <w:t xml:space="preserve">, tipo, cantidad, motivo, </w:t>
-            </w:r>
-            <w:proofErr w:type="spellStart"/>
-            <w:r>
-              <w:rPr>
-                <w:rFonts w:ascii="Arial Unicode MS" w:eastAsia="Arial Unicode MS" w:hAnsi="Arial Unicode MS" w:cs="Arial Unicode MS"/>
-                <w:sz w:val="20"/>
-                <w:szCs w:val="20"/>
-              </w:rPr>
-              <w:t>observacion</w:t>
-            </w:r>
-            <w:proofErr w:type="spellEnd"/>
-            <w:r>
-              <w:rPr>
-                <w:rFonts w:ascii="Arial Unicode MS" w:eastAsia="Arial Unicode MS" w:hAnsi="Arial Unicode MS" w:cs="Arial Unicode MS"/>
-                <w:sz w:val="20"/>
-                <w:szCs w:val="20"/>
-              </w:rPr>
-              <w:t xml:space="preserve"> }. El </w:t>
-            </w:r>
-            <w:proofErr w:type="spellStart"/>
-            <w:r>
-              <w:rPr>
-                <w:rFonts w:ascii="Arial Unicode MS" w:eastAsia="Arial Unicode MS" w:hAnsi="Arial Unicode MS" w:cs="Arial Unicode MS"/>
-                <w:sz w:val="20"/>
-                <w:szCs w:val="20"/>
-              </w:rPr>
-              <w:t>endpoint</w:t>
-            </w:r>
-            <w:proofErr w:type="spellEnd"/>
-            <w:r>
-              <w:rPr>
-                <w:rFonts w:ascii="Arial Unicode MS" w:eastAsia="Arial Unicode MS" w:hAnsi="Arial Unicode MS" w:cs="Arial Unicode MS"/>
-                <w:sz w:val="20"/>
-                <w:szCs w:val="20"/>
-              </w:rPr>
-              <w:t xml:space="preserve"> </w:t>
-            </w:r>
-            <w:proofErr w:type="spellStart"/>
-            <w:r>
-              <w:rPr>
-                <w:rFonts w:ascii="Arial Unicode MS" w:eastAsia="Arial Unicode MS" w:hAnsi="Arial Unicode MS" w:cs="Arial Unicode MS"/>
-                <w:sz w:val="20"/>
-                <w:szCs w:val="20"/>
-              </w:rPr>
-              <w:t>inventario.ajuste</w:t>
-            </w:r>
-            <w:proofErr w:type="spellEnd"/>
-            <w:r>
-              <w:rPr>
-                <w:rFonts w:ascii="Arial Unicode MS" w:eastAsia="Arial Unicode MS" w:hAnsi="Arial Unicode MS" w:cs="Arial Unicode MS"/>
-                <w:sz w:val="20"/>
-                <w:szCs w:val="20"/>
-              </w:rPr>
-              <w:t>: (a) verifica permiso '</w:t>
-            </w:r>
-            <w:proofErr w:type="spellStart"/>
-            <w:r>
-              <w:rPr>
-                <w:rFonts w:ascii="Arial Unicode MS" w:eastAsia="Arial Unicode MS" w:hAnsi="Arial Unicode MS" w:cs="Arial Unicode MS"/>
-                <w:sz w:val="20"/>
-                <w:szCs w:val="20"/>
-              </w:rPr>
-              <w:t>ajustar_stock</w:t>
-            </w:r>
-            <w:proofErr w:type="spellEnd"/>
-            <w:r>
-              <w:rPr>
-                <w:rFonts w:ascii="Arial Unicode MS" w:eastAsia="Arial Unicode MS" w:hAnsi="Arial Unicode MS" w:cs="Arial Unicode MS"/>
-                <w:sz w:val="20"/>
-                <w:szCs w:val="20"/>
-              </w:rPr>
-              <w:t>' y que el usuario pertenezca a la sucursal (</w:t>
-            </w:r>
-            <w:proofErr w:type="spellStart"/>
-            <w:r>
-              <w:rPr>
-                <w:rFonts w:ascii="Arial Unicode MS" w:eastAsia="Arial Unicode MS" w:hAnsi="Arial Unicode MS" w:cs="Arial Unicode MS"/>
-                <w:sz w:val="20"/>
-                <w:szCs w:val="20"/>
-              </w:rPr>
-              <w:t>id_sucursal</w:t>
-            </w:r>
-            <w:proofErr w:type="spellEnd"/>
-            <w:r>
-              <w:rPr>
-                <w:rFonts w:ascii="Arial Unicode MS" w:eastAsia="Arial Unicode MS" w:hAnsi="Arial Unicode MS" w:cs="Arial Unicode MS"/>
-                <w:sz w:val="20"/>
-                <w:szCs w:val="20"/>
-              </w:rPr>
-              <w:t xml:space="preserve"> del token); (b) valida stock suficiente: para salida, SELECT </w:t>
-            </w:r>
-            <w:proofErr w:type="spellStart"/>
-            <w:r>
-              <w:rPr>
-                <w:rFonts w:ascii="Arial Unicode MS" w:eastAsia="Arial Unicode MS" w:hAnsi="Arial Unicode MS" w:cs="Arial Unicode MS"/>
-                <w:sz w:val="20"/>
-                <w:szCs w:val="20"/>
-              </w:rPr>
-              <w:t>cantidad_disponible</w:t>
-            </w:r>
-            <w:proofErr w:type="spellEnd"/>
-            <w:r>
-              <w:rPr>
-                <w:rFonts w:ascii="Arial Unicode MS" w:eastAsia="Arial Unicode MS" w:hAnsi="Arial Unicode MS" w:cs="Arial Unicode MS"/>
-                <w:sz w:val="20"/>
-                <w:szCs w:val="20"/>
-              </w:rPr>
-              <w:t xml:space="preserve"> FROM </w:t>
-            </w:r>
-            <w:proofErr w:type="spellStart"/>
-            <w:r>
-              <w:rPr>
-                <w:rFonts w:ascii="Arial Unicode MS" w:eastAsia="Arial Unicode MS" w:hAnsi="Arial Unicode MS" w:cs="Arial Unicode MS"/>
-                <w:sz w:val="20"/>
-                <w:szCs w:val="20"/>
-              </w:rPr>
-              <w:t>inventario_stock</w:t>
-            </w:r>
-            <w:proofErr w:type="spellEnd"/>
-            <w:r>
-              <w:rPr>
-                <w:rFonts w:ascii="Arial Unicode MS" w:eastAsia="Arial Unicode MS" w:hAnsi="Arial Unicode MS" w:cs="Arial Unicode MS"/>
-                <w:sz w:val="20"/>
-                <w:szCs w:val="20"/>
-              </w:rPr>
-              <w:t xml:space="preserve"> WHERE </w:t>
-            </w:r>
-            <w:proofErr w:type="spellStart"/>
-            <w:r>
-              <w:rPr>
-                <w:rFonts w:ascii="Arial Unicode MS" w:eastAsia="Arial Unicode MS" w:hAnsi="Arial Unicode MS" w:cs="Arial Unicode MS"/>
-                <w:sz w:val="20"/>
-                <w:szCs w:val="20"/>
-              </w:rPr>
-              <w:t>id_producto</w:t>
-            </w:r>
-            <w:proofErr w:type="spellEnd"/>
-            <w:r>
-              <w:rPr>
-                <w:rFonts w:ascii="Arial Unicode MS" w:eastAsia="Arial Unicode MS" w:hAnsi="Arial Unicode MS" w:cs="Arial Unicode MS"/>
-                <w:sz w:val="20"/>
-                <w:szCs w:val="20"/>
-              </w:rPr>
-              <w:t xml:space="preserve">=$1 AND </w:t>
-            </w:r>
-            <w:proofErr w:type="spellStart"/>
-            <w:r>
-              <w:rPr>
-                <w:rFonts w:ascii="Arial Unicode MS" w:eastAsia="Arial Unicode MS" w:hAnsi="Arial Unicode MS" w:cs="Arial Unicode MS"/>
-                <w:sz w:val="20"/>
-                <w:szCs w:val="20"/>
-              </w:rPr>
-              <w:t>id_sucursal</w:t>
-            </w:r>
-            <w:proofErr w:type="spellEnd"/>
-            <w:r>
-              <w:rPr>
-                <w:rFonts w:ascii="Arial Unicode MS" w:eastAsia="Arial Unicode MS" w:hAnsi="Arial Unicode MS" w:cs="Arial Unicode MS"/>
-                <w:sz w:val="20"/>
-                <w:szCs w:val="20"/>
-              </w:rPr>
-              <w:t xml:space="preserve">=$2; si </w:t>
-            </w:r>
-            <w:proofErr w:type="spellStart"/>
-            <w:r>
-              <w:rPr>
-                <w:rFonts w:ascii="Arial Unicode MS" w:eastAsia="Arial Unicode MS" w:hAnsi="Arial Unicode MS" w:cs="Arial Unicode MS"/>
-                <w:sz w:val="20"/>
-                <w:szCs w:val="20"/>
-              </w:rPr>
-              <w:t>cantidad_disponible</w:t>
-            </w:r>
-            <w:proofErr w:type="spellEnd"/>
-            <w:r>
-              <w:rPr>
-                <w:rFonts w:ascii="Arial Unicode MS" w:eastAsia="Arial Unicode MS" w:hAnsi="Arial Unicode MS" w:cs="Arial Unicode MS"/>
-                <w:sz w:val="20"/>
-                <w:szCs w:val="20"/>
-              </w:rPr>
-              <w:t xml:space="preserve"> &lt; |cantidad|, retorna 422 "Stock insuficiente para el ajuste."; (c) UPDATE </w:t>
-            </w:r>
-            <w:proofErr w:type="spellStart"/>
-            <w:r>
-              <w:rPr>
-                <w:rFonts w:ascii="Arial Unicode MS" w:eastAsia="Arial Unicode MS" w:hAnsi="Arial Unicode MS" w:cs="Arial Unicode MS"/>
-                <w:sz w:val="20"/>
-                <w:szCs w:val="20"/>
-              </w:rPr>
-              <w:t>inventario_stock</w:t>
-            </w:r>
-            <w:proofErr w:type="spellEnd"/>
-            <w:r>
-              <w:rPr>
-                <w:rFonts w:ascii="Arial Unicode MS" w:eastAsia="Arial Unicode MS" w:hAnsi="Arial Unicode MS" w:cs="Arial Unicode MS"/>
-                <w:sz w:val="20"/>
-                <w:szCs w:val="20"/>
-              </w:rPr>
-              <w:t xml:space="preserve"> SET </w:t>
-            </w:r>
-            <w:proofErr w:type="spellStart"/>
-            <w:r>
-              <w:rPr>
-                <w:rFonts w:ascii="Arial Unicode MS" w:eastAsia="Arial Unicode MS" w:hAnsi="Arial Unicode MS" w:cs="Arial Unicode MS"/>
-                <w:sz w:val="20"/>
-                <w:szCs w:val="20"/>
-              </w:rPr>
-              <w:t>cantidad_disponible</w:t>
-            </w:r>
-            <w:proofErr w:type="spellEnd"/>
-            <w:r>
-              <w:rPr>
-                <w:rFonts w:ascii="Arial Unicode MS" w:eastAsia="Arial Unicode MS" w:hAnsi="Arial Unicode MS" w:cs="Arial Unicode MS"/>
-                <w:sz w:val="20"/>
-                <w:szCs w:val="20"/>
-              </w:rPr>
-              <w:t xml:space="preserve"> = </w:t>
-            </w:r>
-            <w:proofErr w:type="spellStart"/>
-            <w:r>
-              <w:rPr>
-                <w:rFonts w:ascii="Arial Unicode MS" w:eastAsia="Arial Unicode MS" w:hAnsi="Arial Unicode MS" w:cs="Arial Unicode MS"/>
-                <w:sz w:val="20"/>
-                <w:szCs w:val="20"/>
-              </w:rPr>
-              <w:t>cantidad_disponible</w:t>
-            </w:r>
-            <w:proofErr w:type="spellEnd"/>
-            <w:r>
-              <w:rPr>
-                <w:rFonts w:ascii="Arial Unicode MS" w:eastAsia="Arial Unicode MS" w:hAnsi="Arial Unicode MS" w:cs="Arial Unicode MS"/>
-                <w:sz w:val="20"/>
-                <w:szCs w:val="20"/>
-              </w:rPr>
-              <w:t xml:space="preserve"> + $3 (cantidad negativa para salida) WHERE </w:t>
-            </w:r>
-            <w:proofErr w:type="spellStart"/>
-            <w:r>
-              <w:rPr>
-                <w:rFonts w:ascii="Arial Unicode MS" w:eastAsia="Arial Unicode MS" w:hAnsi="Arial Unicode MS" w:cs="Arial Unicode MS"/>
-                <w:sz w:val="20"/>
-                <w:szCs w:val="20"/>
-              </w:rPr>
-              <w:t>id_producto</w:t>
-            </w:r>
-            <w:proofErr w:type="spellEnd"/>
-            <w:r>
-              <w:rPr>
-                <w:rFonts w:ascii="Arial Unicode MS" w:eastAsia="Arial Unicode MS" w:hAnsi="Arial Unicode MS" w:cs="Arial Unicode MS"/>
-                <w:sz w:val="20"/>
-                <w:szCs w:val="20"/>
-              </w:rPr>
-              <w:t xml:space="preserve">=$1 AND </w:t>
-            </w:r>
-            <w:proofErr w:type="spellStart"/>
-            <w:r>
-              <w:rPr>
-                <w:rFonts w:ascii="Arial Unicode MS" w:eastAsia="Arial Unicode MS" w:hAnsi="Arial Unicode MS" w:cs="Arial Unicode MS"/>
-                <w:sz w:val="20"/>
-                <w:szCs w:val="20"/>
-              </w:rPr>
-              <w:t>id_sucursal</w:t>
-            </w:r>
-            <w:proofErr w:type="spellEnd"/>
-            <w:r>
-              <w:rPr>
-                <w:rFonts w:ascii="Arial Unicode MS" w:eastAsia="Arial Unicode MS" w:hAnsi="Arial Unicode MS" w:cs="Arial Unicode MS"/>
-                <w:sz w:val="20"/>
-                <w:szCs w:val="20"/>
-              </w:rPr>
-              <w:t xml:space="preserve">=$2; (d) INSERT </w:t>
-            </w:r>
-            <w:proofErr w:type="spellStart"/>
-            <w:r>
-              <w:rPr>
-                <w:rFonts w:ascii="Arial Unicode MS" w:eastAsia="Arial Unicode MS" w:hAnsi="Arial Unicode MS" w:cs="Arial Unicode MS"/>
-                <w:sz w:val="20"/>
-                <w:szCs w:val="20"/>
-              </w:rPr>
-              <w:t>kardex</w:t>
-            </w:r>
-            <w:proofErr w:type="spellEnd"/>
-            <w:r>
-              <w:rPr>
-                <w:rFonts w:ascii="Arial Unicode MS" w:eastAsia="Arial Unicode MS" w:hAnsi="Arial Unicode MS" w:cs="Arial Unicode MS"/>
-                <w:sz w:val="20"/>
-                <w:szCs w:val="20"/>
-              </w:rPr>
-              <w:t xml:space="preserve">: { </w:t>
-            </w:r>
-            <w:proofErr w:type="spellStart"/>
-            <w:r>
-              <w:rPr>
-                <w:rFonts w:ascii="Arial Unicode MS" w:eastAsia="Arial Unicode MS" w:hAnsi="Arial Unicode MS" w:cs="Arial Unicode MS"/>
-                <w:sz w:val="20"/>
-                <w:szCs w:val="20"/>
-              </w:rPr>
-              <w:t>tipo_movimiento</w:t>
-            </w:r>
-            <w:proofErr w:type="spellEnd"/>
-            <w:r>
-              <w:rPr>
-                <w:rFonts w:ascii="Arial Unicode MS" w:eastAsia="Arial Unicode MS" w:hAnsi="Arial Unicode MS" w:cs="Arial Unicode MS"/>
-                <w:sz w:val="20"/>
-                <w:szCs w:val="20"/>
-              </w:rPr>
-              <w:t xml:space="preserve">: 'AJUSTE' o 'MERMA', cantidad, saldo, </w:t>
-            </w:r>
-            <w:proofErr w:type="spellStart"/>
-            <w:r>
-              <w:rPr>
-                <w:rFonts w:ascii="Arial Unicode MS" w:eastAsia="Arial Unicode MS" w:hAnsi="Arial Unicode MS" w:cs="Arial Unicode MS"/>
-                <w:sz w:val="20"/>
-                <w:szCs w:val="20"/>
-              </w:rPr>
-              <w:t>referencia_id</w:t>
-            </w:r>
-            <w:proofErr w:type="spellEnd"/>
-            <w:r>
-              <w:rPr>
-                <w:rFonts w:ascii="Arial Unicode MS" w:eastAsia="Arial Unicode MS" w:hAnsi="Arial Unicode MS" w:cs="Arial Unicode MS"/>
-                <w:sz w:val="20"/>
-                <w:szCs w:val="20"/>
-              </w:rPr>
-              <w:t xml:space="preserve">: </w:t>
-            </w:r>
-            <w:proofErr w:type="spellStart"/>
-            <w:r>
-              <w:rPr>
-                <w:rFonts w:ascii="Arial Unicode MS" w:eastAsia="Arial Unicode MS" w:hAnsi="Arial Unicode MS" w:cs="Arial Unicode MS"/>
-                <w:sz w:val="20"/>
-                <w:szCs w:val="20"/>
-              </w:rPr>
-              <w:t>null</w:t>
-            </w:r>
-            <w:proofErr w:type="spellEnd"/>
-            <w:r>
-              <w:rPr>
-                <w:rFonts w:ascii="Arial Unicode MS" w:eastAsia="Arial Unicode MS" w:hAnsi="Arial Unicode MS" w:cs="Arial Unicode MS"/>
-                <w:sz w:val="20"/>
-                <w:szCs w:val="20"/>
-              </w:rPr>
+              <w:t>AdminAjustes.tsx</w:t>
+            </w:r>
+            <w:proofErr w:type="spellEnd"/>
+            <w:r>
+              <w:t xml:space="preserve">) donde ve el historial de ajustes de su sucursal y puede registrar uno nuevo seleccionando producto, tipo (AJUSTE/MERMA), cantidad y motivo. El </w:t>
+            </w:r>
+            <w:proofErr w:type="spellStart"/>
+            <w:r>
+              <w:t>backend</w:t>
+            </w:r>
+            <w:proofErr w:type="spellEnd"/>
+            <w:r>
+              <w:t xml:space="preserve"> (</w:t>
+            </w:r>
+            <w:proofErr w:type="spellStart"/>
+            <w:r>
+              <w:t>NestJS</w:t>
+            </w:r>
+            <w:proofErr w:type="spellEnd"/>
+            <w:r>
               <w:t xml:space="preserve">, </w:t>
             </w:r>
             <w:proofErr w:type="spellStart"/>
             <w:r>
-              <w:rPr>
-                <w:rFonts w:ascii="Arial Unicode MS" w:eastAsia="Arial Unicode MS" w:hAnsi="Arial Unicode MS" w:cs="Arial Unicode MS"/>
-                <w:sz w:val="20"/>
-                <w:szCs w:val="20"/>
-              </w:rPr>
-              <w:t>descripcion</w:t>
-            </w:r>
-            <w:proofErr w:type="spellEnd"/>
-            <w:r>
-              <w:rPr>
-                <w:rFonts w:ascii="Arial Unicode MS" w:eastAsia="Arial Unicode MS" w:hAnsi="Arial Unicode MS" w:cs="Arial Unicode MS"/>
-                <w:sz w:val="20"/>
-                <w:szCs w:val="20"/>
-              </w:rPr>
-              <w:t xml:space="preserve">: motivo }; (e) INSERT </w:t>
-            </w:r>
-            <w:proofErr w:type="spellStart"/>
-            <w:r>
-              <w:rPr>
-                <w:rFonts w:ascii="Arial Unicode MS" w:eastAsia="Arial Unicode MS" w:hAnsi="Arial Unicode MS" w:cs="Arial Unicode MS"/>
-                <w:sz w:val="20"/>
-                <w:szCs w:val="20"/>
-              </w:rPr>
+              <w:t>Ctrl_Ajustes</w:t>
+            </w:r>
+            <w:proofErr w:type="spellEnd"/>
+            <w:r>
+              <w:t xml:space="preserve"> → </w:t>
+            </w:r>
+            <w:proofErr w:type="spellStart"/>
+            <w:r>
+              <w:t>SRV_AjustesService</w:t>
+            </w:r>
+            <w:proofErr w:type="spellEnd"/>
+            <w:r>
+              <w:t xml:space="preserve">) valida permisos, sucursal y stock antes de insertar en </w:t>
+            </w:r>
+            <w:proofErr w:type="spellStart"/>
+            <w:r>
+              <w:t>movimientos_inventario</w:t>
+            </w:r>
+            <w:proofErr w:type="spellEnd"/>
+            <w:r>
+              <w:t xml:space="preserve"> (disparador </w:t>
+            </w:r>
+            <w:proofErr w:type="spellStart"/>
+            <w:r>
+              <w:t>trg_movimiento_inventario</w:t>
+            </w:r>
+            <w:proofErr w:type="spellEnd"/>
+            <w:r>
+              <w:t xml:space="preserve"> recalcula </w:t>
+            </w:r>
+            <w:proofErr w:type="spellStart"/>
+            <w:r>
+              <w:t>stock_anterior</w:t>
+            </w:r>
+            <w:proofErr w:type="spellEnd"/>
+            <w:r>
+              <w:t>/</w:t>
+            </w:r>
+            <w:proofErr w:type="spellStart"/>
+            <w:r>
+              <w:t>stock_posterior</w:t>
+            </w:r>
+            <w:proofErr w:type="spellEnd"/>
+            <w:r>
+              <w:t xml:space="preserve"> y actualiza </w:t>
+            </w:r>
+            <w:proofErr w:type="spellStart"/>
+            <w:r>
+              <w:t>inventario_stock.cantidad_disponible</w:t>
+            </w:r>
+            <w:proofErr w:type="spellEnd"/>
+            <w:r>
+              <w:t xml:space="preserve">), y escribe en </w:t>
+            </w:r>
+            <w:proofErr w:type="spellStart"/>
+            <w:r>
               <w:t>bitacora_auditoria</w:t>
             </w:r>
             <w:proofErr w:type="spellEnd"/>
             <w:r>
-              <w:rPr>
-                <w:rFonts w:ascii="Arial Unicode MS" w:eastAsia="Arial Unicode MS" w:hAnsi="Arial Unicode MS" w:cs="Arial Unicode MS"/>
-                <w:sz w:val="20"/>
-                <w:szCs w:val="20"/>
-              </w:rPr>
-              <w:t xml:space="preserve">: { </w:t>
-            </w:r>
-            <w:proofErr w:type="spellStart"/>
-            <w:r>
-              <w:rPr>
-                <w:rFonts w:ascii="Arial Unicode MS" w:eastAsia="Arial Unicode MS" w:hAnsi="Arial Unicode MS" w:cs="Arial Unicode MS"/>
-                <w:sz w:val="20"/>
-                <w:szCs w:val="20"/>
-              </w:rPr>
-              <w:t>accion_sql</w:t>
-            </w:r>
-            <w:proofErr w:type="spellEnd"/>
-            <w:r>
-              <w:rPr>
-                <w:rFonts w:ascii="Arial Unicode MS" w:eastAsia="Arial Unicode MS" w:hAnsi="Arial Unicode MS" w:cs="Arial Unicode MS"/>
-                <w:sz w:val="20"/>
-                <w:szCs w:val="20"/>
-              </w:rPr>
-              <w:t xml:space="preserve">: 'UPDATE', </w:t>
-            </w:r>
-            <w:proofErr w:type="spellStart"/>
-            <w:r>
-              <w:rPr>
-                <w:rFonts w:ascii="Arial Unicode MS" w:eastAsia="Arial Unicode MS" w:hAnsi="Arial Unicode MS" w:cs="Arial Unicode MS"/>
-                <w:sz w:val="20"/>
-                <w:szCs w:val="20"/>
-              </w:rPr>
-              <w:t>tabla_afectada</w:t>
-            </w:r>
-            <w:proofErr w:type="spellEnd"/>
-            <w:r>
-              <w:rPr>
-                <w:rFonts w:ascii="Arial Unicode MS" w:eastAsia="Arial Unicode MS" w:hAnsi="Arial Unicode MS" w:cs="Arial Unicode MS"/>
-                <w:sz w:val="20"/>
-                <w:szCs w:val="20"/>
-              </w:rPr>
-              <w:t>: '</w:t>
-            </w:r>
-            <w:proofErr w:type="spellStart"/>
-            <w:r>
-              <w:rPr>
-                <w:rFonts w:ascii="Arial Unicode MS" w:eastAsia="Arial Unicode MS" w:hAnsi="Arial Unicode MS" w:cs="Arial Unicode MS"/>
-                <w:sz w:val="20"/>
-                <w:szCs w:val="20"/>
-              </w:rPr>
-              <w:t>inventario_stock</w:t>
-            </w:r>
-            <w:proofErr w:type="spellEnd"/>
-            <w:r>
-              <w:rPr>
-                <w:rFonts w:ascii="Arial Unicode MS" w:eastAsia="Arial Unicode MS" w:hAnsi="Arial Unicode MS" w:cs="Arial Unicode MS"/>
-                <w:sz w:val="20"/>
-                <w:szCs w:val="20"/>
-              </w:rPr>
-              <w:t xml:space="preserve">', </w:t>
-            </w:r>
-            <w:proofErr w:type="spellStart"/>
-            <w:r>
-              <w:rPr>
-                <w:rFonts w:ascii="Arial Unicode MS" w:eastAsia="Arial Unicode MS" w:hAnsi="Arial Unicode MS" w:cs="Arial Unicode MS"/>
-                <w:sz w:val="20"/>
-                <w:szCs w:val="20"/>
-              </w:rPr>
-              <w:t>old_data</w:t>
-            </w:r>
-            <w:proofErr w:type="spellEnd"/>
-            <w:r>
-              <w:rPr>
-                <w:rFonts w:ascii="Arial Unicode MS" w:eastAsia="Arial Unicode MS" w:hAnsi="Arial Unicode MS" w:cs="Arial Unicode MS"/>
-                <w:sz w:val="20"/>
-                <w:szCs w:val="20"/>
-              </w:rPr>
-              <w:t xml:space="preserve">, </w:t>
-            </w:r>
-            <w:proofErr w:type="spellStart"/>
-            <w:r>
-              <w:rPr>
-                <w:rFonts w:ascii="Arial Unicode MS" w:eastAsia="Arial Unicode MS" w:hAnsi="Arial Unicode MS" w:cs="Arial Unicode MS"/>
-                <w:sz w:val="20"/>
-                <w:szCs w:val="20"/>
-              </w:rPr>
-              <w:t>new_data</w:t>
-            </w:r>
-            <w:proofErr w:type="spellEnd"/>
-            <w:r>
-              <w:rPr>
-                <w:rFonts w:ascii="Arial Unicode MS" w:eastAsia="Arial Unicode MS" w:hAnsi="Arial Unicode MS" w:cs="Arial Unicode MS"/>
-                <w:sz w:val="20"/>
-                <w:szCs w:val="20"/>
-              </w:rPr>
-              <w:t>, motivo }; (f) HTTP 200 { "</w:t>
-            </w:r>
-            <w:proofErr w:type="spellStart"/>
-            <w:r>
-              <w:rPr>
-                <w:rFonts w:ascii="Arial Unicode MS" w:eastAsia="Arial Unicode MS" w:hAnsi="Arial Unicode MS" w:cs="Arial Unicode MS"/>
-                <w:sz w:val="20"/>
-                <w:szCs w:val="20"/>
-              </w:rPr>
-              <w:t>detail</w:t>
-            </w:r>
-            <w:proofErr w:type="spellEnd"/>
-            <w:r>
-              <w:rPr>
-                <w:rFonts w:ascii="Arial Unicode MS" w:eastAsia="Arial Unicode MS" w:hAnsi="Arial Unicode MS" w:cs="Arial Unicode MS"/>
-                <w:sz w:val="20"/>
-                <w:szCs w:val="20"/>
-              </w:rPr>
-              <w:t>": "Ajuste registrado.", "</w:t>
-            </w:r>
-            <w:proofErr w:type="spellStart"/>
-            <w:r>
-              <w:rPr>
-                <w:rFonts w:ascii="Arial Unicode MS" w:eastAsia="Arial Unicode MS" w:hAnsi="Arial Unicode MS" w:cs="Arial Unicode MS"/>
-                <w:sz w:val="20"/>
-                <w:szCs w:val="20"/>
-              </w:rPr>
-              <w:t>nuevo_stock</w:t>
-            </w:r>
-            <w:proofErr w:type="spellEnd"/>
-            <w:r>
-              <w:rPr>
-                <w:rFonts w:ascii="Arial Unicode MS" w:eastAsia="Arial Unicode MS" w:hAnsi="Arial Unicode MS" w:cs="Arial Unicode MS"/>
-                <w:sz w:val="20"/>
-                <w:szCs w:val="20"/>
-              </w:rPr>
-              <w:t xml:space="preserve">": </w:t>
-            </w:r>
-            <w:proofErr w:type="spellStart"/>
-            <w:r>
-              <w:rPr>
-                <w:rFonts w:ascii="Arial Unicode MS" w:eastAsia="Arial Unicode MS" w:hAnsi="Arial Unicode MS" w:cs="Arial Unicode MS"/>
-                <w:sz w:val="20"/>
-                <w:szCs w:val="20"/>
-              </w:rPr>
-              <w:t>int</w:t>
-            </w:r>
-            <w:proofErr w:type="spellEnd"/>
-            <w:r>
-              <w:rPr>
-                <w:rFonts w:ascii="Arial Unicode MS" w:eastAsia="Arial Unicode MS" w:hAnsi="Arial Unicode MS" w:cs="Arial Unicode MS"/>
-                <w:sz w:val="20"/>
-                <w:szCs w:val="20"/>
-              </w:rPr>
-              <w:t xml:space="preserve"> }. </w:t>
-            </w:r>
-            <w:proofErr w:type="spellStart"/>
-            <w:r>
-              <w:rPr>
-                <w:rFonts w:ascii="Arial Unicode MS" w:eastAsia="Arial Unicode MS" w:hAnsi="Arial Unicode MS" w:cs="Arial Unicode MS"/>
-                <w:sz w:val="20"/>
-                <w:szCs w:val="20"/>
-              </w:rPr>
-              <w:t>Toast</w:t>
-            </w:r>
-            <w:proofErr w:type="spellEnd"/>
-            <w:r>
-              <w:rPr>
-                <w:rFonts w:ascii="Arial Unicode MS" w:eastAsia="Arial Unicode MS" w:hAnsi="Arial Unicode MS" w:cs="Arial Unicode MS"/>
-                <w:sz w:val="20"/>
-                <w:szCs w:val="20"/>
-              </w:rPr>
-              <w:t xml:space="preserve"> "Ajuste de inventario registrado." y el Kardex (CU23) muestra el </w:t>
-            </w:r>
-            <w:r>
-              <w:rPr>
-                <w:rFonts w:ascii="Arial Unicode MS" w:eastAsia="Arial Unicode MS" w:hAnsi="Arial Unicode MS" w:cs="Arial Unicode MS"/>
-                <w:sz w:val="20"/>
-                <w:szCs w:val="20"/>
-              </w:rPr>
-              <w:lastRenderedPageBreak/>
-              <w:t>movimiento. Justificación obligatoria y trazabilidad completa.</w:t>
+              <w:t xml:space="preserve"> el UPDATE de stock.</w:t>
             </w:r>
           </w:p>
         </w:tc>
@@ -43255,11 +40640,6 @@
               </w:rPr>
             </w:pPr>
             <w:r>
-              <w:rPr>
-                <w:sz w:val="20"/>
-                <w:szCs w:val="20"/>
-              </w:rPr>
-              <w:lastRenderedPageBreak/>
               <w:t>ACTORES</w:t>
             </w:r>
           </w:p>
@@ -43276,11 +40656,7 @@
               </w:rPr>
             </w:pPr>
             <w:r>
-              <w:rPr>
-                <w:sz w:val="20"/>
-                <w:szCs w:val="20"/>
-              </w:rPr>
-              <w:t>Encargado de Sucursal, Administrador General.</w:t>
+              <w:t>Administrador; Encargado de Sucursal.</w:t>
             </w:r>
           </w:p>
         </w:tc>
@@ -43298,10 +40674,6 @@
               </w:rPr>
             </w:pPr>
             <w:r>
-              <w:rPr>
-                <w:sz w:val="20"/>
-                <w:szCs w:val="20"/>
-              </w:rPr>
               <w:t>ACTOR INICIADOR</w:t>
             </w:r>
           </w:p>
@@ -43318,11 +40690,7 @@
               </w:rPr>
             </w:pPr>
             <w:r>
-              <w:rPr>
-                <w:sz w:val="20"/>
-                <w:szCs w:val="20"/>
-              </w:rPr>
-              <w:t>Encargado que corrige el inventario o registra pérdidas/mermas físicas.</w:t>
+              <w:t>Administrador o Encargado de Sucursal autenticado.</w:t>
             </w:r>
           </w:p>
         </w:tc>
@@ -43340,10 +40708,6 @@
               </w:rPr>
             </w:pPr>
             <w:r>
-              <w:rPr>
-                <w:sz w:val="20"/>
-                <w:szCs w:val="20"/>
-              </w:rPr>
               <w:t>PRECONDICIÓN</w:t>
             </w:r>
           </w:p>
@@ -43360,68 +40724,47 @@
               </w:rPr>
             </w:pPr>
             <w:r>
-              <w:rPr>
-                <w:sz w:val="20"/>
-                <w:szCs w:val="20"/>
-              </w:rPr>
-              <w:t>- Permiso '</w:t>
-            </w:r>
-            <w:proofErr w:type="spellStart"/>
-            <w:r>
-              <w:rPr>
-                <w:sz w:val="20"/>
-                <w:szCs w:val="20"/>
-              </w:rPr>
-              <w:t>ajustar_stock</w:t>
-            </w:r>
-            <w:proofErr w:type="spellEnd"/>
-            <w:r>
-              <w:rPr>
-                <w:sz w:val="20"/>
-                <w:szCs w:val="20"/>
-              </w:rPr>
-              <w:t xml:space="preserve">' en </w:t>
-            </w:r>
-            <w:proofErr w:type="spellStart"/>
-            <w:proofErr w:type="gramStart"/>
-            <w:r>
-              <w:rPr>
-                <w:sz w:val="20"/>
-                <w:szCs w:val="20"/>
-              </w:rPr>
-              <w:t>roles.permisos</w:t>
-            </w:r>
-            <w:proofErr w:type="gramEnd"/>
-            <w:r>
-              <w:rPr>
-                <w:sz w:val="20"/>
-                <w:szCs w:val="20"/>
-              </w:rPr>
-              <w:t>_json</w:t>
-            </w:r>
-            <w:proofErr w:type="spellEnd"/>
-            <w:r>
-              <w:rPr>
-                <w:sz w:val="20"/>
-                <w:szCs w:val="20"/>
-              </w:rPr>
-              <w:t xml:space="preserve">. - El usuario debe pertenecer a la sucursal del inventario (para Encargado). - Producto con </w:t>
-            </w:r>
-            <w:proofErr w:type="spellStart"/>
-            <w:r>
-              <w:rPr>
-                <w:sz w:val="20"/>
-                <w:szCs w:val="20"/>
-              </w:rPr>
+              <w:t>Sesión activa en la web (</w:t>
+            </w:r>
+            <w:proofErr w:type="spellStart"/>
+            <w:r>
+              <w:t>React</w:t>
+            </w:r>
+            <w:proofErr w:type="spellEnd"/>
+            <w:r>
+              <w:t xml:space="preserve">, JWT en </w:t>
+            </w:r>
+            <w:proofErr w:type="spellStart"/>
+            <w:r>
+              <w:t>Authorization</w:t>
+            </w:r>
+            <w:proofErr w:type="spellEnd"/>
+            <w:r>
+              <w:t xml:space="preserve">); el usuario posee el permiso </w:t>
+            </w:r>
+            <w:proofErr w:type="spellStart"/>
+            <w:r>
+              <w:t>gestionar_inventario</w:t>
+            </w:r>
+            <w:proofErr w:type="spellEnd"/>
+            <w:r>
+              <w:t xml:space="preserve">; producto existente en </w:t>
+            </w:r>
+            <w:proofErr w:type="spellStart"/>
+            <w:r>
+              <w:t>productos_ptc</w:t>
+            </w:r>
+            <w:proofErr w:type="spellEnd"/>
+            <w:r>
+              <w:t xml:space="preserve"> y stock activo en </w:t>
+            </w:r>
+            <w:proofErr w:type="spellStart"/>
+            <w:r>
               <w:t>inventario_stock</w:t>
             </w:r>
             <w:proofErr w:type="spellEnd"/>
             <w:r>
-              <w:rPr>
-                <w:sz w:val="20"/>
-                <w:szCs w:val="20"/>
-              </w:rPr>
-              <w:t xml:space="preserve"> existente para la sucursal.</w:t>
+              <w:t xml:space="preserve"> para su sucursal.</w:t>
             </w:r>
           </w:p>
         </w:tc>
@@ -43439,11 +40782,7 @@
               </w:rPr>
             </w:pPr>
             <w:r>
-              <w:rPr>
-                <w:sz w:val="20"/>
-                <w:szCs w:val="20"/>
-              </w:rPr>
-              <w:t>FLUJO PRINCIPAL (Camino Feliz)</w:t>
+              <w:t>FLUJO PRINCIPAL</w:t>
             </w:r>
           </w:p>
         </w:tc>
@@ -43459,156 +40798,127 @@
               </w:rPr>
             </w:pPr>
             <w:r>
-              <w:rPr>
-                <w:rFonts w:ascii="Arial Unicode MS" w:eastAsia="Arial Unicode MS" w:hAnsi="Arial Unicode MS" w:cs="Arial Unicode MS"/>
-                <w:sz w:val="20"/>
-                <w:szCs w:val="20"/>
-              </w:rPr>
-              <w:t>1. Navega a Inventario → Ajustes (ruta /</w:t>
-            </w:r>
-            <w:proofErr w:type="spellStart"/>
-            <w:r>
-              <w:rPr>
-                <w:rFonts w:ascii="Arial Unicode MS" w:eastAsia="Arial Unicode MS" w:hAnsi="Arial Unicode MS" w:cs="Arial Unicode MS"/>
-                <w:sz w:val="20"/>
-                <w:szCs w:val="20"/>
-              </w:rPr>
+              <w:t>1. El usuario abre /</w:t>
+            </w:r>
+            <w:proofErr w:type="spellStart"/>
+            <w:r>
               <w:t>admin</w:t>
             </w:r>
             <w:proofErr w:type="spellEnd"/>
             <w:r>
-              <w:rPr>
-                <w:rFonts w:ascii="Arial Unicode MS" w:eastAsia="Arial Unicode MS" w:hAnsi="Arial Unicode MS" w:cs="Arial Unicode MS"/>
-                <w:sz w:val="20"/>
-                <w:szCs w:val="20"/>
-              </w:rPr>
-              <w:t xml:space="preserve">/ajustes). 2. Presiona "Nuevo Ajuste/Merma". 3. Selecciona producto y tipo. 4. Ingresa cantidad (salida para merma) y motivo obligatorio. 5. Presiona Guardar. 6. POST /api/v1/inventario/ajustes. 7. </w:t>
-            </w:r>
-            <w:proofErr w:type="spellStart"/>
-            <w:r>
-              <w:rPr>
-                <w:rFonts w:ascii="Arial Unicode MS" w:eastAsia="Arial Unicode MS" w:hAnsi="Arial Unicode MS" w:cs="Arial Unicode MS"/>
-                <w:sz w:val="20"/>
-                <w:szCs w:val="20"/>
-              </w:rPr>
-              <w:t>Backend</w:t>
-            </w:r>
-            <w:proofErr w:type="spellEnd"/>
-            <w:r>
-              <w:rPr>
-                <w:rFonts w:ascii="Arial Unicode MS" w:eastAsia="Arial Unicode MS" w:hAnsi="Arial Unicode MS" w:cs="Arial Unicode MS"/>
-                <w:sz w:val="20"/>
-                <w:szCs w:val="20"/>
-              </w:rPr>
-              <w:t xml:space="preserve"> verifica permiso y sucursal. OK. 8. Valida stock suficiente. OK. 9. UPDATE </w:t>
-            </w:r>
-            <w:proofErr w:type="spellStart"/>
-            <w:r>
-              <w:rPr>
-                <w:rFonts w:ascii="Arial Unicode MS" w:eastAsia="Arial Unicode MS" w:hAnsi="Arial Unicode MS" w:cs="Arial Unicode MS"/>
-                <w:sz w:val="20"/>
-                <w:szCs w:val="20"/>
-              </w:rPr>
-              <w:t>inventario_stock</w:t>
-            </w:r>
-            <w:proofErr w:type="spellEnd"/>
-            <w:r>
-              <w:rPr>
-                <w:rFonts w:ascii="Arial Unicode MS" w:eastAsia="Arial Unicode MS" w:hAnsi="Arial Unicode MS" w:cs="Arial Unicode MS"/>
-                <w:sz w:val="20"/>
-                <w:szCs w:val="20"/>
-              </w:rPr>
-              <w:t xml:space="preserve">. 10. INSERT </w:t>
-            </w:r>
-            <w:proofErr w:type="spellStart"/>
-            <w:r>
-              <w:rPr>
-                <w:rFonts w:ascii="Arial Unicode MS" w:eastAsia="Arial Unicode MS" w:hAnsi="Arial Unicode MS" w:cs="Arial Unicode MS"/>
-                <w:sz w:val="20"/>
-                <w:szCs w:val="20"/>
-              </w:rPr>
-              <w:t>kardex</w:t>
-            </w:r>
-            <w:proofErr w:type="spellEnd"/>
-            <w:r>
-              <w:rPr>
-                <w:rFonts w:ascii="Arial Unicode MS" w:eastAsia="Arial Unicode MS" w:hAnsi="Arial Unicode MS" w:cs="Arial Unicode MS"/>
-                <w:sz w:val="20"/>
-                <w:szCs w:val="20"/>
-              </w:rPr>
-              <w:t xml:space="preserve"> (AJUSTE/MERMA). 11. INSERT </w:t>
-            </w:r>
-            <w:proofErr w:type="spellStart"/>
-            <w:r>
-              <w:rPr>
-                <w:rFonts w:ascii="Arial Unicode MS" w:eastAsia="Arial Unicode MS" w:hAnsi="Arial Unicode MS" w:cs="Arial Unicode MS"/>
-                <w:sz w:val="20"/>
-                <w:szCs w:val="20"/>
-              </w:rPr>
-              <w:t>bitacora_auditoria</w:t>
-            </w:r>
-            <w:proofErr w:type="spellEnd"/>
-            <w:r>
-              <w:rPr>
-                <w:rFonts w:ascii="Arial Unicode MS" w:eastAsia="Arial Unicode MS" w:hAnsi="Arial Unicode MS" w:cs="Arial Unicode MS"/>
-                <w:sz w:val="20"/>
-                <w:szCs w:val="20"/>
-              </w:rPr>
-              <w:t xml:space="preserve">. 12. HTTP 200. 13. </w:t>
-            </w:r>
-            <w:proofErr w:type="spellStart"/>
-            <w:r>
-              <w:rPr>
-                <w:rFonts w:ascii="Arial Unicode MS" w:eastAsia="Arial Unicode MS" w:hAnsi="Arial Unicode MS" w:cs="Arial Unicode MS"/>
-                <w:sz w:val="20"/>
-                <w:szCs w:val="20"/>
-              </w:rPr>
-              <w:t>Toast</w:t>
-            </w:r>
-            <w:proofErr w:type="spellEnd"/>
-            <w:r>
-              <w:rPr>
-                <w:rFonts w:ascii="Arial Unicode MS" w:eastAsia="Arial Unicode MS" w:hAnsi="Arial Unicode MS" w:cs="Arial Unicode MS"/>
-                <w:sz w:val="20"/>
-                <w:szCs w:val="20"/>
-              </w:rPr>
-              <w:t xml:space="preserve"> "Ajuste de inventario registrado." 14. </w:t>
-            </w:r>
-            <w:proofErr w:type="spellStart"/>
-            <w:r>
-              <w:rPr>
-                <w:rFonts w:ascii="Arial Unicode MS" w:eastAsia="Arial Unicode MS" w:hAnsi="Arial Unicode MS" w:cs="Arial Unicode MS"/>
-                <w:sz w:val="20"/>
-                <w:szCs w:val="20"/>
-              </w:rPr>
-              <w:t>Kudex</w:t>
-            </w:r>
-            <w:proofErr w:type="spellEnd"/>
-            <w:r>
-              <w:rPr>
-                <w:rFonts w:ascii="Arial Unicode MS" w:eastAsia="Arial Unicode MS" w:hAnsi="Arial Unicode MS" w:cs="Arial Unicode MS"/>
-                <w:sz w:val="20"/>
-                <w:szCs w:val="20"/>
-              </w:rPr>
-              <w:t xml:space="preserve"> y </w:t>
-            </w:r>
-            <w:proofErr w:type="gramStart"/>
-            <w:r>
-              <w:rPr>
-                <w:rFonts w:ascii="Arial Unicode MS" w:eastAsia="Arial Unicode MS" w:hAnsi="Arial Unicode MS" w:cs="Arial Unicode MS"/>
-                <w:sz w:val="20"/>
-                <w:szCs w:val="20"/>
-              </w:rPr>
-              <w:t>stock actualizados</w:t>
-            </w:r>
-            <w:proofErr w:type="gramEnd"/>
-            <w:r>
-              <w:rPr>
-                <w:rFonts w:ascii="Arial Unicode MS" w:eastAsia="Arial Unicode MS" w:hAnsi="Arial Unicode MS" w:cs="Arial Unicode MS"/>
-                <w:sz w:val="20"/>
-                <w:szCs w:val="20"/>
-              </w:rPr>
-              <w:t>.</w:t>
+              <w:t xml:space="preserve">/inventario/ajustes; </w:t>
+            </w:r>
+            <w:proofErr w:type="spellStart"/>
+            <w:r>
+              <w:t>listarAjustes</w:t>
+            </w:r>
+            <w:proofErr w:type="spellEnd"/>
+            <w:r>
+              <w:t>() hace GET /</w:t>
+            </w:r>
+            <w:proofErr w:type="spellStart"/>
+            <w:r>
+              <w:t>admin</w:t>
+            </w:r>
+            <w:proofErr w:type="spellEnd"/>
+            <w:r>
+              <w:t xml:space="preserve">/inventario/ajustes y el </w:t>
+            </w:r>
+            <w:proofErr w:type="spellStart"/>
+            <w:r>
+              <w:t>backend</w:t>
+            </w:r>
+            <w:proofErr w:type="spellEnd"/>
+            <w:r>
+              <w:t xml:space="preserve"> aplica RBAC (</w:t>
+            </w:r>
+            <w:proofErr w:type="spellStart"/>
+            <w:r>
+              <w:t>admin</w:t>
+            </w:r>
+            <w:proofErr w:type="spellEnd"/>
+            <w:r>
+              <w:t xml:space="preserve">: todas las sucursales; encargado: solo su </w:t>
+            </w:r>
+            <w:proofErr w:type="spellStart"/>
+            <w:r>
+              <w:t>usuarios_empleados.sucursal_id</w:t>
+            </w:r>
+            <w:proofErr w:type="spellEnd"/>
+            <w:r>
+              <w:t xml:space="preserve">), devolviéndole el historial AJUSTE/MERMA paginado. 2. Pulsa "Nuevo ajuste/merma" y el modal pide producto (talla/color </w:t>
+            </w:r>
+            <w:proofErr w:type="spellStart"/>
+            <w:r>
+              <w:t>ó</w:t>
+            </w:r>
+            <w:proofErr w:type="spellEnd"/>
+            <w:r>
+              <w:t xml:space="preserve"> </w:t>
+            </w:r>
+            <w:proofErr w:type="spellStart"/>
+            <w:r>
+              <w:t>id_ptc</w:t>
+            </w:r>
+            <w:proofErr w:type="spellEnd"/>
+            <w:r>
+              <w:t xml:space="preserve">), sucursal (solo </w:t>
+            </w:r>
+            <w:proofErr w:type="spellStart"/>
+            <w:r>
+              <w:t>admin</w:t>
+            </w:r>
+            <w:proofErr w:type="spellEnd"/>
+            <w:r>
+              <w:t>), tipo, cantidad y motivo obligatorio. 3. Envía POST /</w:t>
+            </w:r>
+            <w:proofErr w:type="spellStart"/>
+            <w:r>
+              <w:t>admin</w:t>
+            </w:r>
+            <w:proofErr w:type="spellEnd"/>
+            <w:r>
+              <w:t>/inventario/ajustes con {</w:t>
+            </w:r>
+            <w:proofErr w:type="spellStart"/>
+            <w:r>
+              <w:t>id_ptc</w:t>
+            </w:r>
+            <w:proofErr w:type="spellEnd"/>
+            <w:r>
+              <w:t xml:space="preserve">, </w:t>
+            </w:r>
+            <w:proofErr w:type="spellStart"/>
+            <w:r>
+              <w:t>id_sucursal</w:t>
+            </w:r>
+            <w:proofErr w:type="spellEnd"/>
+            <w:r>
+              <w:t xml:space="preserve">, tipo, cantidad, motivo, </w:t>
+            </w:r>
+            <w:proofErr w:type="spellStart"/>
+            <w:r>
+              <w:t>observacion</w:t>
+            </w:r>
+            <w:proofErr w:type="spellEnd"/>
+            <w:r>
+              <w:t xml:space="preserve">?}. 4. El servicio verifica permiso y sucursal, roles normales de RBAC administrativo al crear, DTO con decoradores, normaliza la merma como negativa y comprueba stock suficiente. 5. Inserta en </w:t>
+            </w:r>
+            <w:proofErr w:type="spellStart"/>
+            <w:r>
+              <w:t>movimientos_inventario</w:t>
+            </w:r>
+            <w:proofErr w:type="spellEnd"/>
+            <w:r>
+              <w:t xml:space="preserve"> con `</w:t>
+            </w:r>
+            <w:proofErr w:type="spellStart"/>
+            <w:r>
+              <w:t>tipo_movimiento</w:t>
+            </w:r>
+            <w:proofErr w:type="spellEnd"/>
+            <w:r>
+              <w:t xml:space="preserve"> = AJUSTE</w:t>
             </w:r>
           </w:p>
         </w:tc>
@@ -43626,10 +40936,6 @@
               </w:rPr>
             </w:pPr>
             <w:r>
-              <w:rPr>
-                <w:sz w:val="20"/>
-                <w:szCs w:val="20"/>
-              </w:rPr>
               <w:t>POST CONDICIÓN</w:t>
             </w:r>
           </w:p>
@@ -43646,11 +40952,63 @@
               </w:rPr>
             </w:pPr>
             <w:r>
-              <w:rPr>
-                <w:sz w:val="20"/>
-                <w:szCs w:val="20"/>
-              </w:rPr>
-              <w:t>El stock queda corregido y el movimiento queda registrado en el Kardex y en la bitácora con motivo justificado, permitiendo trazabilidad total.</w:t>
+              <w:t xml:space="preserve">El stock disponible queda actualizado; </w:t>
+            </w:r>
+            <w:proofErr w:type="spellStart"/>
+            <w:r>
+              <w:t>movimientos_inventario</w:t>
+            </w:r>
+            <w:proofErr w:type="spellEnd"/>
+            <w:r>
+              <w:t xml:space="preserve"> tiene el movimiento con </w:t>
+            </w:r>
+            <w:proofErr w:type="spellStart"/>
+            <w:r>
+              <w:t>stock_anterior</w:t>
+            </w:r>
+            <w:proofErr w:type="spellEnd"/>
+            <w:r>
+              <w:t>/</w:t>
+            </w:r>
+            <w:proofErr w:type="spellStart"/>
+            <w:r>
+              <w:t>stock_posterior</w:t>
+            </w:r>
+            <w:proofErr w:type="spellEnd"/>
+            <w:r>
+              <w:t xml:space="preserve"> correctos; el </w:t>
+            </w:r>
+            <w:proofErr w:type="spellStart"/>
+            <w:r>
+              <w:t>kardex</w:t>
+            </w:r>
+            <w:proofErr w:type="spellEnd"/>
+            <w:r>
+              <w:t xml:space="preserve"> (/</w:t>
+            </w:r>
+            <w:proofErr w:type="spellStart"/>
+            <w:r>
+              <w:t>admin</w:t>
+            </w:r>
+            <w:proofErr w:type="spellEnd"/>
+            <w:r>
+              <w:t>/inventario/</w:t>
+            </w:r>
+            <w:proofErr w:type="spellStart"/>
+            <w:r>
+              <w:t>kardex</w:t>
+            </w:r>
+            <w:proofErr w:type="spellEnd"/>
+            <w:r>
+              <w:t xml:space="preserve">) refleja el ajuste/merma; hay registro en </w:t>
+            </w:r>
+            <w:proofErr w:type="spellStart"/>
+            <w:r>
+              <w:t>bitacora_auditoria</w:t>
+            </w:r>
+            <w:proofErr w:type="spellEnd"/>
+            <w:r>
+              <w:t>.</w:t>
             </w:r>
           </w:p>
         </w:tc>
@@ -43668,11 +41026,7 @@
               </w:rPr>
             </w:pPr>
             <w:r>
-              <w:rPr>
-                <w:sz w:val="20"/>
-                <w:szCs w:val="20"/>
-              </w:rPr>
-              <w:t>EXCEPCIONES (Flujo Secundario)</w:t>
+              <w:t>EXCEPCIONES</w:t>
             </w:r>
           </w:p>
         </w:tc>
@@ -43688,11 +41042,51 @@
               </w:rPr>
             </w:pPr>
             <w:r>
-              <w:rPr>
-                <w:sz w:val="20"/>
-                <w:szCs w:val="20"/>
-              </w:rPr>
-              <w:t>- E1: Stock insuficiente. Retorna 422 "Stock insuficiente para el ajuste." - E2: Motivo vacío. Retorna 422 "El motivo es obligatorio para registrar un ajuste." - E3: Acceso a otra sucursal. Retorna 403 "No tiene permisos para ajustar inventario de esta sucursal." - E4: Sin permisos. Botón oculto.</w:t>
+              <w:t xml:space="preserve">E1. Cantidad &gt; stock disponible → retorna 422 "Stock insuficiente para el ajuste." E2. Motivo vacío o menor a 3 caracteres → 422 "El motivo es obligatorio…". E3. Encargado </w:t>
+            </w:r>
+            <w:r>
+              <w:lastRenderedPageBreak/>
+              <w:t xml:space="preserve">con </w:t>
+            </w:r>
+            <w:proofErr w:type="spellStart"/>
+            <w:r>
+              <w:t>id_sucursal</w:t>
+            </w:r>
+            <w:proofErr w:type="spellEnd"/>
+            <w:r>
+              <w:t xml:space="preserve"> distinta a la suya, o </w:t>
+            </w:r>
+            <w:proofErr w:type="spellStart"/>
+            <w:r>
+              <w:t>admin</w:t>
+            </w:r>
+            <w:proofErr w:type="spellEnd"/>
+            <w:r>
+              <w:t xml:space="preserve"> sin </w:t>
+            </w:r>
+            <w:proofErr w:type="spellStart"/>
+            <w:r>
+              <w:t>id_sucursal</w:t>
+            </w:r>
+            <w:proofErr w:type="spellEnd"/>
+            <w:r>
+              <w:t xml:space="preserve"> → 403/422 respectivamente. E4. </w:t>
+            </w:r>
+            <w:proofErr w:type="spellStart"/>
+            <w:r>
+              <w:t>USuario</w:t>
+            </w:r>
+            <w:proofErr w:type="spellEnd"/>
+            <w:r>
+              <w:t xml:space="preserve"> sin </w:t>
+            </w:r>
+            <w:proofErr w:type="spellStart"/>
+            <w:r>
+              <w:t>gestionar_inventario</w:t>
+            </w:r>
+            <w:proofErr w:type="spellEnd"/>
+            <w:r>
+              <w:t xml:space="preserve"> (cliente/cajero) → 403 "No tienes permiso para registrar ajustes de inventario." E5. Cantidad cero o no entera → 422.</w:t>
             </w:r>
           </w:p>
         </w:tc>
@@ -44148,99 +41542,89 @@
                 <w:sz w:val="20"/>
                 <w:szCs w:val="20"/>
               </w:rPr>
+              <w:t xml:space="preserve"> { </w:t>
+            </w:r>
+            <w:proofErr w:type="spellStart"/>
+            <w:r>
+              <w:rPr>
+                <w:sz w:val="20"/>
+                <w:szCs w:val="20"/>
+              </w:rPr>
+              <w:t>items</w:t>
+            </w:r>
+            <w:proofErr w:type="spellEnd"/>
+            <w:r>
+              <w:rPr>
+                <w:sz w:val="20"/>
+                <w:szCs w:val="20"/>
+              </w:rPr>
+              <w:t xml:space="preserve">: [{ </w:t>
+            </w:r>
+            <w:proofErr w:type="spellStart"/>
+            <w:r>
+              <w:rPr>
+                <w:sz w:val="20"/>
+                <w:szCs w:val="20"/>
+              </w:rPr>
+              <w:t>id_producto</w:t>
+            </w:r>
+            <w:proofErr w:type="spellEnd"/>
+            <w:r>
+              <w:rPr>
+                <w:sz w:val="20"/>
+                <w:szCs w:val="20"/>
+              </w:rPr>
+              <w:t xml:space="preserve">, </w:t>
+            </w:r>
+            <w:proofErr w:type="spellStart"/>
+            <w:r>
+              <w:rPr>
+                <w:sz w:val="20"/>
+                <w:szCs w:val="20"/>
+              </w:rPr>
+              <w:t>id_sucursal</w:t>
+            </w:r>
+            <w:proofErr w:type="spellEnd"/>
+            <w:r>
+              <w:rPr>
+                <w:sz w:val="20"/>
+                <w:szCs w:val="20"/>
+              </w:rPr>
+              <w:t xml:space="preserve">, </w:t>
+            </w:r>
+            <w:proofErr w:type="spellStart"/>
+            <w:r>
+              <w:rPr>
+                <w:sz w:val="20"/>
+                <w:szCs w:val="20"/>
+              </w:rPr>
+              <w:t>stock_minimo</w:t>
+            </w:r>
+            <w:proofErr w:type="spellEnd"/>
+            <w:r>
+              <w:rPr>
+                <w:sz w:val="20"/>
+                <w:szCs w:val="20"/>
+              </w:rPr>
+              <w:t xml:space="preserve"> }] }. El </w:t>
+            </w:r>
+            <w:proofErr w:type="spellStart"/>
+            <w:r>
+              <w:rPr>
+                <w:sz w:val="20"/>
+                <w:szCs w:val="20"/>
+              </w:rPr>
+              <w:t>endpoint</w:t>
+            </w:r>
+            <w:proofErr w:type="spellEnd"/>
+            <w:r>
+              <w:rPr>
+                <w:sz w:val="20"/>
+                <w:szCs w:val="20"/>
+              </w:rPr>
               <w:t xml:space="preserve"> </w:t>
             </w:r>
-            <w:proofErr w:type="gramStart"/>
-            <w:r>
-              <w:rPr>
-                <w:sz w:val="20"/>
-                <w:szCs w:val="20"/>
-              </w:rPr>
-              <w:t xml:space="preserve">{ </w:t>
-            </w:r>
-            <w:proofErr w:type="spellStart"/>
-            <w:r>
-              <w:rPr>
-                <w:sz w:val="20"/>
-                <w:szCs w:val="20"/>
-              </w:rPr>
-              <w:t>items</w:t>
-            </w:r>
-            <w:proofErr w:type="spellEnd"/>
-            <w:proofErr w:type="gramEnd"/>
-            <w:r>
-              <w:rPr>
-                <w:sz w:val="20"/>
-                <w:szCs w:val="20"/>
-              </w:rPr>
-              <w:t xml:space="preserve">: [{ </w:t>
-            </w:r>
-            <w:proofErr w:type="spellStart"/>
-            <w:r>
-              <w:rPr>
-                <w:sz w:val="20"/>
-                <w:szCs w:val="20"/>
-              </w:rPr>
-              <w:t>id_producto</w:t>
-            </w:r>
-            <w:proofErr w:type="spellEnd"/>
-            <w:r>
-              <w:rPr>
-                <w:sz w:val="20"/>
-                <w:szCs w:val="20"/>
-              </w:rPr>
-              <w:t xml:space="preserve">, </w:t>
-            </w:r>
-            <w:proofErr w:type="spellStart"/>
-            <w:r>
-              <w:rPr>
-                <w:sz w:val="20"/>
-                <w:szCs w:val="20"/>
-              </w:rPr>
-              <w:t>id_sucursal</w:t>
-            </w:r>
-            <w:proofErr w:type="spellEnd"/>
-            <w:r>
-              <w:rPr>
-                <w:sz w:val="20"/>
-                <w:szCs w:val="20"/>
-              </w:rPr>
-              <w:t xml:space="preserve">, </w:t>
-            </w:r>
-            <w:proofErr w:type="spellStart"/>
-            <w:r>
-              <w:rPr>
-                <w:sz w:val="20"/>
-                <w:szCs w:val="20"/>
-              </w:rPr>
-              <w:t>stock_minimo</w:t>
-            </w:r>
-            <w:proofErr w:type="spellEnd"/>
-            <w:r>
-              <w:rPr>
-                <w:sz w:val="20"/>
-                <w:szCs w:val="20"/>
-              </w:rPr>
-              <w:t xml:space="preserve"> }] }. El </w:t>
-            </w:r>
-            <w:proofErr w:type="spellStart"/>
-            <w:r>
-              <w:rPr>
-                <w:sz w:val="20"/>
-                <w:szCs w:val="20"/>
-              </w:rPr>
-              <w:t>endpoint</w:t>
-            </w:r>
-            <w:proofErr w:type="spellEnd"/>
-            <w:r>
-              <w:rPr>
-                <w:sz w:val="20"/>
-                <w:szCs w:val="20"/>
-              </w:rPr>
-              <w:t xml:space="preserve"> </w:t>
-            </w:r>
-            <w:proofErr w:type="spellStart"/>
-            <w:proofErr w:type="gramStart"/>
+            <w:proofErr w:type="spellStart"/>
             <w:r>
               <w:rPr>
                 <w:sz w:val="20"/>
@@ -44249,7 +41633,6 @@
               <w:t>alertas.configurar</w:t>
             </w:r>
             <w:proofErr w:type="spellEnd"/>
-            <w:proofErr w:type="gramEnd"/>
             <w:r>
               <w:rPr>
                 <w:sz w:val="20"/>
@@ -44672,21 +42055,12 @@
               <w:t xml:space="preserve">' en </w:t>
             </w:r>
             <w:proofErr w:type="spellStart"/>
-            <w:proofErr w:type="gramStart"/>
-            <w:r>
-              <w:rPr>
-                <w:sz w:val="20"/>
-                <w:szCs w:val="20"/>
-              </w:rPr>
-              <w:t>roles.permisos</w:t>
-            </w:r>
-            <w:proofErr w:type="gramEnd"/>
-            <w:r>
-              <w:rPr>
-                <w:sz w:val="20"/>
-                <w:szCs w:val="20"/>
-              </w:rPr>
-              <w:t>_json</w:t>
+            <w:r>
+              <w:rPr>
+                <w:sz w:val="20"/>
+                <w:szCs w:val="20"/>
+              </w:rPr>
+              <w:t>roles.permisos_json</w:t>
             </w:r>
             <w:proofErr w:type="spellEnd"/>
             <w:r>
@@ -46247,21 +43621,12 @@
               <w:t xml:space="preserve">' en </w:t>
             </w:r>
             <w:proofErr w:type="spellStart"/>
-            <w:proofErr w:type="gramStart"/>
-            <w:r>
-              <w:rPr>
-                <w:sz w:val="20"/>
-                <w:szCs w:val="20"/>
-              </w:rPr>
-              <w:t>roles.permisos</w:t>
-            </w:r>
-            <w:proofErr w:type="gramEnd"/>
-            <w:r>
-              <w:rPr>
-                <w:sz w:val="20"/>
-                <w:szCs w:val="20"/>
-              </w:rPr>
-              <w:t>_json</w:t>
+            <w:r>
+              <w:rPr>
+                <w:sz w:val="20"/>
+                <w:szCs w:val="20"/>
+              </w:rPr>
+              <w:t>roles.permisos_json</w:t>
             </w:r>
             <w:proofErr w:type="spellEnd"/>
             <w:r>
@@ -47321,13 +44686,8 @@
               <w:t xml:space="preserve">- Permiso 'respaldos' en </w:t>
             </w:r>
             <w:proofErr w:type="spellStart"/>
-            <w:proofErr w:type="gramStart"/>
-            <w:r>
-              <w:t>roles.permisos</w:t>
-            </w:r>
-            <w:proofErr w:type="gramEnd"/>
-            <w:r>
-              <w:t>_json</w:t>
+            <w:r>
+              <w:t>roles.permisos_json</w:t>
             </w:r>
             <w:proofErr w:type="spellEnd"/>
             <w:r>
@@ -47593,21 +44953,7 @@
               <w:rPr>
                 <w:rFonts w:ascii="Arial Unicode MS" w:eastAsia="Arial Unicode MS" w:hAnsi="Arial Unicode MS" w:cs="Arial Unicode MS"/>
               </w:rPr>
-              <w:t xml:space="preserve"> </w:t>
-            </w:r>
-            <w:proofErr w:type="gramStart"/>
-            <w:r>
-              <w:rPr>
-                <w:rFonts w:ascii="Arial Unicode MS" w:eastAsia="Arial Unicode MS" w:hAnsi="Arial Unicode MS" w:cs="Arial Unicode MS"/>
-              </w:rPr>
-              <w:t>→ .</w:t>
-            </w:r>
-            <w:proofErr w:type="gramEnd"/>
-            <w:r>
-              <w:rPr>
-                <w:rFonts w:ascii="Arial Unicode MS" w:eastAsia="Arial Unicode MS" w:hAnsi="Arial Unicode MS" w:cs="Arial Unicode MS"/>
-              </w:rPr>
-              <w:t xml:space="preserve">sql.gz (18.5 MB). 12. Sube a S3. 13. UPDATE respaldos SET estado='Exitoso', </w:t>
+              <w:t xml:space="preserve"> → .sql.gz (18.5 MB). 12. Sube a S3. 13. UPDATE respaldos SET estado='Exitoso', </w:t>
             </w:r>
             <w:proofErr w:type="spellStart"/>
             <w:r>
@@ -50120,6 +47466,7 @@
     <w:p>
       <w:pPr>
         <w:pStyle w:val="Ttulo3"/>
+        <w:ind w:firstLine="0"/>
       </w:pPr>
       <w:r>
         <w:lastRenderedPageBreak/>
